--- a/pr-preview/pr-409/classification-handout.docx
+++ b/pr-preview/pr-409/classification-handout.docx
@@ -15,10 +15,10 @@
         <w:pStyle w:val="Date"/>
       </w:pPr>
       <w:r>
-        <w:t xml:space="preserve">Last modified: 2026-10-20 11:40:40 (PDT)</w:t>
+        <w:t xml:space="preserve">Last modified: 2026-10-20 13:48:06 (PDT)</w:t>
       </w:r>
     </w:p>
-    <w:bookmarkStart w:id="18" w:name="introduction"/>
+    <w:bookmarkStart w:id="32" w:name="introduction"/>
     <w:p>
       <w:pPr>
         <w:pStyle w:val="Heading2"/>
@@ -555,10 +555,2478 @@
       <w:bookmarkEnd w:id="13"/>
     </w:p>
     <w:bookmarkEnd w:id="14"/>
-    <w:bookmarkStart w:id="16" w:name="exm-classification"/>
+    <w:bookmarkStart w:id="16" w:name="def-binary-classification"/>
     <w:p>
       <w:pPr>
         <w:pStyle w:val="FirstParagraph"/>
+      </w:pPr>
+      <w:r>
+        <w:rPr>
+          <w:b/>
+          <w:bCs/>
+        </w:rPr>
+        <w:t xml:space="preserve">Definition 4 (Binary classification)</w:t>
+      </w:r>
+      <w:r>
+        <w:t xml:space="preserve"> </w:t>
+      </w:r>
+      <w:r>
+        <w:t xml:space="preserve">A</w:t>
+      </w:r>
+      <w:r>
+        <w:t xml:space="preserve"> </w:t>
+      </w:r>
+      <w:r>
+        <w:rPr>
+          <w:b/>
+          <w:bCs/>
+        </w:rPr>
+        <w:t xml:space="preserve">binary classification problem</w:t>
+      </w:r>
+      <w:r>
+        <w:t xml:space="preserve"> </w:t>
+      </w:r>
+      <w:r>
+        <w:t xml:space="preserve">is a</w:t>
+      </w:r>
+      <w:r>
+        <w:t xml:space="preserve"> </w:t>
+      </w:r>
+      <w:hyperlink w:anchor="def-classification">
+        <w:r>
+          <w:rPr>
+            <w:rStyle w:val="Hyperlink"/>
+          </w:rPr>
+          <w:t xml:space="preserve">classification problem</w:t>
+        </w:r>
+      </w:hyperlink>
+      <w:r>
+        <w:t xml:space="preserve"> </w:t>
+      </w:r>
+      <w:r>
+        <w:t xml:space="preserve">whose set of</w:t>
+      </w:r>
+      <w:r>
+        <w:t xml:space="preserve"> </w:t>
+      </w:r>
+      <w:hyperlink w:anchor="def-class">
+        <w:r>
+          <w:rPr>
+            <w:rStyle w:val="Hyperlink"/>
+          </w:rPr>
+          <w:t xml:space="preserve">classes</w:t>
+        </w:r>
+      </w:hyperlink>
+      <w:r>
+        <w:t xml:space="preserve"> </w:t>
+      </w:r>
+      <m:oMath>
+        <m:r>
+          <m:rPr>
+            <m:scr m:val="script"/>
+            <m:sty m:val="p"/>
+          </m:rPr>
+          <m:t>C</m:t>
+        </m:r>
+      </m:oMath>
+      <w:r>
+        <w:t xml:space="preserve"> </w:t>
+      </w:r>
+      <w:r>
+        <w:t xml:space="preserve">consists of</w:t>
+      </w:r>
+      <w:r>
+        <w:t xml:space="preserve"> </w:t>
+      </w:r>
+      <m:oMath>
+        <m:r>
+          <m:t>K</m:t>
+        </m:r>
+        <m:r>
+          <m:rPr>
+            <m:sty m:val="p"/>
+          </m:rPr>
+          <m:t>=</m:t>
+        </m:r>
+        <m:r>
+          <m:t>2</m:t>
+        </m:r>
+      </m:oMath>
+      <w:r>
+        <w:t xml:space="preserve"> </w:t>
+      </w:r>
+      <w:r>
+        <w:t xml:space="preserve">distinct categories,</w:t>
+      </w:r>
+      <w:r>
+        <w:t xml:space="preserve"> </w:t>
+      </w:r>
+      <w:r>
+        <w:t xml:space="preserve">one representing the presence of a condition of interest (</w:t>
+      </w:r>
+      <m:oMath>
+        <m:sSub>
+          <m:e>
+            <m:r>
+              <m:t>k</m:t>
+            </m:r>
+          </m:e>
+          <m:sub>
+            <m:r>
+              <m:t>1</m:t>
+            </m:r>
+          </m:sub>
+        </m:sSub>
+      </m:oMath>
+      <w:r>
+        <w:t xml:space="preserve">)</w:t>
+      </w:r>
+      <w:r>
+        <w:t xml:space="preserve"> </w:t>
+      </w:r>
+      <w:r>
+        <w:t xml:space="preserve">and the other representing its absence (</w:t>
+      </w:r>
+      <m:oMath>
+        <m:sSub>
+          <m:e>
+            <m:r>
+              <m:t>k</m:t>
+            </m:r>
+          </m:e>
+          <m:sub>
+            <m:r>
+              <m:t>0</m:t>
+            </m:r>
+          </m:sub>
+        </m:sSub>
+      </m:oMath>
+      <w:r>
+        <w:t xml:space="preserve">):</w:t>
+      </w:r>
+    </w:p>
+    <w:p>
+      <w:pPr>
+        <w:pStyle w:val="BodyText"/>
+      </w:pPr>
+      <w:bookmarkStart w:id="15" w:name="eq-binary-classification"/>
+      <m:oMathPara>
+        <m:oMathParaPr>
+          <m:jc m:val="center"/>
+        </m:oMathParaPr>
+        <m:oMath>
+          <m:r>
+            <m:rPr>
+              <m:scr m:val="script"/>
+              <m:sty m:val="p"/>
+            </m:rPr>
+            <m:t>C</m:t>
+          </m:r>
+          <m:r>
+            <m:rPr>
+              <m:sty m:val="p"/>
+            </m:rPr>
+            <m:t>=</m:t>
+          </m:r>
+          <m:r>
+            <m:t>​</m:t>
+          </m:r>
+          <m:d>
+            <m:dPr>
+              <m:begChr m:val="{"/>
+              <m:sepChr m:val=""/>
+              <m:endChr m:val="}"/>
+              <m:grow/>
+            </m:dPr>
+            <m:e>
+              <m:sSub>
+                <m:e>
+                  <m:r>
+                    <m:t>k</m:t>
+                  </m:r>
+                </m:e>
+                <m:sub>
+                  <m:r>
+                    <m:t>1</m:t>
+                  </m:r>
+                </m:sub>
+              </m:sSub>
+              <m:r>
+                <m:rPr>
+                  <m:sty m:val="p"/>
+                </m:rPr>
+                <m:t>,</m:t>
+              </m:r>
+              <m:sSub>
+                <m:e>
+                  <m:r>
+                    <m:t>k</m:t>
+                  </m:r>
+                </m:e>
+                <m:sub>
+                  <m:r>
+                    <m:t>0</m:t>
+                  </m:r>
+                </m:sub>
+              </m:sSub>
+            </m:e>
+          </m:d>
+          <m:r>
+            <m:t>​</m:t>
+          </m:r>
+          <m:r>
+            <m:rPr>
+              <m:sty m:val="p"/>
+            </m:rPr>
+            <m:t>,</m:t>
+          </m:r>
+          <m:r>
+            <m:t> </m:t>
+          </m:r>
+          <m:r>
+            <m:t>​</m:t>
+          </m:r>
+          <m:d>
+            <m:dPr>
+              <m:begChr m:val="|"/>
+              <m:sepChr m:val=""/>
+              <m:endChr m:val="|"/>
+              <m:grow/>
+            </m:dPr>
+            <m:e>
+              <m:r>
+                <m:rPr>
+                  <m:scr m:val="script"/>
+                  <m:sty m:val="p"/>
+                </m:rPr>
+                <m:t>C</m:t>
+              </m:r>
+            </m:e>
+          </m:d>
+          <m:r>
+            <m:t>​</m:t>
+          </m:r>
+          <m:r>
+            <m:rPr>
+              <m:sty m:val="p"/>
+            </m:rPr>
+            <m:t>=</m:t>
+          </m:r>
+          <m:r>
+            <m:t>2</m:t>
+          </m:r>
+          <m:r>
+            <m:t>  </m:t>
+          </m:r>
+          <m:r>
+            <m:rPr>
+              <m:sty m:val="p"/>
+            </m:rPr>
+            <m:t>(</m:t>
+          </m:r>
+          <m:r>
+            <m:t>2</m:t>
+          </m:r>
+          <m:r>
+            <m:rPr>
+              <m:sty m:val="p"/>
+            </m:rPr>
+            <m:t>)</m:t>
+          </m:r>
+        </m:oMath>
+      </m:oMathPara>
+      <w:bookmarkEnd w:id="15"/>
+    </w:p>
+    <w:p>
+      <w:pPr>
+        <w:pStyle w:val="FirstParagraph"/>
+      </w:pPr>
+      <w:r>
+        <w:t xml:space="preserve">Source:</w:t>
+      </w:r>
+      <w:r>
+        <w:t xml:space="preserve"> </w:t>
+      </w:r>
+      <w:r>
+        <w:t xml:space="preserve">Wikipedia contributors [2]</w:t>
+      </w:r>
+      <w:r>
+        <w:t xml:space="preserve">.</w:t>
+      </w:r>
+    </w:p>
+    <w:bookmarkEnd w:id="16"/>
+    <w:bookmarkStart w:id="20" w:name="def-positive-classification"/>
+    <w:p>
+      <w:pPr>
+        <w:pStyle w:val="BodyText"/>
+      </w:pPr>
+      <w:r>
+        <w:rPr>
+          <w:b/>
+          <w:bCs/>
+        </w:rPr>
+        <w:t xml:space="preserve">Definition 5 (Positive classification)</w:t>
+      </w:r>
+      <w:r>
+        <w:t xml:space="preserve"> </w:t>
+      </w:r>
+      <w:r>
+        <w:t xml:space="preserve">In a</w:t>
+      </w:r>
+      <w:r>
+        <w:t xml:space="preserve"> </w:t>
+      </w:r>
+      <w:hyperlink w:anchor="def-binary-classification">
+        <w:r>
+          <w:rPr>
+            <w:rStyle w:val="Hyperlink"/>
+          </w:rPr>
+          <w:t xml:space="preserve">binary classification problem</w:t>
+        </w:r>
+      </w:hyperlink>
+      <w:r>
+        <w:t xml:space="preserve"> </w:t>
+      </w:r>
+      <w:r>
+        <w:t xml:space="preserve">with</w:t>
+      </w:r>
+      <w:r>
+        <w:t xml:space="preserve"> </w:t>
+      </w:r>
+      <m:oMath>
+        <m:r>
+          <m:rPr>
+            <m:scr m:val="script"/>
+            <m:sty m:val="p"/>
+          </m:rPr>
+          <m:t>C</m:t>
+        </m:r>
+        <m:r>
+          <m:rPr>
+            <m:sty m:val="p"/>
+          </m:rPr>
+          <m:t>=</m:t>
+        </m:r>
+        <m:r>
+          <m:t>​</m:t>
+        </m:r>
+        <m:d>
+          <m:dPr>
+            <m:begChr m:val="{"/>
+            <m:sepChr m:val=""/>
+            <m:endChr m:val="}"/>
+            <m:grow/>
+          </m:dPr>
+          <m:e>
+            <m:sSub>
+              <m:e>
+                <m:r>
+                  <m:t>k</m:t>
+                </m:r>
+              </m:e>
+              <m:sub>
+                <m:r>
+                  <m:t>1</m:t>
+                </m:r>
+              </m:sub>
+            </m:sSub>
+            <m:r>
+              <m:rPr>
+                <m:sty m:val="p"/>
+              </m:rPr>
+              <m:t>,</m:t>
+            </m:r>
+            <m:sSub>
+              <m:e>
+                <m:r>
+                  <m:t>k</m:t>
+                </m:r>
+              </m:e>
+              <m:sub>
+                <m:r>
+                  <m:t>0</m:t>
+                </m:r>
+              </m:sub>
+            </m:sSub>
+          </m:e>
+        </m:d>
+        <m:r>
+          <m:t>​</m:t>
+        </m:r>
+      </m:oMath>
+      <w:r>
+        <w:t xml:space="preserve">,</w:t>
+      </w:r>
+      <w:r>
+        <w:t xml:space="preserve"> </w:t>
+      </w:r>
+      <w:r>
+        <w:t xml:space="preserve">for an observation drawn from a</w:t>
+      </w:r>
+      <w:r>
+        <w:t xml:space="preserve"> </w:t>
+      </w:r>
+      <w:hyperlink r:id="rId17">
+        <w:r>
+          <w:rPr>
+            <w:rStyle w:val="Hyperlink"/>
+          </w:rPr>
+          <w:t xml:space="preserve">population</w:t>
+        </w:r>
+      </w:hyperlink>
+      <w:r>
+        <w:t xml:space="preserve"> </w:t>
+      </w:r>
+      <w:r>
+        <w:t xml:space="preserve">and assigned</w:t>
+      </w:r>
+      <w:r>
+        <w:t xml:space="preserve"> </w:t>
+      </w:r>
+      <w:hyperlink w:anchor="def-class">
+        <w:r>
+          <w:rPr>
+            <w:rStyle w:val="Hyperlink"/>
+          </w:rPr>
+          <w:t xml:space="preserve">class</w:t>
+        </w:r>
+      </w:hyperlink>
+      <w:r>
+        <w:t xml:space="preserve"> </w:t>
+      </w:r>
+      <m:oMath>
+        <m:r>
+          <m:t>Y</m:t>
+        </m:r>
+        <m:r>
+          <m:rPr>
+            <m:sty m:val="p"/>
+          </m:rPr>
+          <m:t>∈</m:t>
+        </m:r>
+        <m:r>
+          <m:rPr>
+            <m:scr m:val="script"/>
+            <m:sty m:val="p"/>
+          </m:rPr>
+          <m:t>C</m:t>
+        </m:r>
+      </m:oMath>
+      <w:r>
+        <w:t xml:space="preserve"> </w:t>
+      </w:r>
+      <w:r>
+        <w:t xml:space="preserve">(for example,</w:t>
+      </w:r>
+      <w:r>
+        <w:t xml:space="preserve"> </w:t>
+      </w:r>
+      <m:oMath>
+        <m:r>
+          <m:t>Y</m:t>
+        </m:r>
+        <m:r>
+          <m:rPr>
+            <m:sty m:val="p"/>
+          </m:rPr>
+          <m:t>=</m:t>
+        </m:r>
+        <m:r>
+          <m:t>c</m:t>
+        </m:r>
+        <m:r>
+          <m:rPr>
+            <m:sty m:val="p"/>
+          </m:rPr>
+          <m:t>(</m:t>
+        </m:r>
+        <m:r>
+          <m:t>X</m:t>
+        </m:r>
+        <m:r>
+          <m:rPr>
+            <m:sty m:val="p"/>
+          </m:rPr>
+          <m:t>)</m:t>
+        </m:r>
+      </m:oMath>
+      <w:r>
+        <w:t xml:space="preserve"> </w:t>
+      </w:r>
+      <w:r>
+        <w:t xml:space="preserve">when a</w:t>
+      </w:r>
+      <w:r>
+        <w:t xml:space="preserve"> </w:t>
+      </w:r>
+      <w:hyperlink w:anchor="def-classification-rule">
+        <w:r>
+          <w:rPr>
+            <w:rStyle w:val="Hyperlink"/>
+          </w:rPr>
+          <w:t xml:space="preserve">classification rule</w:t>
+        </w:r>
+      </w:hyperlink>
+      <w:r>
+        <w:t xml:space="preserve"> </w:t>
+      </w:r>
+      <m:oMath>
+        <m:r>
+          <m:t>c</m:t>
+        </m:r>
+      </m:oMath>
+      <w:r>
+        <w:t xml:space="preserve"> </w:t>
+      </w:r>
+      <w:r>
+        <w:t xml:space="preserve">classifies the observation from its feature</w:t>
+      </w:r>
+      <w:r>
+        <w:t xml:space="preserve"> </w:t>
+      </w:r>
+      <m:oMath>
+        <m:r>
+          <m:t>X</m:t>
+        </m:r>
+      </m:oMath>
+      <w:r>
+        <w:t xml:space="preserve">),</w:t>
+      </w:r>
+      <w:r>
+        <w:t xml:space="preserve"> </w:t>
+      </w:r>
+      <w:r>
+        <w:t xml:space="preserve">a</w:t>
+      </w:r>
+      <w:r>
+        <w:t xml:space="preserve"> </w:t>
+      </w:r>
+      <w:r>
+        <w:rPr>
+          <w:b/>
+          <w:bCs/>
+        </w:rPr>
+        <w:t xml:space="preserve">positive classification</w:t>
+      </w:r>
+      <w:r>
+        <w:t xml:space="preserve"> </w:t>
+      </w:r>
+      <w:r>
+        <w:t xml:space="preserve">(also called</w:t>
+      </w:r>
+      <w:r>
+        <w:t xml:space="preserve"> </w:t>
+      </w:r>
+      <w:r>
+        <w:rPr>
+          <w:b/>
+          <w:bCs/>
+        </w:rPr>
+        <w:t xml:space="preserve">positive</w:t>
+      </w:r>
+      <w:r>
+        <w:t xml:space="preserve">, and written</w:t>
+      </w:r>
+      <w:r>
+        <w:t xml:space="preserve"> </w:t>
+      </w:r>
+      <m:oMath>
+        <m:r>
+          <m:rPr>
+            <m:sty m:val="p"/>
+          </m:rPr>
+          <m:t>+</m:t>
+        </m:r>
+      </m:oMath>
+      <w:r>
+        <w:t xml:space="preserve">)</w:t>
+      </w:r>
+      <w:r>
+        <w:t xml:space="preserve"> </w:t>
+      </w:r>
+      <w:r>
+        <w:t xml:space="preserve">is the</w:t>
+      </w:r>
+      <w:r>
+        <w:t xml:space="preserve"> </w:t>
+      </w:r>
+      <w:hyperlink r:id="rId18">
+        <w:r>
+          <w:rPr>
+            <w:rStyle w:val="Hyperlink"/>
+          </w:rPr>
+          <w:t xml:space="preserve">event</w:t>
+        </w:r>
+      </w:hyperlink>
+      <w:r>
+        <w:t xml:space="preserve"> </w:t>
+      </w:r>
+      <w:r>
+        <w:t xml:space="preserve">that the observation is assigned to</w:t>
+      </w:r>
+      <w:r>
+        <w:t xml:space="preserve"> </w:t>
+      </w:r>
+      <m:oMath>
+        <m:sSub>
+          <m:e>
+            <m:r>
+              <m:t>k</m:t>
+            </m:r>
+          </m:e>
+          <m:sub>
+            <m:r>
+              <m:t>1</m:t>
+            </m:r>
+          </m:sub>
+        </m:sSub>
+      </m:oMath>
+      <w:r>
+        <w:t xml:space="preserve">:</w:t>
+      </w:r>
+    </w:p>
+    <w:p>
+      <w:pPr>
+        <w:pStyle w:val="BodyText"/>
+      </w:pPr>
+      <w:bookmarkStart w:id="19" w:name="eq-positive-classification"/>
+      <m:oMathPara>
+        <m:oMathParaPr>
+          <m:jc m:val="center"/>
+        </m:oMathParaPr>
+        <m:oMath>
+          <m:r>
+            <m:rPr>
+              <m:sty m:val="p"/>
+            </m:rPr>
+            <m:t>+</m:t>
+          </m:r>
+          <m:limUpp>
+            <m:e>
+              <m:r>
+                <m:rPr>
+                  <m:sty m:val="p"/>
+                </m:rPr>
+                <m:t>=</m:t>
+              </m:r>
+            </m:e>
+            <m:lim>
+              <m:r>
+                <m:rPr>
+                  <m:nor/>
+                  <m:sty m:val="p"/>
+                </m:rPr>
+                <m:t>def</m:t>
+              </m:r>
+            </m:lim>
+          </m:limUpp>
+          <m:r>
+            <m:t>​</m:t>
+          </m:r>
+          <m:d>
+            <m:dPr>
+              <m:begChr m:val="{"/>
+              <m:sepChr m:val=""/>
+              <m:endChr m:val="}"/>
+              <m:grow/>
+            </m:dPr>
+            <m:e>
+              <m:r>
+                <m:t>Y</m:t>
+              </m:r>
+              <m:r>
+                <m:rPr>
+                  <m:sty m:val="p"/>
+                </m:rPr>
+                <m:t>=</m:t>
+              </m:r>
+              <m:sSub>
+                <m:e>
+                  <m:r>
+                    <m:t>k</m:t>
+                  </m:r>
+                </m:e>
+                <m:sub>
+                  <m:r>
+                    <m:t>1</m:t>
+                  </m:r>
+                </m:sub>
+              </m:sSub>
+            </m:e>
+          </m:d>
+          <m:r>
+            <m:t>​</m:t>
+          </m:r>
+          <m:r>
+            <m:t>  </m:t>
+          </m:r>
+          <m:r>
+            <m:rPr>
+              <m:sty m:val="p"/>
+            </m:rPr>
+            <m:t>(</m:t>
+          </m:r>
+          <m:r>
+            <m:t>3</m:t>
+          </m:r>
+          <m:r>
+            <m:rPr>
+              <m:sty m:val="p"/>
+            </m:rPr>
+            <m:t>)</m:t>
+          </m:r>
+        </m:oMath>
+      </m:oMathPara>
+      <w:bookmarkEnd w:id="19"/>
+    </w:p>
+    <w:p>
+      <w:pPr>
+        <w:pStyle w:val="FirstParagraph"/>
+      </w:pPr>
+      <w:r>
+        <w:t xml:space="preserve">Source:</w:t>
+      </w:r>
+      <w:r>
+        <w:t xml:space="preserve"> </w:t>
+      </w:r>
+      <w:r>
+        <w:t xml:space="preserve">Wikipedia contributors [2]</w:t>
+      </w:r>
+      <w:r>
+        <w:t xml:space="preserve">;</w:t>
+      </w:r>
+      <w:r>
+        <w:t xml:space="preserve"> </w:t>
+      </w:r>
+      <w:r>
+        <w:t xml:space="preserve">Wikipedia contributors [3]</w:t>
+      </w:r>
+      <w:r>
+        <w:t xml:space="preserve">.</w:t>
+      </w:r>
+    </w:p>
+    <w:bookmarkEnd w:id="20"/>
+    <w:bookmarkStart w:id="22" w:name="def-negative-classification"/>
+    <w:p>
+      <w:pPr>
+        <w:pStyle w:val="BodyText"/>
+      </w:pPr>
+      <w:r>
+        <w:rPr>
+          <w:b/>
+          <w:bCs/>
+        </w:rPr>
+        <w:t xml:space="preserve">Definition 6 (Negative classification)</w:t>
+      </w:r>
+      <w:r>
+        <w:t xml:space="preserve"> </w:t>
+      </w:r>
+      <w:r>
+        <w:t xml:space="preserve">In a</w:t>
+      </w:r>
+      <w:r>
+        <w:t xml:space="preserve"> </w:t>
+      </w:r>
+      <w:hyperlink w:anchor="def-binary-classification">
+        <w:r>
+          <w:rPr>
+            <w:rStyle w:val="Hyperlink"/>
+          </w:rPr>
+          <w:t xml:space="preserve">binary classification problem</w:t>
+        </w:r>
+      </w:hyperlink>
+      <w:r>
+        <w:t xml:space="preserve"> </w:t>
+      </w:r>
+      <w:r>
+        <w:t xml:space="preserve">with</w:t>
+      </w:r>
+      <w:r>
+        <w:t xml:space="preserve"> </w:t>
+      </w:r>
+      <m:oMath>
+        <m:r>
+          <m:rPr>
+            <m:scr m:val="script"/>
+            <m:sty m:val="p"/>
+          </m:rPr>
+          <m:t>C</m:t>
+        </m:r>
+        <m:r>
+          <m:rPr>
+            <m:sty m:val="p"/>
+          </m:rPr>
+          <m:t>=</m:t>
+        </m:r>
+        <m:r>
+          <m:t>​</m:t>
+        </m:r>
+        <m:d>
+          <m:dPr>
+            <m:begChr m:val="{"/>
+            <m:sepChr m:val=""/>
+            <m:endChr m:val="}"/>
+            <m:grow/>
+          </m:dPr>
+          <m:e>
+            <m:sSub>
+              <m:e>
+                <m:r>
+                  <m:t>k</m:t>
+                </m:r>
+              </m:e>
+              <m:sub>
+                <m:r>
+                  <m:t>1</m:t>
+                </m:r>
+              </m:sub>
+            </m:sSub>
+            <m:r>
+              <m:rPr>
+                <m:sty m:val="p"/>
+              </m:rPr>
+              <m:t>,</m:t>
+            </m:r>
+            <m:sSub>
+              <m:e>
+                <m:r>
+                  <m:t>k</m:t>
+                </m:r>
+              </m:e>
+              <m:sub>
+                <m:r>
+                  <m:t>0</m:t>
+                </m:r>
+              </m:sub>
+            </m:sSub>
+          </m:e>
+        </m:d>
+        <m:r>
+          <m:t>​</m:t>
+        </m:r>
+      </m:oMath>
+      <w:r>
+        <w:t xml:space="preserve">,</w:t>
+      </w:r>
+      <w:r>
+        <w:t xml:space="preserve"> </w:t>
+      </w:r>
+      <w:r>
+        <w:t xml:space="preserve">for an observation drawn from a</w:t>
+      </w:r>
+      <w:r>
+        <w:t xml:space="preserve"> </w:t>
+      </w:r>
+      <w:hyperlink r:id="rId17">
+        <w:r>
+          <w:rPr>
+            <w:rStyle w:val="Hyperlink"/>
+          </w:rPr>
+          <w:t xml:space="preserve">population</w:t>
+        </w:r>
+      </w:hyperlink>
+      <w:r>
+        <w:t xml:space="preserve"> </w:t>
+      </w:r>
+      <w:r>
+        <w:t xml:space="preserve">and assigned</w:t>
+      </w:r>
+      <w:r>
+        <w:t xml:space="preserve"> </w:t>
+      </w:r>
+      <w:hyperlink w:anchor="def-class">
+        <w:r>
+          <w:rPr>
+            <w:rStyle w:val="Hyperlink"/>
+          </w:rPr>
+          <w:t xml:space="preserve">class</w:t>
+        </w:r>
+      </w:hyperlink>
+      <w:r>
+        <w:t xml:space="preserve"> </w:t>
+      </w:r>
+      <m:oMath>
+        <m:r>
+          <m:t>Y</m:t>
+        </m:r>
+        <m:r>
+          <m:rPr>
+            <m:sty m:val="p"/>
+          </m:rPr>
+          <m:t>∈</m:t>
+        </m:r>
+        <m:r>
+          <m:rPr>
+            <m:scr m:val="script"/>
+            <m:sty m:val="p"/>
+          </m:rPr>
+          <m:t>C</m:t>
+        </m:r>
+      </m:oMath>
+      <w:r>
+        <w:t xml:space="preserve"> </w:t>
+      </w:r>
+      <w:r>
+        <w:t xml:space="preserve">(for example,</w:t>
+      </w:r>
+      <w:r>
+        <w:t xml:space="preserve"> </w:t>
+      </w:r>
+      <m:oMath>
+        <m:r>
+          <m:t>Y</m:t>
+        </m:r>
+        <m:r>
+          <m:rPr>
+            <m:sty m:val="p"/>
+          </m:rPr>
+          <m:t>=</m:t>
+        </m:r>
+        <m:r>
+          <m:t>c</m:t>
+        </m:r>
+        <m:r>
+          <m:rPr>
+            <m:sty m:val="p"/>
+          </m:rPr>
+          <m:t>(</m:t>
+        </m:r>
+        <m:r>
+          <m:t>X</m:t>
+        </m:r>
+        <m:r>
+          <m:rPr>
+            <m:sty m:val="p"/>
+          </m:rPr>
+          <m:t>)</m:t>
+        </m:r>
+      </m:oMath>
+      <w:r>
+        <w:t xml:space="preserve"> </w:t>
+      </w:r>
+      <w:r>
+        <w:t xml:space="preserve">when a</w:t>
+      </w:r>
+      <w:r>
+        <w:t xml:space="preserve"> </w:t>
+      </w:r>
+      <w:hyperlink w:anchor="def-classification-rule">
+        <w:r>
+          <w:rPr>
+            <w:rStyle w:val="Hyperlink"/>
+          </w:rPr>
+          <w:t xml:space="preserve">classification rule</w:t>
+        </w:r>
+      </w:hyperlink>
+      <w:r>
+        <w:t xml:space="preserve"> </w:t>
+      </w:r>
+      <m:oMath>
+        <m:r>
+          <m:t>c</m:t>
+        </m:r>
+      </m:oMath>
+      <w:r>
+        <w:t xml:space="preserve"> </w:t>
+      </w:r>
+      <w:r>
+        <w:t xml:space="preserve">classifies the observation from its feature</w:t>
+      </w:r>
+      <w:r>
+        <w:t xml:space="preserve"> </w:t>
+      </w:r>
+      <m:oMath>
+        <m:r>
+          <m:t>X</m:t>
+        </m:r>
+      </m:oMath>
+      <w:r>
+        <w:t xml:space="preserve">),</w:t>
+      </w:r>
+      <w:r>
+        <w:t xml:space="preserve"> </w:t>
+      </w:r>
+      <w:r>
+        <w:t xml:space="preserve">a</w:t>
+      </w:r>
+      <w:r>
+        <w:t xml:space="preserve"> </w:t>
+      </w:r>
+      <w:r>
+        <w:rPr>
+          <w:b/>
+          <w:bCs/>
+        </w:rPr>
+        <w:t xml:space="preserve">negative classification</w:t>
+      </w:r>
+      <w:r>
+        <w:t xml:space="preserve"> </w:t>
+      </w:r>
+      <w:r>
+        <w:t xml:space="preserve">(also called</w:t>
+      </w:r>
+      <w:r>
+        <w:t xml:space="preserve"> </w:t>
+      </w:r>
+      <w:r>
+        <w:rPr>
+          <w:b/>
+          <w:bCs/>
+        </w:rPr>
+        <w:t xml:space="preserve">negative</w:t>
+      </w:r>
+      <w:r>
+        <w:t xml:space="preserve">, and written</w:t>
+      </w:r>
+      <w:r>
+        <w:t xml:space="preserve"> </w:t>
+      </w:r>
+      <m:oMath>
+        <m:r>
+          <m:rPr>
+            <m:sty m:val="p"/>
+          </m:rPr>
+          <m:t>−</m:t>
+        </m:r>
+      </m:oMath>
+      <w:r>
+        <w:t xml:space="preserve">)</w:t>
+      </w:r>
+      <w:r>
+        <w:t xml:space="preserve"> </w:t>
+      </w:r>
+      <w:r>
+        <w:t xml:space="preserve">is the</w:t>
+      </w:r>
+      <w:r>
+        <w:t xml:space="preserve"> </w:t>
+      </w:r>
+      <w:hyperlink r:id="rId18">
+        <w:r>
+          <w:rPr>
+            <w:rStyle w:val="Hyperlink"/>
+          </w:rPr>
+          <w:t xml:space="preserve">event</w:t>
+        </w:r>
+      </w:hyperlink>
+      <w:r>
+        <w:t xml:space="preserve"> </w:t>
+      </w:r>
+      <w:r>
+        <w:t xml:space="preserve">that the observation is assigned to</w:t>
+      </w:r>
+      <w:r>
+        <w:t xml:space="preserve"> </w:t>
+      </w:r>
+      <m:oMath>
+        <m:sSub>
+          <m:e>
+            <m:r>
+              <m:t>k</m:t>
+            </m:r>
+          </m:e>
+          <m:sub>
+            <m:r>
+              <m:t>0</m:t>
+            </m:r>
+          </m:sub>
+        </m:sSub>
+      </m:oMath>
+      <w:r>
+        <w:t xml:space="preserve">:</w:t>
+      </w:r>
+    </w:p>
+    <w:p>
+      <w:pPr>
+        <w:pStyle w:val="BodyText"/>
+      </w:pPr>
+      <w:bookmarkStart w:id="21" w:name="eq-negative-classification"/>
+      <m:oMathPara>
+        <m:oMathParaPr>
+          <m:jc m:val="center"/>
+        </m:oMathParaPr>
+        <m:oMath>
+          <m:r>
+            <m:rPr>
+              <m:sty m:val="p"/>
+            </m:rPr>
+            <m:t>−</m:t>
+          </m:r>
+          <m:limUpp>
+            <m:e>
+              <m:r>
+                <m:rPr>
+                  <m:sty m:val="p"/>
+                </m:rPr>
+                <m:t>=</m:t>
+              </m:r>
+            </m:e>
+            <m:lim>
+              <m:r>
+                <m:rPr>
+                  <m:nor/>
+                  <m:sty m:val="p"/>
+                </m:rPr>
+                <m:t>def</m:t>
+              </m:r>
+            </m:lim>
+          </m:limUpp>
+          <m:r>
+            <m:t>​</m:t>
+          </m:r>
+          <m:d>
+            <m:dPr>
+              <m:begChr m:val="{"/>
+              <m:sepChr m:val=""/>
+              <m:endChr m:val="}"/>
+              <m:grow/>
+            </m:dPr>
+            <m:e>
+              <m:r>
+                <m:t>Y</m:t>
+              </m:r>
+              <m:r>
+                <m:rPr>
+                  <m:sty m:val="p"/>
+                </m:rPr>
+                <m:t>=</m:t>
+              </m:r>
+              <m:sSub>
+                <m:e>
+                  <m:r>
+                    <m:t>k</m:t>
+                  </m:r>
+                </m:e>
+                <m:sub>
+                  <m:r>
+                    <m:t>0</m:t>
+                  </m:r>
+                </m:sub>
+              </m:sSub>
+            </m:e>
+          </m:d>
+          <m:r>
+            <m:t>​</m:t>
+          </m:r>
+          <m:r>
+            <m:t>  </m:t>
+          </m:r>
+          <m:r>
+            <m:rPr>
+              <m:sty m:val="p"/>
+            </m:rPr>
+            <m:t>(</m:t>
+          </m:r>
+          <m:r>
+            <m:t>4</m:t>
+          </m:r>
+          <m:r>
+            <m:rPr>
+              <m:sty m:val="p"/>
+            </m:rPr>
+            <m:t>)</m:t>
+          </m:r>
+        </m:oMath>
+      </m:oMathPara>
+      <w:bookmarkEnd w:id="21"/>
+    </w:p>
+    <w:p>
+      <w:pPr>
+        <w:pStyle w:val="FirstParagraph"/>
+      </w:pPr>
+      <w:r>
+        <w:t xml:space="preserve">Source:</w:t>
+      </w:r>
+      <w:r>
+        <w:t xml:space="preserve"> </w:t>
+      </w:r>
+      <w:r>
+        <w:t xml:space="preserve">Wikipedia contributors [2]</w:t>
+      </w:r>
+      <w:r>
+        <w:t xml:space="preserve">;</w:t>
+      </w:r>
+      <w:r>
+        <w:t xml:space="preserve"> </w:t>
+      </w:r>
+      <w:r>
+        <w:t xml:space="preserve">Wikipedia contributors [3]</w:t>
+      </w:r>
+      <w:r>
+        <w:t xml:space="preserve">.</w:t>
+      </w:r>
+    </w:p>
+    <w:bookmarkEnd w:id="22"/>
+    <w:bookmarkStart w:id="24" w:name="exr-negative-classification-complement"/>
+    <w:p>
+      <w:pPr>
+        <w:pStyle w:val="BodyText"/>
+      </w:pPr>
+      <w:r>
+        <w:rPr>
+          <w:b/>
+          <w:bCs/>
+        </w:rPr>
+        <w:t xml:space="preserve">Exercise 1 (Negative classification as a complement)</w:t>
+      </w:r>
+      <w:r>
+        <w:t xml:space="preserve"> </w:t>
+      </w:r>
+      <w:r>
+        <w:t xml:space="preserve">In a</w:t>
+      </w:r>
+      <w:r>
+        <w:t xml:space="preserve"> </w:t>
+      </w:r>
+      <w:hyperlink w:anchor="def-binary-classification">
+        <w:r>
+          <w:rPr>
+            <w:rStyle w:val="Hyperlink"/>
+          </w:rPr>
+          <w:t xml:space="preserve">binary classification problem</w:t>
+        </w:r>
+      </w:hyperlink>
+      <w:r>
+        <w:t xml:space="preserve"> </w:t>
+      </w:r>
+      <w:r>
+        <w:t xml:space="preserve">with</w:t>
+      </w:r>
+      <w:r>
+        <w:t xml:space="preserve"> </w:t>
+      </w:r>
+      <m:oMath>
+        <m:r>
+          <m:rPr>
+            <m:scr m:val="script"/>
+            <m:sty m:val="p"/>
+          </m:rPr>
+          <m:t>C</m:t>
+        </m:r>
+        <m:r>
+          <m:rPr>
+            <m:sty m:val="p"/>
+          </m:rPr>
+          <m:t>=</m:t>
+        </m:r>
+        <m:r>
+          <m:t>​</m:t>
+        </m:r>
+        <m:d>
+          <m:dPr>
+            <m:begChr m:val="{"/>
+            <m:sepChr m:val=""/>
+            <m:endChr m:val="}"/>
+            <m:grow/>
+          </m:dPr>
+          <m:e>
+            <m:sSub>
+              <m:e>
+                <m:r>
+                  <m:t>k</m:t>
+                </m:r>
+              </m:e>
+              <m:sub>
+                <m:r>
+                  <m:t>1</m:t>
+                </m:r>
+              </m:sub>
+            </m:sSub>
+            <m:r>
+              <m:rPr>
+                <m:sty m:val="p"/>
+              </m:rPr>
+              <m:t>,</m:t>
+            </m:r>
+            <m:sSub>
+              <m:e>
+                <m:r>
+                  <m:t>k</m:t>
+                </m:r>
+              </m:e>
+              <m:sub>
+                <m:r>
+                  <m:t>0</m:t>
+                </m:r>
+              </m:sub>
+            </m:sSub>
+          </m:e>
+        </m:d>
+        <m:r>
+          <m:t>​</m:t>
+        </m:r>
+      </m:oMath>
+      <w:r>
+        <w:t xml:space="preserve">,</w:t>
+      </w:r>
+      <w:r>
+        <w:t xml:space="preserve"> </w:t>
+      </w:r>
+      <w:r>
+        <w:t xml:space="preserve">show that when each observation is assigned a</w:t>
+      </w:r>
+      <w:r>
+        <w:t xml:space="preserve"> </w:t>
+      </w:r>
+      <w:hyperlink w:anchor="def-class">
+        <w:r>
+          <w:rPr>
+            <w:rStyle w:val="Hyperlink"/>
+          </w:rPr>
+          <w:t xml:space="preserve">class</w:t>
+        </w:r>
+      </w:hyperlink>
+      <w:r>
+        <w:t xml:space="preserve"> </w:t>
+      </w:r>
+      <m:oMath>
+        <m:r>
+          <m:t>Y</m:t>
+        </m:r>
+        <m:r>
+          <m:rPr>
+            <m:sty m:val="p"/>
+          </m:rPr>
+          <m:t>∈</m:t>
+        </m:r>
+        <m:r>
+          <m:rPr>
+            <m:scr m:val="script"/>
+            <m:sty m:val="p"/>
+          </m:rPr>
+          <m:t>C</m:t>
+        </m:r>
+      </m:oMath>
+      <w:r>
+        <w:t xml:space="preserve">,</w:t>
+      </w:r>
+      <w:r>
+        <w:t xml:space="preserve"> </w:t>
+      </w:r>
+      <w:r>
+        <w:t xml:space="preserve">the</w:t>
+      </w:r>
+      <w:r>
+        <w:t xml:space="preserve"> </w:t>
+      </w:r>
+      <w:hyperlink w:anchor="def-negative-classification">
+        <w:r>
+          <w:rPr>
+            <w:rStyle w:val="Hyperlink"/>
+          </w:rPr>
+          <w:t xml:space="preserve">negative classification</w:t>
+        </w:r>
+      </w:hyperlink>
+      <w:r>
+        <w:t xml:space="preserve"> </w:t>
+      </w:r>
+      <w:hyperlink r:id="rId18">
+        <w:r>
+          <w:rPr>
+            <w:rStyle w:val="Hyperlink"/>
+          </w:rPr>
+          <w:t xml:space="preserve">event</w:t>
+        </w:r>
+      </w:hyperlink>
+      <w:r>
+        <w:t xml:space="preserve"> </w:t>
+      </w:r>
+      <m:oMath>
+        <m:r>
+          <m:rPr>
+            <m:sty m:val="p"/>
+          </m:rPr>
+          <m:t>−</m:t>
+        </m:r>
+      </m:oMath>
+      <w:r>
+        <w:t xml:space="preserve"> </w:t>
+      </w:r>
+      <w:r>
+        <w:t xml:space="preserve">is the</w:t>
+      </w:r>
+      <w:r>
+        <w:t xml:space="preserve"> </w:t>
+      </w:r>
+      <w:hyperlink r:id="rId23">
+        <w:r>
+          <w:rPr>
+            <w:rStyle w:val="Hyperlink"/>
+          </w:rPr>
+          <w:t xml:space="preserve">complement</w:t>
+        </w:r>
+      </w:hyperlink>
+      <w:r>
+        <w:t xml:space="preserve"> </w:t>
+      </w:r>
+      <w:r>
+        <w:t xml:space="preserve">of the</w:t>
+      </w:r>
+      <w:r>
+        <w:t xml:space="preserve"> </w:t>
+      </w:r>
+      <w:hyperlink w:anchor="def-positive-classification">
+        <w:r>
+          <w:rPr>
+            <w:rStyle w:val="Hyperlink"/>
+          </w:rPr>
+          <w:t xml:space="preserve">positive classification</w:t>
+        </w:r>
+      </w:hyperlink>
+      <w:r>
+        <w:t xml:space="preserve"> </w:t>
+      </w:r>
+      <w:r>
+        <w:t xml:space="preserve">event</w:t>
+      </w:r>
+      <w:r>
+        <w:t xml:space="preserve"> </w:t>
+      </w:r>
+      <m:oMath>
+        <m:r>
+          <m:rPr>
+            <m:sty m:val="p"/>
+          </m:rPr>
+          <m:t>+</m:t>
+        </m:r>
+      </m:oMath>
+      <w:r>
+        <w:t xml:space="preserve">:</w:t>
+      </w:r>
+      <w:r>
+        <w:t xml:space="preserve"> </w:t>
+      </w:r>
+      <m:oMath>
+        <m:r>
+          <m:rPr>
+            <m:sty m:val="p"/>
+          </m:rPr>
+          <m:t>−</m:t>
+        </m:r>
+        <m:r>
+          <m:rPr>
+            <m:sty m:val="p"/>
+          </m:rPr>
+          <m:t>=</m:t>
+        </m:r>
+        <m:r>
+          <m:rPr>
+            <m:sty m:val="p"/>
+          </m:rPr>
+          <m:t>¬</m:t>
+        </m:r>
+        <m:r>
+          <m:rPr>
+            <m:sty m:val="p"/>
+          </m:rPr>
+          <m:t>+</m:t>
+        </m:r>
+      </m:oMath>
+      <w:r>
+        <w:t xml:space="preserve">.</w:t>
+      </w:r>
+    </w:p>
+    <w:bookmarkEnd w:id="24"/>
+    <w:bookmarkStart w:id="26" w:name="sol-negative-classification-complement"/>
+    <w:p>
+      <w:pPr>
+        <w:pStyle w:val="BodyText"/>
+      </w:pPr>
+      <w:r>
+        <w:rPr>
+          <w:i/>
+          <w:iCs/>
+        </w:rPr>
+        <w:t xml:space="preserve">Solution 1</w:t>
+      </w:r>
+      <w:r>
+        <w:t xml:space="preserve">. </w:t>
+      </w:r>
+      <w:r>
+        <w:t xml:space="preserve">Because</w:t>
+      </w:r>
+      <w:r>
+        <w:t xml:space="preserve"> </w:t>
+      </w:r>
+      <m:oMath>
+        <m:r>
+          <m:rPr>
+            <m:scr m:val="script"/>
+            <m:sty m:val="p"/>
+          </m:rPr>
+          <m:t>C</m:t>
+        </m:r>
+        <m:r>
+          <m:rPr>
+            <m:sty m:val="p"/>
+          </m:rPr>
+          <m:t>=</m:t>
+        </m:r>
+        <m:r>
+          <m:t>​</m:t>
+        </m:r>
+        <m:d>
+          <m:dPr>
+            <m:begChr m:val="{"/>
+            <m:sepChr m:val=""/>
+            <m:endChr m:val="}"/>
+            <m:grow/>
+          </m:dPr>
+          <m:e>
+            <m:sSub>
+              <m:e>
+                <m:r>
+                  <m:t>k</m:t>
+                </m:r>
+              </m:e>
+              <m:sub>
+                <m:r>
+                  <m:t>1</m:t>
+                </m:r>
+              </m:sub>
+            </m:sSub>
+            <m:r>
+              <m:rPr>
+                <m:sty m:val="p"/>
+              </m:rPr>
+              <m:t>,</m:t>
+            </m:r>
+            <m:sSub>
+              <m:e>
+                <m:r>
+                  <m:t>k</m:t>
+                </m:r>
+              </m:e>
+              <m:sub>
+                <m:r>
+                  <m:t>0</m:t>
+                </m:r>
+              </m:sub>
+            </m:sSub>
+          </m:e>
+        </m:d>
+        <m:r>
+          <m:t>​</m:t>
+        </m:r>
+      </m:oMath>
+      <w:r>
+        <w:t xml:space="preserve"> </w:t>
+      </w:r>
+      <w:r>
+        <w:t xml:space="preserve">with</w:t>
+      </w:r>
+      <w:r>
+        <w:t xml:space="preserve"> </w:t>
+      </w:r>
+      <m:oMath>
+        <m:r>
+          <m:t>​</m:t>
+        </m:r>
+        <m:d>
+          <m:dPr>
+            <m:begChr m:val="|"/>
+            <m:sepChr m:val=""/>
+            <m:endChr m:val="|"/>
+            <m:grow/>
+          </m:dPr>
+          <m:e>
+            <m:r>
+              <m:rPr>
+                <m:scr m:val="script"/>
+                <m:sty m:val="p"/>
+              </m:rPr>
+              <m:t>C</m:t>
+            </m:r>
+          </m:e>
+        </m:d>
+        <m:r>
+          <m:t>​</m:t>
+        </m:r>
+        <m:r>
+          <m:rPr>
+            <m:sty m:val="p"/>
+          </m:rPr>
+          <m:t>=</m:t>
+        </m:r>
+        <m:r>
+          <m:t>2</m:t>
+        </m:r>
+      </m:oMath>
+      <w:r>
+        <w:t xml:space="preserve"> </w:t>
+      </w:r>
+      <w:r>
+        <w:t xml:space="preserve">(</w:t>
+      </w:r>
+      <w:hyperlink w:anchor="def-binary-classification">
+        <w:r>
+          <w:rPr>
+            <w:rStyle w:val="Hyperlink"/>
+          </w:rPr>
+          <w:t xml:space="preserve">Definition 4</w:t>
+        </w:r>
+      </w:hyperlink>
+      <w:r>
+        <w:t xml:space="preserve">),</w:t>
+      </w:r>
+      <w:r>
+        <w:t xml:space="preserve"> </w:t>
+      </w:r>
+      <w:r>
+        <w:t xml:space="preserve">the</w:t>
+      </w:r>
+      <w:r>
+        <w:t xml:space="preserve"> </w:t>
+      </w:r>
+      <w:hyperlink w:anchor="def-class">
+        <w:r>
+          <w:rPr>
+            <w:rStyle w:val="Hyperlink"/>
+          </w:rPr>
+          <w:t xml:space="preserve">classes</w:t>
+        </w:r>
+      </w:hyperlink>
+      <w:r>
+        <w:t xml:space="preserve"> </w:t>
+      </w:r>
+      <m:oMath>
+        <m:sSub>
+          <m:e>
+            <m:r>
+              <m:t>k</m:t>
+            </m:r>
+          </m:e>
+          <m:sub>
+            <m:r>
+              <m:t>1</m:t>
+            </m:r>
+          </m:sub>
+        </m:sSub>
+      </m:oMath>
+      <w:r>
+        <w:t xml:space="preserve"> </w:t>
+      </w:r>
+      <w:r>
+        <w:t xml:space="preserve">and</w:t>
+      </w:r>
+      <w:r>
+        <w:t xml:space="preserve"> </w:t>
+      </w:r>
+      <m:oMath>
+        <m:sSub>
+          <m:e>
+            <m:r>
+              <m:t>k</m:t>
+            </m:r>
+          </m:e>
+          <m:sub>
+            <m:r>
+              <m:t>0</m:t>
+            </m:r>
+          </m:sub>
+        </m:sSub>
+      </m:oMath>
+      <w:r>
+        <w:t xml:space="preserve"> </w:t>
+      </w:r>
+      <w:r>
+        <w:t xml:space="preserve">are distinct,</w:t>
+      </w:r>
+      <w:r>
+        <w:t xml:space="preserve"> </w:t>
+      </w:r>
+      <w:r>
+        <w:t xml:space="preserve">so</w:t>
+      </w:r>
+      <w:r>
+        <w:t xml:space="preserve"> </w:t>
+      </w:r>
+      <m:oMath>
+        <m:r>
+          <m:t>Y</m:t>
+        </m:r>
+        <m:r>
+          <m:rPr>
+            <m:sty m:val="p"/>
+          </m:rPr>
+          <m:t>∈</m:t>
+        </m:r>
+        <m:r>
+          <m:rPr>
+            <m:scr m:val="script"/>
+            <m:sty m:val="p"/>
+          </m:rPr>
+          <m:t>C</m:t>
+        </m:r>
+      </m:oMath>
+      <w:r>
+        <w:t xml:space="preserve"> </w:t>
+      </w:r>
+      <w:r>
+        <w:t xml:space="preserve">equals</w:t>
+      </w:r>
+      <w:r>
+        <w:t xml:space="preserve"> </w:t>
+      </w:r>
+      <m:oMath>
+        <m:sSub>
+          <m:e>
+            <m:r>
+              <m:t>k</m:t>
+            </m:r>
+          </m:e>
+          <m:sub>
+            <m:r>
+              <m:t>0</m:t>
+            </m:r>
+          </m:sub>
+        </m:sSub>
+      </m:oMath>
+      <w:r>
+        <w:t xml:space="preserve"> </w:t>
+      </w:r>
+      <w:r>
+        <w:t xml:space="preserve">if and only if</w:t>
+      </w:r>
+      <w:r>
+        <w:t xml:space="preserve"> </w:t>
+      </w:r>
+      <m:oMath>
+        <m:r>
+          <m:t>Y</m:t>
+        </m:r>
+        <m:r>
+          <m:rPr>
+            <m:sty m:val="p"/>
+          </m:rPr>
+          <m:t>≠</m:t>
+        </m:r>
+        <m:sSub>
+          <m:e>
+            <m:r>
+              <m:t>k</m:t>
+            </m:r>
+          </m:e>
+          <m:sub>
+            <m:r>
+              <m:t>1</m:t>
+            </m:r>
+          </m:sub>
+        </m:sSub>
+      </m:oMath>
+      <w:r>
+        <w:t xml:space="preserve">:</w:t>
+      </w:r>
+    </w:p>
+    <w:p>
+      <w:pPr>
+        <w:pStyle w:val="BodyText"/>
+      </w:pPr>
+      <w:bookmarkStart w:id="25" w:name="X78d0330826404d9187073641ea91d31f442dc36"/>
+      <m:oMathPara>
+        <m:oMathParaPr>
+          <m:jc m:val="center"/>
+        </m:oMathParaPr>
+        <m:oMath>
+          <m:eqArr>
+            <m:e>
+              <m:r>
+                <m:rPr>
+                  <m:sty m:val="p"/>
+                </m:rPr>
+                <m:t>−</m:t>
+              </m:r>
+              <m:r>
+                <m:t>&amp;</m:t>
+              </m:r>
+              <m:r>
+                <m:rPr>
+                  <m:sty m:val="p"/>
+                </m:rPr>
+                <m:t>=</m:t>
+              </m:r>
+              <m:r>
+                <m:t>​</m:t>
+              </m:r>
+              <m:d>
+                <m:dPr>
+                  <m:begChr m:val="{"/>
+                  <m:sepChr m:val=""/>
+                  <m:endChr m:val="}"/>
+                  <m:grow/>
+                </m:dPr>
+                <m:e>
+                  <m:r>
+                    <m:t>Y</m:t>
+                  </m:r>
+                  <m:r>
+                    <m:rPr>
+                      <m:sty m:val="p"/>
+                    </m:rPr>
+                    <m:t>=</m:t>
+                  </m:r>
+                  <m:sSub>
+                    <m:e>
+                      <m:r>
+                        <m:t>k</m:t>
+                      </m:r>
+                    </m:e>
+                    <m:sub>
+                      <m:r>
+                        <m:t>0</m:t>
+                      </m:r>
+                    </m:sub>
+                  </m:sSub>
+                </m:e>
+              </m:d>
+              <m:r>
+                <m:t>​</m:t>
+              </m:r>
+              <m:r>
+                <m:t>&amp;</m:t>
+              </m:r>
+              <m:r>
+                <m:t>&amp;</m:t>
+              </m:r>
+              <m:r>
+                <m:rPr>
+                  <m:nor/>
+                  <m:sty m:val="p"/>
+                </m:rPr>
+                <m:t>(definition of negative classification)</m:t>
+              </m:r>
+            </m:e>
+            <m:e>
+              <m:r>
+                <m:t>&amp;</m:t>
+              </m:r>
+              <m:r>
+                <m:rPr>
+                  <m:sty m:val="p"/>
+                </m:rPr>
+                <m:t>=</m:t>
+              </m:r>
+              <m:r>
+                <m:t>​</m:t>
+              </m:r>
+              <m:d>
+                <m:dPr>
+                  <m:begChr m:val="{"/>
+                  <m:sepChr m:val=""/>
+                  <m:endChr m:val="}"/>
+                  <m:grow/>
+                </m:dPr>
+                <m:e>
+                  <m:r>
+                    <m:t>Y</m:t>
+                  </m:r>
+                  <m:r>
+                    <m:rPr>
+                      <m:sty m:val="p"/>
+                    </m:rPr>
+                    <m:t>≠</m:t>
+                  </m:r>
+                  <m:sSub>
+                    <m:e>
+                      <m:r>
+                        <m:t>k</m:t>
+                      </m:r>
+                    </m:e>
+                    <m:sub>
+                      <m:r>
+                        <m:t>1</m:t>
+                      </m:r>
+                    </m:sub>
+                  </m:sSub>
+                </m:e>
+              </m:d>
+              <m:r>
+                <m:t>​</m:t>
+              </m:r>
+              <m:r>
+                <m:t>&amp;</m:t>
+              </m:r>
+              <m:r>
+                <m:t>&amp;</m:t>
+              </m:r>
+              <m:r>
+                <m:rPr>
+                  <m:nor/>
+                  <m:sty m:val="p"/>
+                </m:rPr>
+                <m:t>(since </m:t>
+              </m:r>
+              <m:r>
+                <m:t>Y</m:t>
+              </m:r>
+              <m:r>
+                <m:rPr>
+                  <m:sty m:val="p"/>
+                </m:rPr>
+                <m:t>∈</m:t>
+              </m:r>
+              <m:r>
+                <m:t>​</m:t>
+              </m:r>
+              <m:d>
+                <m:dPr>
+                  <m:begChr m:val="{"/>
+                  <m:sepChr m:val=""/>
+                  <m:endChr m:val="}"/>
+                  <m:grow/>
+                </m:dPr>
+                <m:e>
+                  <m:sSub>
+                    <m:e>
+                      <m:r>
+                        <m:t>k</m:t>
+                      </m:r>
+                    </m:e>
+                    <m:sub>
+                      <m:r>
+                        <m:t>1</m:t>
+                      </m:r>
+                    </m:sub>
+                  </m:sSub>
+                  <m:r>
+                    <m:rPr>
+                      <m:sty m:val="p"/>
+                    </m:rPr>
+                    <m:t>,</m:t>
+                  </m:r>
+                  <m:sSub>
+                    <m:e>
+                      <m:r>
+                        <m:t>k</m:t>
+                      </m:r>
+                    </m:e>
+                    <m:sub>
+                      <m:r>
+                        <m:t>0</m:t>
+                      </m:r>
+                    </m:sub>
+                  </m:sSub>
+                </m:e>
+              </m:d>
+              <m:r>
+                <m:t>​</m:t>
+              </m:r>
+              <m:r>
+                <m:rPr>
+                  <m:nor/>
+                  <m:sty m:val="p"/>
+                </m:rPr>
+                <m:t> with </m:t>
+              </m:r>
+              <m:sSub>
+                <m:e>
+                  <m:r>
+                    <m:t>k</m:t>
+                  </m:r>
+                </m:e>
+                <m:sub>
+                  <m:r>
+                    <m:t>1</m:t>
+                  </m:r>
+                </m:sub>
+              </m:sSub>
+              <m:r>
+                <m:rPr>
+                  <m:sty m:val="p"/>
+                </m:rPr>
+                <m:t>≠</m:t>
+              </m:r>
+              <m:sSub>
+                <m:e>
+                  <m:r>
+                    <m:t>k</m:t>
+                  </m:r>
+                </m:e>
+                <m:sub>
+                  <m:r>
+                    <m:t>0</m:t>
+                  </m:r>
+                </m:sub>
+              </m:sSub>
+              <m:r>
+                <m:rPr>
+                  <m:nor/>
+                  <m:sty m:val="p"/>
+                </m:rPr>
+                <m:t>)</m:t>
+              </m:r>
+            </m:e>
+            <m:e>
+              <m:r>
+                <m:t>&amp;</m:t>
+              </m:r>
+              <m:r>
+                <m:rPr>
+                  <m:sty m:val="p"/>
+                </m:rPr>
+                <m:t>=</m:t>
+              </m:r>
+              <m:r>
+                <m:rPr>
+                  <m:sty m:val="p"/>
+                </m:rPr>
+                <m:t>¬</m:t>
+              </m:r>
+              <m:r>
+                <m:t>​</m:t>
+              </m:r>
+              <m:d>
+                <m:dPr>
+                  <m:begChr m:val="{"/>
+                  <m:sepChr m:val=""/>
+                  <m:endChr m:val="}"/>
+                  <m:grow/>
+                </m:dPr>
+                <m:e>
+                  <m:r>
+                    <m:t>Y</m:t>
+                  </m:r>
+                  <m:r>
+                    <m:rPr>
+                      <m:sty m:val="p"/>
+                    </m:rPr>
+                    <m:t>=</m:t>
+                  </m:r>
+                  <m:sSub>
+                    <m:e>
+                      <m:r>
+                        <m:t>k</m:t>
+                      </m:r>
+                    </m:e>
+                    <m:sub>
+                      <m:r>
+                        <m:t>1</m:t>
+                      </m:r>
+                    </m:sub>
+                  </m:sSub>
+                </m:e>
+              </m:d>
+              <m:r>
+                <m:t>​</m:t>
+              </m:r>
+              <m:r>
+                <m:t>&amp;</m:t>
+              </m:r>
+              <m:r>
+                <m:t>&amp;</m:t>
+              </m:r>
+              <m:r>
+                <m:rPr>
+                  <m:nor/>
+                  <m:sty m:val="p"/>
+                </m:rPr>
+                <m:t>(definition of complement)</m:t>
+              </m:r>
+            </m:e>
+            <m:e>
+              <m:r>
+                <m:t>&amp;</m:t>
+              </m:r>
+              <m:r>
+                <m:rPr>
+                  <m:sty m:val="p"/>
+                </m:rPr>
+                <m:t>=</m:t>
+              </m:r>
+              <m:r>
+                <m:rPr>
+                  <m:sty m:val="p"/>
+                </m:rPr>
+                <m:t>¬</m:t>
+              </m:r>
+              <m:r>
+                <m:rPr>
+                  <m:sty m:val="p"/>
+                </m:rPr>
+                <m:t>+</m:t>
+              </m:r>
+              <m:r>
+                <m:t>&amp;</m:t>
+              </m:r>
+              <m:r>
+                <m:t>&amp;</m:t>
+              </m:r>
+              <m:r>
+                <m:rPr>
+                  <m:nor/>
+                  <m:sty m:val="p"/>
+                </m:rPr>
+                <m:t>(definition of positive classification)</m:t>
+              </m:r>
+            </m:e>
+          </m:eqArr>
+          <m:r>
+            <m:t>  </m:t>
+          </m:r>
+          <m:r>
+            <m:rPr>
+              <m:sty m:val="p"/>
+            </m:rPr>
+            <m:t>(</m:t>
+          </m:r>
+          <m:r>
+            <m:t>5</m:t>
+          </m:r>
+          <m:r>
+            <m:rPr>
+              <m:sty m:val="p"/>
+            </m:rPr>
+            <m:t>)</m:t>
+          </m:r>
+        </m:oMath>
+      </m:oMathPara>
+      <w:bookmarkEnd w:id="25"/>
+    </w:p>
+    <w:bookmarkEnd w:id="26"/>
+    <w:bookmarkStart w:id="28" w:name="thm-negative-classification-complement"/>
+    <w:p>
+      <w:pPr>
+        <w:pStyle w:val="FirstParagraph"/>
+      </w:pPr>
+      <w:r>
+        <w:rPr>
+          <w:b/>
+          <w:bCs/>
+        </w:rPr>
+        <w:t xml:space="preserve">Theorem 1 (Negative classification is the complement of positive classification)</w:t>
+      </w:r>
+      <w:r>
+        <w:t xml:space="preserve"> </w:t>
+      </w:r>
+      <w:r>
+        <w:t xml:space="preserve">In a</w:t>
+      </w:r>
+      <w:r>
+        <w:t xml:space="preserve"> </w:t>
+      </w:r>
+      <w:hyperlink w:anchor="def-binary-classification">
+        <w:r>
+          <w:rPr>
+            <w:rStyle w:val="Hyperlink"/>
+          </w:rPr>
+          <w:t xml:space="preserve">binary classification problem</w:t>
+        </w:r>
+      </w:hyperlink>
+      <w:r>
+        <w:t xml:space="preserve"> </w:t>
+      </w:r>
+      <w:r>
+        <w:t xml:space="preserve">with</w:t>
+      </w:r>
+      <w:r>
+        <w:t xml:space="preserve"> </w:t>
+      </w:r>
+      <m:oMath>
+        <m:r>
+          <m:rPr>
+            <m:scr m:val="script"/>
+            <m:sty m:val="p"/>
+          </m:rPr>
+          <m:t>C</m:t>
+        </m:r>
+        <m:r>
+          <m:rPr>
+            <m:sty m:val="p"/>
+          </m:rPr>
+          <m:t>=</m:t>
+        </m:r>
+        <m:r>
+          <m:t>​</m:t>
+        </m:r>
+        <m:d>
+          <m:dPr>
+            <m:begChr m:val="{"/>
+            <m:sepChr m:val=""/>
+            <m:endChr m:val="}"/>
+            <m:grow/>
+          </m:dPr>
+          <m:e>
+            <m:sSub>
+              <m:e>
+                <m:r>
+                  <m:t>k</m:t>
+                </m:r>
+              </m:e>
+              <m:sub>
+                <m:r>
+                  <m:t>1</m:t>
+                </m:r>
+              </m:sub>
+            </m:sSub>
+            <m:r>
+              <m:rPr>
+                <m:sty m:val="p"/>
+              </m:rPr>
+              <m:t>,</m:t>
+            </m:r>
+            <m:sSub>
+              <m:e>
+                <m:r>
+                  <m:t>k</m:t>
+                </m:r>
+              </m:e>
+              <m:sub>
+                <m:r>
+                  <m:t>0</m:t>
+                </m:r>
+              </m:sub>
+            </m:sSub>
+          </m:e>
+        </m:d>
+        <m:r>
+          <m:t>​</m:t>
+        </m:r>
+      </m:oMath>
+      <w:r>
+        <w:t xml:space="preserve">,</w:t>
+      </w:r>
+      <w:r>
+        <w:t xml:space="preserve"> </w:t>
+      </w:r>
+      <w:r>
+        <w:t xml:space="preserve">when each observation is assigned a</w:t>
+      </w:r>
+      <w:r>
+        <w:t xml:space="preserve"> </w:t>
+      </w:r>
+      <w:hyperlink w:anchor="def-class">
+        <w:r>
+          <w:rPr>
+            <w:rStyle w:val="Hyperlink"/>
+          </w:rPr>
+          <w:t xml:space="preserve">class</w:t>
+        </w:r>
+      </w:hyperlink>
+      <w:r>
+        <w:t xml:space="preserve"> </w:t>
+      </w:r>
+      <m:oMath>
+        <m:r>
+          <m:t>Y</m:t>
+        </m:r>
+        <m:r>
+          <m:rPr>
+            <m:sty m:val="p"/>
+          </m:rPr>
+          <m:t>∈</m:t>
+        </m:r>
+        <m:r>
+          <m:rPr>
+            <m:scr m:val="script"/>
+            <m:sty m:val="p"/>
+          </m:rPr>
+          <m:t>C</m:t>
+        </m:r>
+      </m:oMath>
+      <w:r>
+        <w:t xml:space="preserve">,</w:t>
+      </w:r>
+      <w:r>
+        <w:t xml:space="preserve"> </w:t>
+      </w:r>
+      <w:r>
+        <w:t xml:space="preserve">the</w:t>
+      </w:r>
+      <w:r>
+        <w:t xml:space="preserve"> </w:t>
+      </w:r>
+      <w:hyperlink w:anchor="def-negative-classification">
+        <w:r>
+          <w:rPr>
+            <w:rStyle w:val="Hyperlink"/>
+          </w:rPr>
+          <w:t xml:space="preserve">negative classification</w:t>
+        </w:r>
+      </w:hyperlink>
+      <w:r>
+        <w:t xml:space="preserve"> </w:t>
+      </w:r>
+      <w:hyperlink r:id="rId18">
+        <w:r>
+          <w:rPr>
+            <w:rStyle w:val="Hyperlink"/>
+          </w:rPr>
+          <w:t xml:space="preserve">event</w:t>
+        </w:r>
+      </w:hyperlink>
+      <w:r>
+        <w:t xml:space="preserve"> </w:t>
+      </w:r>
+      <m:oMath>
+        <m:r>
+          <m:rPr>
+            <m:sty m:val="p"/>
+          </m:rPr>
+          <m:t>−</m:t>
+        </m:r>
+      </m:oMath>
+      <w:r>
+        <w:t xml:space="preserve"> </w:t>
+      </w:r>
+      <w:r>
+        <w:t xml:space="preserve">is the</w:t>
+      </w:r>
+      <w:r>
+        <w:t xml:space="preserve"> </w:t>
+      </w:r>
+      <w:hyperlink r:id="rId23">
+        <w:r>
+          <w:rPr>
+            <w:rStyle w:val="Hyperlink"/>
+          </w:rPr>
+          <w:t xml:space="preserve">complement</w:t>
+        </w:r>
+      </w:hyperlink>
+      <w:r>
+        <w:t xml:space="preserve"> </w:t>
+      </w:r>
+      <w:r>
+        <w:t xml:space="preserve">of the</w:t>
+      </w:r>
+      <w:r>
+        <w:t xml:space="preserve"> </w:t>
+      </w:r>
+      <w:hyperlink w:anchor="def-positive-classification">
+        <w:r>
+          <w:rPr>
+            <w:rStyle w:val="Hyperlink"/>
+          </w:rPr>
+          <w:t xml:space="preserve">positive classification</w:t>
+        </w:r>
+      </w:hyperlink>
+      <w:r>
+        <w:t xml:space="preserve"> </w:t>
+      </w:r>
+      <w:r>
+        <w:t xml:space="preserve">event</w:t>
+      </w:r>
+      <w:r>
+        <w:t xml:space="preserve"> </w:t>
+      </w:r>
+      <m:oMath>
+        <m:r>
+          <m:rPr>
+            <m:sty m:val="p"/>
+          </m:rPr>
+          <m:t>+</m:t>
+        </m:r>
+      </m:oMath>
+      <w:r>
+        <w:t xml:space="preserve">:</w:t>
+      </w:r>
+    </w:p>
+    <w:p>
+      <w:pPr>
+        <w:pStyle w:val="BodyText"/>
+      </w:pPr>
+      <w:bookmarkStart w:id="27" w:name="eq-negative-classification-complement"/>
+      <m:oMathPara>
+        <m:oMathParaPr>
+          <m:jc m:val="center"/>
+        </m:oMathParaPr>
+        <m:oMath>
+          <m:r>
+            <m:rPr>
+              <m:sty m:val="p"/>
+            </m:rPr>
+            <m:t>−</m:t>
+          </m:r>
+          <m:r>
+            <m:rPr>
+              <m:sty m:val="p"/>
+            </m:rPr>
+            <m:t>=</m:t>
+          </m:r>
+          <m:r>
+            <m:rPr>
+              <m:sty m:val="p"/>
+            </m:rPr>
+            <m:t>¬</m:t>
+          </m:r>
+          <m:r>
+            <m:rPr>
+              <m:sty m:val="p"/>
+            </m:rPr>
+            <m:t>+</m:t>
+          </m:r>
+          <m:r>
+            <m:t>  </m:t>
+          </m:r>
+          <m:r>
+            <m:rPr>
+              <m:sty m:val="p"/>
+            </m:rPr>
+            <m:t>(</m:t>
+          </m:r>
+          <m:r>
+            <m:t>6</m:t>
+          </m:r>
+          <m:r>
+            <m:rPr>
+              <m:sty m:val="p"/>
+            </m:rPr>
+            <m:t>)</m:t>
+          </m:r>
+        </m:oMath>
+      </m:oMathPara>
+      <w:bookmarkEnd w:id="27"/>
+    </w:p>
+    <w:bookmarkEnd w:id="28"/>
+    <w:p>
+      <w:pPr>
+        <w:pStyle w:val="FirstParagraph"/>
+      </w:pPr>
+      <w:r>
+        <w:rPr>
+          <w:i/>
+          <w:iCs/>
+        </w:rPr>
+        <w:t xml:space="preserve">Proof</w:t>
+      </w:r>
+      <w:r>
+        <w:t xml:space="preserve">. </w:t>
+      </w:r>
+      <w:r>
+        <w:t xml:space="preserve">This is the solution to</w:t>
+      </w:r>
+      <w:r>
+        <w:t xml:space="preserve"> </w:t>
+      </w:r>
+      <w:hyperlink w:anchor="exr-negative-classification-complement">
+        <w:r>
+          <w:rPr>
+            <w:rStyle w:val="Hyperlink"/>
+          </w:rPr>
+          <w:t xml:space="preserve">Exercise 1</w:t>
+        </w:r>
+      </w:hyperlink>
+      <w:r>
+        <w:t xml:space="preserve">, worked in</w:t>
+      </w:r>
+      <w:r>
+        <w:t xml:space="preserve"> </w:t>
+      </w:r>
+      <w:hyperlink w:anchor="sol-negative-classification-complement">
+        <w:r>
+          <w:rPr>
+            <w:rStyle w:val="Hyperlink"/>
+          </w:rPr>
+          <w:t xml:space="preserve">Solution 1</w:t>
+        </w:r>
+      </w:hyperlink>
+      <w:r>
+        <w:t xml:space="preserve">.</w:t>
+      </w:r>
+    </w:p>
+    <w:bookmarkStart w:id="30" w:name="exm-classification"/>
+    <w:p>
+      <w:pPr>
+        <w:pStyle w:val="BodyText"/>
       </w:pPr>
       <w:r>
         <w:rPr>
@@ -571,7 +3039,27 @@
         <w:t xml:space="preserve"> </w:t>
       </w:r>
       <w:r>
-        <w:t xml:space="preserve">A COVID-19 test assigns each person tested to one of</w:t>
+        <w:t xml:space="preserve">In a</w:t>
+      </w:r>
+      <w:r>
+        <w:t xml:space="preserve"> </w:t>
+      </w:r>
+      <w:hyperlink w:anchor="def-binary-classification">
+        <w:r>
+          <w:rPr>
+            <w:rStyle w:val="Hyperlink"/>
+          </w:rPr>
+          <w:t xml:space="preserve">binary classification problem</w:t>
+        </w:r>
+      </w:hyperlink>
+      <w:r>
+        <w:t xml:space="preserve">,</w:t>
+      </w:r>
+      <w:r>
+        <w:t xml:space="preserve"> </w:t>
+      </w:r>
+      <w:r>
+        <w:t xml:space="preserve">a COVID-19 test assigns each person tested to one of</w:t>
       </w:r>
       <w:r>
         <w:t xml:space="preserve"> </w:t>
@@ -593,8 +3081,16 @@
       <w:r>
         <w:t xml:space="preserve"> </w:t>
       </w:r>
-      <w:r>
-        <w:t xml:space="preserve">classes,</w:t>
+      <w:hyperlink w:anchor="def-class">
+        <w:r>
+          <w:rPr>
+            <w:rStyle w:val="Hyperlink"/>
+          </w:rPr>
+          <w:t xml:space="preserve">classes</w:t>
+        </w:r>
+      </w:hyperlink>
+      <w:r>
+        <w:t xml:space="preserve">,</w:t>
       </w:r>
       <w:r>
         <w:t xml:space="preserve"> </w:t>
@@ -606,98 +3102,138 @@
         <w:t xml:space="preserve"> </w:t>
       </w:r>
       <w:r>
+        <w:t xml:space="preserve">(</w:t>
+      </w:r>
+      <m:oMath>
+        <m:sSub>
+          <m:e>
+            <m:r>
+              <m:t>k</m:t>
+            </m:r>
+          </m:e>
+          <m:sub>
+            <m:r>
+              <m:t>1</m:t>
+            </m:r>
+          </m:sub>
+        </m:sSub>
+      </m:oMath>
+      <w:r>
+        <w:t xml:space="preserve">) or</w:t>
+      </w:r>
+      <w:r>
+        <w:t xml:space="preserve"> </w:t>
+      </w:r>
+      <w:r>
+        <w:t xml:space="preserve">“does not have COVID-19”</w:t>
+      </w:r>
+      <w:r>
+        <w:t xml:space="preserve"> </w:t>
+      </w:r>
+      <w:r>
+        <w:t xml:space="preserve">(</w:t>
+      </w:r>
+      <m:oMath>
+        <m:sSub>
+          <m:e>
+            <m:r>
+              <m:t>k</m:t>
+            </m:r>
+          </m:e>
+          <m:sub>
+            <m:r>
+              <m:t>0</m:t>
+            </m:r>
+          </m:sub>
+        </m:sSub>
+      </m:oMath>
+      <w:r>
+        <w:t xml:space="preserve">),</w:t>
+      </w:r>
+      <w:r>
+        <w:t xml:space="preserve"> </w:t>
+      </w:r>
+      <w:r>
+        <w:t xml:space="preserve">based on a single feature</w:t>
+      </w:r>
+      <w:r>
+        <w:t xml:space="preserve"> </w:t>
+      </w:r>
+      <m:oMath>
+        <m:r>
+          <m:t>x</m:t>
+        </m:r>
+      </m:oMath>
+      <w:r>
+        <w:t xml:space="preserve">:</w:t>
+      </w:r>
+      <w:r>
+        <w:t xml:space="preserve"> </w:t>
+      </w:r>
+      <w:r>
+        <w:t xml:space="preserve">whether the test’s result is</w:t>
+      </w:r>
+      <w:r>
+        <w:t xml:space="preserve"> </w:t>
+      </w:r>
+      <w:r>
+        <w:t xml:space="preserve">“</w:t>
+      </w:r>
+      <w:hyperlink w:anchor="def-positive-classification">
+        <w:r>
+          <w:rPr>
+            <w:rStyle w:val="Hyperlink"/>
+          </w:rPr>
+          <w:t xml:space="preserve">positive</w:t>
+        </w:r>
+      </w:hyperlink>
+      <w:r>
+        <w:t xml:space="preserve">”</w:t>
+      </w:r>
+      <w:r>
+        <w:t xml:space="preserve"> </w:t>
+      </w:r>
+      <w:r>
         <w:t xml:space="preserve">or</w:t>
       </w:r>
       <w:r>
         <w:t xml:space="preserve"> </w:t>
       </w:r>
       <w:r>
-        <w:t xml:space="preserve">“does not have COVID-19”</w:t>
-      </w:r>
-      <w:r>
-        <w:t xml:space="preserve">,</w:t>
-      </w:r>
-      <w:r>
-        <w:t xml:space="preserve"> </w:t>
-      </w:r>
-      <w:r>
-        <w:t xml:space="preserve">based on a single feature</w:t>
-      </w:r>
-      <w:r>
-        <w:t xml:space="preserve"> </w:t>
-      </w:r>
-      <m:oMath>
-        <m:r>
-          <m:t>x</m:t>
-        </m:r>
-      </m:oMath>
-      <w:r>
-        <w:t xml:space="preserve">:</w:t>
-      </w:r>
-      <w:r>
-        <w:t xml:space="preserve"> </w:t>
-      </w:r>
-      <w:r>
-        <w:t xml:space="preserve">the test’s result,</w:t>
-      </w:r>
-      <w:r>
-        <w:t xml:space="preserve"> </w:t>
-      </w:r>
-      <w:r>
-        <w:t xml:space="preserve">positive (</w:t>
-      </w:r>
-      <m:oMath>
-        <m:r>
-          <m:rPr>
-            <m:sty m:val="p"/>
-          </m:rPr>
-          <m:t>+</m:t>
-        </m:r>
-      </m:oMath>
-      <w:r>
-        <w:t xml:space="preserve">) or negative (</w:t>
-      </w:r>
-      <m:oMath>
-        <m:r>
-          <m:rPr>
-            <m:sty m:val="p"/>
-          </m:rPr>
-          <m:t>¬</m:t>
-        </m:r>
-        <m:r>
-          <m:rPr>
-            <m:sty m:val="p"/>
-          </m:rPr>
-          <m:t>+</m:t>
-        </m:r>
-      </m:oMath>
-      <w:r>
-        <w:t xml:space="preserve">).</w:t>
-      </w:r>
-      <w:r>
-        <w:t xml:space="preserve"> </w:t>
-      </w:r>
-      <w:r>
-        <w:t xml:space="preserve">The test is the classification rule</w:t>
-      </w:r>
-      <w:r>
-        <w:t xml:space="preserve"> </w:t>
-      </w:r>
-      <w:r>
-        <w:t xml:space="preserve">(</w:t>
+        <w:t xml:space="preserve">“</w:t>
+      </w:r>
+      <w:hyperlink w:anchor="def-negative-classification">
+        <w:r>
+          <w:rPr>
+            <w:rStyle w:val="Hyperlink"/>
+          </w:rPr>
+          <w:t xml:space="preserve">negative</w:t>
+        </w:r>
+      </w:hyperlink>
+      <w:r>
+        <w:t xml:space="preserve">”</w:t>
+      </w:r>
+      <w:r>
+        <w:t xml:space="preserve">.</w:t>
+      </w:r>
+      <w:r>
+        <w:t xml:space="preserve"> </w:t>
+      </w:r>
+      <w:r>
+        <w:t xml:space="preserve">The test is the</w:t>
+      </w:r>
+      <w:r>
+        <w:t xml:space="preserve"> </w:t>
       </w:r>
       <w:hyperlink w:anchor="def-classification-rule">
         <w:r>
           <w:rPr>
             <w:rStyle w:val="Hyperlink"/>
           </w:rPr>
-          <w:t xml:space="preserve">Definition 3</w:t>
+          <w:t xml:space="preserve">classification rule</w:t>
         </w:r>
       </w:hyperlink>
       <w:r>
-        <w:t xml:space="preserve">)</w:t>
-      </w:r>
-      <w:r>
         <w:t xml:space="preserve"> </w:t>
       </w:r>
       <w:r>
@@ -706,9 +3242,20 @@
       <w:r>
         <w:t xml:space="preserve"> </w:t>
       </w:r>
-      <w:r>
-        <w:t xml:space="preserve">“has COVID-19”</w:t>
-      </w:r>
+      <m:oMath>
+        <m:sSub>
+          <m:e>
+            <m:r>
+              <m:t>k</m:t>
+            </m:r>
+          </m:e>
+          <m:sub>
+            <m:r>
+              <m:t>1</m:t>
+            </m:r>
+          </m:sub>
+        </m:sSub>
+      </m:oMath>
       <w:r>
         <w:t xml:space="preserve"> </w:t>
       </w:r>
@@ -718,9 +3265,20 @@
       <w:r>
         <w:t xml:space="preserve"> </w:t>
       </w:r>
-      <w:r>
-        <w:t xml:space="preserve">“does not have COVID-19”</w:t>
-      </w:r>
+      <m:oMath>
+        <m:sSub>
+          <m:e>
+            <m:r>
+              <m:t>k</m:t>
+            </m:r>
+          </m:e>
+          <m:sub>
+            <m:r>
+              <m:t>0</m:t>
+            </m:r>
+          </m:sub>
+        </m:sSub>
+      </m:oMath>
       <w:r>
         <w:t xml:space="preserve">:</w:t>
       </w:r>
@@ -729,7 +3287,7 @@
       <w:pPr>
         <w:pStyle w:val="BodyText"/>
       </w:pPr>
-      <w:bookmarkStart w:id="15" w:name="eq-classification-exm"/>
+      <w:bookmarkStart w:id="29" w:name="eq-classification-exm"/>
       <m:oMathPara>
         <m:oMathParaPr>
           <m:jc m:val="center"/>
@@ -828,9 +3386,10 @@
                     </m:r>
                     <m:r>
                       <m:rPr>
+                        <m:nor/>
                         <m:sty m:val="p"/>
                       </m:rPr>
-                      <m:t>+</m:t>
+                      <m:t>positive</m:t>
                     </m:r>
                   </m:e>
                 </m:mr>
@@ -863,15 +3422,10 @@
                     </m:r>
                     <m:r>
                       <m:rPr>
+                        <m:nor/>
                         <m:sty m:val="p"/>
                       </m:rPr>
-                      <m:t>¬</m:t>
-                    </m:r>
-                    <m:r>
-                      <m:rPr>
-                        <m:sty m:val="p"/>
-                      </m:rPr>
-                      <m:t>+</m:t>
+                      <m:t>negative</m:t>
                     </m:r>
                   </m:e>
                 </m:mr>
@@ -888,7 +3442,7 @@
             <m:t>(</m:t>
           </m:r>
           <m:r>
-            <m:t>2</m:t>
+            <m:t>7</m:t>
           </m:r>
           <m:r>
             <m:rPr>
@@ -898,13 +3452,212 @@
           </m:r>
         </m:oMath>
       </m:oMathPara>
-      <w:bookmarkEnd w:id="15"/>
+      <w:bookmarkEnd w:id="29"/>
     </w:p>
-    <w:bookmarkEnd w:id="16"/>
-    <w:bookmarkStart w:id="17" w:name="rem-classification-binary-labels"/>
     <w:p>
       <w:pPr>
         <w:pStyle w:val="FirstParagraph"/>
+      </w:pPr>
+      <w:r>
+        <w:t xml:space="preserve">For a person drawn from a</w:t>
+      </w:r>
+      <w:r>
+        <w:t xml:space="preserve"> </w:t>
+      </w:r>
+      <w:hyperlink r:id="rId17">
+        <w:r>
+          <w:rPr>
+            <w:rStyle w:val="Hyperlink"/>
+          </w:rPr>
+          <w:t xml:space="preserve">population</w:t>
+        </w:r>
+      </w:hyperlink>
+      <w:r>
+        <w:t xml:space="preserve"> </w:t>
+      </w:r>
+      <w:r>
+        <w:t xml:space="preserve">with test result</w:t>
+      </w:r>
+      <w:r>
+        <w:t xml:space="preserve"> </w:t>
+      </w:r>
+      <m:oMath>
+        <m:r>
+          <m:t>X</m:t>
+        </m:r>
+      </m:oMath>
+      <w:r>
+        <w:t xml:space="preserve">,</w:t>
+      </w:r>
+      <w:r>
+        <w:t xml:space="preserve"> </w:t>
+      </w:r>
+      <w:r>
+        <w:t xml:space="preserve">the</w:t>
+      </w:r>
+      <w:r>
+        <w:t xml:space="preserve"> </w:t>
+      </w:r>
+      <w:hyperlink r:id="rId18">
+        <w:r>
+          <w:rPr>
+            <w:rStyle w:val="Hyperlink"/>
+          </w:rPr>
+          <w:t xml:space="preserve">event</w:t>
+        </w:r>
+      </w:hyperlink>
+      <w:r>
+        <w:t xml:space="preserve"> </w:t>
+      </w:r>
+      <w:r>
+        <w:t xml:space="preserve">that the test is positive is</w:t>
+      </w:r>
+      <w:r>
+        <w:t xml:space="preserve"> </w:t>
+      </w:r>
+      <m:oMath>
+        <m:r>
+          <m:rPr>
+            <m:sty m:val="p"/>
+          </m:rPr>
+          <m:t>+</m:t>
+        </m:r>
+        <m:r>
+          <m:rPr>
+            <m:sty m:val="p"/>
+          </m:rPr>
+          <m:t>=</m:t>
+        </m:r>
+        <m:r>
+          <m:t>​</m:t>
+        </m:r>
+        <m:d>
+          <m:dPr>
+            <m:begChr m:val="{"/>
+            <m:sepChr m:val=""/>
+            <m:endChr m:val="}"/>
+            <m:grow/>
+          </m:dPr>
+          <m:e>
+            <m:r>
+              <m:t>c</m:t>
+            </m:r>
+            <m:r>
+              <m:rPr>
+                <m:sty m:val="p"/>
+              </m:rPr>
+              <m:t>(</m:t>
+            </m:r>
+            <m:r>
+              <m:t>X</m:t>
+            </m:r>
+            <m:r>
+              <m:rPr>
+                <m:sty m:val="p"/>
+              </m:rPr>
+              <m:t>)</m:t>
+            </m:r>
+            <m:r>
+              <m:rPr>
+                <m:sty m:val="p"/>
+              </m:rPr>
+              <m:t>=</m:t>
+            </m:r>
+            <m:r>
+              <m:rPr>
+                <m:nor/>
+                <m:sty m:val="p"/>
+              </m:rPr>
+              <m:t>has COVID-19</m:t>
+            </m:r>
+          </m:e>
+        </m:d>
+        <m:r>
+          <m:t>​</m:t>
+        </m:r>
+      </m:oMath>
+      <w:r>
+        <w:t xml:space="preserve">,</w:t>
+      </w:r>
+      <w:r>
+        <w:t xml:space="preserve"> </w:t>
+      </w:r>
+      <w:r>
+        <w:t xml:space="preserve">and the event that the test is negative is</w:t>
+      </w:r>
+      <w:r>
+        <w:t xml:space="preserve"> </w:t>
+      </w:r>
+      <m:oMath>
+        <m:r>
+          <m:rPr>
+            <m:sty m:val="p"/>
+          </m:rPr>
+          <m:t>−</m:t>
+        </m:r>
+        <m:r>
+          <m:rPr>
+            <m:sty m:val="p"/>
+          </m:rPr>
+          <m:t>=</m:t>
+        </m:r>
+        <m:r>
+          <m:t>​</m:t>
+        </m:r>
+        <m:d>
+          <m:dPr>
+            <m:begChr m:val="{"/>
+            <m:sepChr m:val=""/>
+            <m:endChr m:val="}"/>
+            <m:grow/>
+          </m:dPr>
+          <m:e>
+            <m:r>
+              <m:t>c</m:t>
+            </m:r>
+            <m:r>
+              <m:rPr>
+                <m:sty m:val="p"/>
+              </m:rPr>
+              <m:t>(</m:t>
+            </m:r>
+            <m:r>
+              <m:t>X</m:t>
+            </m:r>
+            <m:r>
+              <m:rPr>
+                <m:sty m:val="p"/>
+              </m:rPr>
+              <m:t>)</m:t>
+            </m:r>
+            <m:r>
+              <m:rPr>
+                <m:sty m:val="p"/>
+              </m:rPr>
+              <m:t>=</m:t>
+            </m:r>
+            <m:r>
+              <m:rPr>
+                <m:nor/>
+                <m:sty m:val="p"/>
+              </m:rPr>
+              <m:t>does not have COVID-19</m:t>
+            </m:r>
+          </m:e>
+        </m:d>
+        <m:r>
+          <m:t>​</m:t>
+        </m:r>
+      </m:oMath>
+      <w:r>
+        <w:t xml:space="preserve">.</w:t>
+      </w:r>
+    </w:p>
+    <w:bookmarkEnd w:id="30"/>
+    <w:bookmarkStart w:id="31" w:name="rem-classification-binary-labels"/>
+    <w:p>
+      <w:pPr>
+        <w:pStyle w:val="BodyText"/>
       </w:pPr>
       <w:r>
         <w:rPr>
@@ -917,38 +3670,57 @@
         <w:t xml:space="preserve"> (Labels in binary classification). </w:t>
       </w:r>
       <w:r>
-        <w:t xml:space="preserve">In the binary case (</w:t>
+        <w:t xml:space="preserve">In a</w:t>
+      </w:r>
+      <w:r>
+        <w:t xml:space="preserve"> </w:t>
+      </w:r>
+      <w:hyperlink w:anchor="def-binary-classification">
+        <w:r>
+          <w:rPr>
+            <w:rStyle w:val="Hyperlink"/>
+          </w:rPr>
+          <w:t xml:space="preserve">binary classification problem</w:t>
+        </w:r>
+      </w:hyperlink>
+      <w:r>
+        <w:t xml:space="preserve">,</w:t>
+      </w:r>
+      <w:r>
+        <w:t xml:space="preserve"> </w:t>
+      </w:r>
+      <w:r>
+        <w:t xml:space="preserve">the two</w:t>
+      </w:r>
+      <w:r>
+        <w:t xml:space="preserve"> </w:t>
+      </w:r>
+      <w:hyperlink w:anchor="def-class">
+        <w:r>
+          <w:rPr>
+            <w:rStyle w:val="Hyperlink"/>
+          </w:rPr>
+          <w:t xml:space="preserve">classes</w:t>
+        </w:r>
+      </w:hyperlink>
+      <w:r>
+        <w:t xml:space="preserve"> </w:t>
       </w:r>
       <m:oMath>
-        <m:r>
-          <m:t>K</m:t>
-        </m:r>
-        <m:r>
-          <m:rPr>
-            <m:sty m:val="p"/>
-          </m:rPr>
-          <m:t>=</m:t>
-        </m:r>
-        <m:r>
-          <m:t>2</m:t>
-        </m:r>
+        <m:sSub>
+          <m:e>
+            <m:r>
+              <m:t>k</m:t>
+            </m:r>
+          </m:e>
+          <m:sub>
+            <m:r>
+              <m:t>1</m:t>
+            </m:r>
+          </m:sub>
+        </m:sSub>
       </m:oMath>
       <w:r>
-        <w:t xml:space="preserve">),</w:t>
-      </w:r>
-      <w:r>
-        <w:t xml:space="preserve"> </w:t>
-      </w:r>
-      <w:r>
-        <w:t xml:space="preserve">the two classes are often labeled</w:t>
-      </w:r>
-      <w:r>
-        <w:t xml:space="preserve"> </w:t>
-      </w:r>
-      <w:r>
-        <w:t xml:space="preserve">“positive”</w:t>
-      </w:r>
-      <w:r>
         <w:t xml:space="preserve"> </w:t>
       </w:r>
       <w:r>
@@ -957,8 +3729,65 @@
       <w:r>
         <w:t xml:space="preserve"> </w:t>
       </w:r>
-      <w:r>
-        <w:t xml:space="preserve">“negative”</w:t>
+      <m:oMath>
+        <m:sSub>
+          <m:e>
+            <m:r>
+              <m:t>k</m:t>
+            </m:r>
+          </m:e>
+          <m:sub>
+            <m:r>
+              <m:t>0</m:t>
+            </m:r>
+          </m:sub>
+        </m:sSub>
+      </m:oMath>
+      <w:r>
+        <w:t xml:space="preserve"> </w:t>
+      </w:r>
+      <w:r>
+        <w:t xml:space="preserve">are often labeled</w:t>
+      </w:r>
+      <w:r>
+        <w:t xml:space="preserve"> </w:t>
+      </w:r>
+      <w:r>
+        <w:t xml:space="preserve">“</w:t>
+      </w:r>
+      <w:hyperlink w:anchor="def-positive-classification">
+        <w:r>
+          <w:rPr>
+            <w:rStyle w:val="Hyperlink"/>
+          </w:rPr>
+          <w:t xml:space="preserve">positive</w:t>
+        </w:r>
+      </w:hyperlink>
+      <w:r>
+        <w:t xml:space="preserve">”</w:t>
+      </w:r>
+      <w:r>
+        <w:t xml:space="preserve"> </w:t>
+      </w:r>
+      <w:r>
+        <w:t xml:space="preserve">and</w:t>
+      </w:r>
+      <w:r>
+        <w:t xml:space="preserve"> </w:t>
+      </w:r>
+      <w:r>
+        <w:t xml:space="preserve">“</w:t>
+      </w:r>
+      <w:hyperlink w:anchor="def-negative-classification">
+        <w:r>
+          <w:rPr>
+            <w:rStyle w:val="Hyperlink"/>
+          </w:rPr>
+          <w:t xml:space="preserve">negative</w:t>
+        </w:r>
+      </w:hyperlink>
+      <w:r>
+        <w:t xml:space="preserve">”</w:t>
       </w:r>
       <w:r>
         <w:t xml:space="preserve">,</w:t>
@@ -967,13 +3796,13 @@
         <w:t xml:space="preserve"> </w:t>
       </w:r>
       <w:r>
-        <w:t xml:space="preserve">or</w:t>
-      </w:r>
-      <w:r>
-        <w:t xml:space="preserve"> </w:t>
-      </w:r>
-      <w:r>
-        <w:t xml:space="preserve">“diseased”</w:t>
+        <w:t xml:space="preserve">or, in medical diagnostic testing,</w:t>
+      </w:r>
+      <w:r>
+        <w:t xml:space="preserve"> </w:t>
+      </w:r>
+      <w:r>
+        <w:t xml:space="preserve">“has the disease”</w:t>
       </w:r>
       <w:r>
         <w:t xml:space="preserve"> </w:t>
@@ -985,15 +3814,15 @@
         <w:t xml:space="preserve"> </w:t>
       </w:r>
       <w:r>
-        <w:t xml:space="preserve">“healthy”</w:t>
+        <w:t xml:space="preserve">“does not have the disease”</w:t>
       </w:r>
       <w:r>
         <w:t xml:space="preserve">.</w:t>
       </w:r>
     </w:p>
-    <w:bookmarkEnd w:id="17"/>
-    <w:bookmarkEnd w:id="18"/>
-    <w:bookmarkStart w:id="34" w:name="diagnostic-test-characteristics"/>
+    <w:bookmarkEnd w:id="31"/>
+    <w:bookmarkEnd w:id="32"/>
+    <w:bookmarkStart w:id="49" w:name="diagnostic-test-characteristics"/>
     <w:p>
       <w:pPr>
         <w:pStyle w:val="Heading2"/>
@@ -1002,7 +3831,7 @@
         <w:t xml:space="preserve">2 Diagnostic test characteristics</w:t>
       </w:r>
     </w:p>
-    <w:bookmarkStart w:id="20" w:name="def-sensitivity"/>
+    <w:bookmarkStart w:id="35" w:name="def-sensitivity"/>
     <w:p>
       <w:pPr>
         <w:pStyle w:val="FirstParagraph"/>
@@ -1012,7 +3841,7 @@
           <w:b/>
           <w:bCs/>
         </w:rPr>
-        <w:t xml:space="preserve">Definition 4 (Sensitivity)</w:t>
+        <w:t xml:space="preserve">Definition 7 (Sensitivity)</w:t>
       </w:r>
       <w:r>
         <w:t xml:space="preserve"> </w:t>
@@ -1034,13 +3863,41 @@
         <w:t xml:space="preserve"> </w:t>
       </w:r>
       <w:r>
-        <w:t xml:space="preserve">of a diagnostic test is the probability</w:t>
-      </w:r>
-      <w:r>
-        <w:t xml:space="preserve"> </w:t>
-      </w:r>
-      <w:r>
-        <w:t xml:space="preserve">that the test is positive (</w:t>
+        <w:t xml:space="preserve">of a diagnostic test is the</w:t>
+      </w:r>
+      <w:r>
+        <w:t xml:space="preserve"> </w:t>
+      </w:r>
+      <w:hyperlink r:id="rId33">
+        <w:r>
+          <w:rPr>
+            <w:rStyle w:val="Hyperlink"/>
+          </w:rPr>
+          <w:t xml:space="preserve">probability</w:t>
+        </w:r>
+      </w:hyperlink>
+      <w:r>
+        <w:t xml:space="preserve"> </w:t>
+      </w:r>
+      <w:r>
+        <w:t xml:space="preserve">that the test is</w:t>
+      </w:r>
+      <w:r>
+        <w:t xml:space="preserve"> </w:t>
+      </w:r>
+      <w:hyperlink w:anchor="def-positive-classification">
+        <w:r>
+          <w:rPr>
+            <w:rStyle w:val="Hyperlink"/>
+          </w:rPr>
+          <w:t xml:space="preserve">positive</w:t>
+        </w:r>
+      </w:hyperlink>
+      <w:r>
+        <w:t xml:space="preserve"> </w:t>
+      </w:r>
+      <w:r>
+        <w:t xml:space="preserve">(</w:t>
       </w:r>
       <m:oMath>
         <m:r>
@@ -1072,7 +3929,7 @@
       <w:pPr>
         <w:pStyle w:val="BodyText"/>
       </w:pPr>
-      <w:bookmarkStart w:id="19" w:name="eq-sensitivity"/>
+      <w:bookmarkStart w:id="34" w:name="eq-sensitivity"/>
       <m:oMathPara>
         <m:oMathParaPr>
           <m:jc m:val="center"/>
@@ -1147,7 +4004,7 @@
             <m:t>(</m:t>
           </m:r>
           <m:r>
-            <m:t>3</m:t>
+            <m:t>8</m:t>
           </m:r>
           <m:r>
             <m:rPr>
@@ -1157,7 +4014,7 @@
           </m:r>
         </m:oMath>
       </m:oMathPara>
-      <w:bookmarkEnd w:id="19"/>
+      <w:bookmarkEnd w:id="34"/>
     </w:p>
     <w:p>
       <w:pPr>
@@ -1176,8 +4033,8 @@
         <w:t xml:space="preserve">.</w:t>
       </w:r>
     </w:p>
-    <w:bookmarkEnd w:id="20"/>
-    <w:bookmarkStart w:id="22" w:name="exm-sensitivity"/>
+    <w:bookmarkEnd w:id="35"/>
+    <w:bookmarkStart w:id="37" w:name="exm-sensitivity"/>
     <w:p>
       <w:pPr>
         <w:pStyle w:val="BodyText"/>
@@ -1193,7 +4050,24 @@
         <w:t xml:space="preserve"> </w:t>
       </w:r>
       <w:r>
-        <w:t xml:space="preserve">Suppose a COVID-19 test is positive for 99% of the people who have COVID-19.</w:t>
+        <w:t xml:space="preserve">Suppose a COVID-19 test is</w:t>
+      </w:r>
+      <w:r>
+        <w:t xml:space="preserve"> </w:t>
+      </w:r>
+      <w:hyperlink w:anchor="def-positive-classification">
+        <w:r>
+          <w:rPr>
+            <w:rStyle w:val="Hyperlink"/>
+          </w:rPr>
+          <w:t xml:space="preserve">positive</w:t>
+        </w:r>
+      </w:hyperlink>
+      <w:r>
+        <w:t xml:space="preserve"> </w:t>
+      </w:r>
+      <w:r>
+        <w:t xml:space="preserve">for 99% of the people who have COVID-19.</w:t>
       </w:r>
       <w:r>
         <w:t xml:space="preserve"> </w:t>
@@ -1213,8 +4087,19 @@
         <w:t xml:space="preserve"> </w:t>
       </w:r>
       <w:r>
-        <w:t xml:space="preserve">be the event</w:t>
-      </w:r>
+        <w:t xml:space="preserve">be the</w:t>
+      </w:r>
+      <w:r>
+        <w:t xml:space="preserve"> </w:t>
+      </w:r>
+      <w:hyperlink r:id="rId18">
+        <w:r>
+          <w:rPr>
+            <w:rStyle w:val="Hyperlink"/>
+          </w:rPr>
+          <w:t xml:space="preserve">event</w:t>
+        </w:r>
+      </w:hyperlink>
       <w:r>
         <w:t xml:space="preserve"> </w:t>
       </w:r>
@@ -1264,7 +4149,7 @@
           <w:rPr>
             <w:rStyle w:val="Hyperlink"/>
           </w:rPr>
-          <w:t xml:space="preserve">Definition 4</w:t>
+          <w:t xml:space="preserve">Definition 7</w:t>
         </w:r>
       </w:hyperlink>
       <w:r>
@@ -1275,7 +4160,7 @@
       <w:pPr>
         <w:pStyle w:val="BodyText"/>
       </w:pPr>
-      <w:bookmarkStart w:id="21" w:name="eq-sensitivity-exm"/>
+      <w:bookmarkStart w:id="36" w:name="eq-sensitivity-exm"/>
       <m:oMathPara>
         <m:oMathParaPr>
           <m:jc m:val="center"/>
@@ -1333,7 +4218,7 @@
             <m:t>(</m:t>
           </m:r>
           <m:r>
-            <m:t>4</m:t>
+            <m:t>9</m:t>
           </m:r>
           <m:r>
             <m:rPr>
@@ -1343,10 +4228,10 @@
           </m:r>
         </m:oMath>
       </m:oMathPara>
-      <w:bookmarkEnd w:id="21"/>
+      <w:bookmarkEnd w:id="36"/>
     </w:p>
-    <w:bookmarkEnd w:id="22"/>
-    <w:bookmarkStart w:id="24" w:name="def-specificity"/>
+    <w:bookmarkEnd w:id="37"/>
+    <w:bookmarkStart w:id="39" w:name="def-specificity"/>
     <w:p>
       <w:pPr>
         <w:pStyle w:val="FirstParagraph"/>
@@ -1356,7 +4241,7 @@
           <w:b/>
           <w:bCs/>
         </w:rPr>
-        <w:t xml:space="preserve">Definition 5 (Specificity)</w:t>
+        <w:t xml:space="preserve">Definition 8 (Specificity)</w:t>
       </w:r>
       <w:r>
         <w:t xml:space="preserve"> </w:t>
@@ -1378,26 +4263,48 @@
         <w:t xml:space="preserve"> </w:t>
       </w:r>
       <w:r>
-        <w:t xml:space="preserve">of a diagnostic test is the probability</w:t>
-      </w:r>
-      <w:r>
-        <w:t xml:space="preserve"> </w:t>
-      </w:r>
-      <w:r>
-        <w:t xml:space="preserve">that the test is negative (</w:t>
+        <w:t xml:space="preserve">of a diagnostic test is the</w:t>
+      </w:r>
+      <w:r>
+        <w:t xml:space="preserve"> </w:t>
+      </w:r>
+      <w:hyperlink r:id="rId33">
+        <w:r>
+          <w:rPr>
+            <w:rStyle w:val="Hyperlink"/>
+          </w:rPr>
+          <w:t xml:space="preserve">probability</w:t>
+        </w:r>
+      </w:hyperlink>
+      <w:r>
+        <w:t xml:space="preserve"> </w:t>
+      </w:r>
+      <w:r>
+        <w:t xml:space="preserve">that the test is</w:t>
+      </w:r>
+      <w:r>
+        <w:t xml:space="preserve"> </w:t>
+      </w:r>
+      <w:hyperlink w:anchor="def-negative-classification">
+        <w:r>
+          <w:rPr>
+            <w:rStyle w:val="Hyperlink"/>
+          </w:rPr>
+          <w:t xml:space="preserve">negative</w:t>
+        </w:r>
+      </w:hyperlink>
+      <w:r>
+        <w:t xml:space="preserve"> </w:t>
+      </w:r>
+      <w:r>
+        <w:t xml:space="preserve">(</w:t>
       </w:r>
       <m:oMath>
         <m:r>
           <m:rPr>
             <m:sty m:val="p"/>
           </m:rPr>
-          <m:t>¬</m:t>
-        </m:r>
-        <m:r>
-          <m:rPr>
-            <m:sty m:val="p"/>
-          </m:rPr>
-          <m:t>+</m:t>
+          <m:t>−</m:t>
         </m:r>
       </m:oMath>
       <w:r>
@@ -1428,7 +4335,7 @@
       <w:pPr>
         <w:pStyle w:val="BodyText"/>
       </w:pPr>
-      <w:bookmarkStart w:id="23" w:name="eq-specificity"/>
+      <w:bookmarkStart w:id="38" w:name="eq-specificity"/>
       <m:oMathPara>
         <m:oMathParaPr>
           <m:jc m:val="center"/>
@@ -1476,13 +4383,7 @@
             <m:rPr>
               <m:sty m:val="p"/>
             </m:rPr>
-            <m:t>¬</m:t>
-          </m:r>
-          <m:r>
-            <m:rPr>
-              <m:sty m:val="p"/>
-            </m:rPr>
-            <m:t>+</m:t>
+            <m:t>−</m:t>
           </m:r>
           <m:r>
             <m:rPr>
@@ -1515,7 +4416,7 @@
             <m:t>(</m:t>
           </m:r>
           <m:r>
-            <m:t>5</m:t>
+            <m:t>10</m:t>
           </m:r>
           <m:r>
             <m:rPr>
@@ -1525,7 +4426,7 @@
           </m:r>
         </m:oMath>
       </m:oMathPara>
-      <w:bookmarkEnd w:id="23"/>
+      <w:bookmarkEnd w:id="38"/>
     </w:p>
     <w:p>
       <w:pPr>
@@ -1544,8 +4445,8 @@
         <w:t xml:space="preserve">.</w:t>
       </w:r>
     </w:p>
-    <w:bookmarkEnd w:id="24"/>
-    <w:bookmarkStart w:id="28" w:name="exm-specificity"/>
+    <w:bookmarkEnd w:id="39"/>
+    <w:bookmarkStart w:id="43" w:name="exm-specificity"/>
     <w:p>
       <w:pPr>
         <w:pStyle w:val="BodyText"/>
@@ -1578,7 +4479,24 @@
         <w:t xml:space="preserve"> </w:t>
       </w:r>
       <w:r>
-        <w:t xml:space="preserve">is negative for 99% of the people who do not have COVID-19.</w:t>
+        <w:t xml:space="preserve">is</w:t>
+      </w:r>
+      <w:r>
+        <w:t xml:space="preserve"> </w:t>
+      </w:r>
+      <w:hyperlink w:anchor="def-negative-classification">
+        <w:r>
+          <w:rPr>
+            <w:rStyle w:val="Hyperlink"/>
+          </w:rPr>
+          <w:t xml:space="preserve">negative</w:t>
+        </w:r>
+      </w:hyperlink>
+      <w:r>
+        <w:t xml:space="preserve"> </w:t>
+      </w:r>
+      <w:r>
+        <w:t xml:space="preserve">for 99% of the people who do not have COVID-19.</w:t>
       </w:r>
       <w:r>
         <w:t xml:space="preserve"> </w:t>
@@ -1591,7 +4509,7 @@
           <w:rPr>
             <w:rStyle w:val="Hyperlink"/>
           </w:rPr>
-          <w:t xml:space="preserve">Definition 5</w:t>
+          <w:t xml:space="preserve">Definition 8</w:t>
         </w:r>
       </w:hyperlink>
       <w:r>
@@ -1602,7 +4520,7 @@
       <w:pPr>
         <w:pStyle w:val="BodyText"/>
       </w:pPr>
-      <w:bookmarkStart w:id="25" w:name="eq-specificity-exm"/>
+      <w:bookmarkStart w:id="40" w:name="eq-specificity-exm"/>
       <m:oMathPara>
         <m:oMathParaPr>
           <m:jc m:val="center"/>
@@ -1624,13 +4542,7 @@
             <m:rPr>
               <m:sty m:val="p"/>
             </m:rPr>
-            <m:t>¬</m:t>
-          </m:r>
-          <m:r>
-            <m:rPr>
-              <m:sty m:val="p"/>
-            </m:rPr>
-            <m:t>+</m:t>
+            <m:t>−</m:t>
           </m:r>
           <m:r>
             <m:rPr>
@@ -1672,7 +4584,7 @@
             <m:t>(</m:t>
           </m:r>
           <m:r>
-            <m:t>6</m:t>
+            <m:t>11</m:t>
           </m:r>
           <m:r>
             <m:rPr>
@@ -1682,7 +4594,7 @@
           </m:r>
         </m:oMath>
       </m:oMathPara>
-      <w:bookmarkEnd w:id="25"/>
+      <w:bookmarkEnd w:id="40"/>
     </w:p>
     <w:p>
       <w:pPr>
@@ -1694,7 +4606,7 @@
       <w:r>
         <w:t xml:space="preserve"> </w:t>
       </w:r>
-      <w:hyperlink r:id="rId26">
+      <w:hyperlink r:id="rId41">
         <w:r>
           <w:rPr>
             <w:rStyle w:val="Hyperlink"/>
@@ -1703,6 +4615,23 @@
         </w:r>
       </w:hyperlink>
       <w:r>
+        <w:t xml:space="preserve"> </w:t>
+      </w:r>
+      <w:r>
+        <w:t xml:space="preserve">and</w:t>
+      </w:r>
+      <w:r>
+        <w:t xml:space="preserve"> </w:t>
+      </w:r>
+      <w:hyperlink w:anchor="thm-negative-classification-complement">
+        <w:r>
+          <w:rPr>
+            <w:rStyle w:val="Hyperlink"/>
+          </w:rPr>
+          <w:t xml:space="preserve">Theorem 1</w:t>
+        </w:r>
+      </w:hyperlink>
+      <w:r>
         <w:t xml:space="preserve">,</w:t>
       </w:r>
       <w:r>
@@ -1716,7 +4645,7 @@
       <w:pPr>
         <w:pStyle w:val="BodyText"/>
       </w:pPr>
-      <w:bookmarkStart w:id="27" w:name="eq-specificity-exm-2"/>
+      <w:bookmarkStart w:id="42" w:name="eq-specificity-exm-2"/>
       <m:oMathPara>
         <m:oMathParaPr>
           <m:jc m:val="center"/>
@@ -1876,6 +4805,78 @@
                 <m:t>−</m:t>
               </m:r>
               <m:r>
+                <m:rPr>
+                  <m:sty m:val="p"/>
+                </m:rPr>
+                <m:t>Pr</m:t>
+              </m:r>
+              <m:r>
+                <m:rPr>
+                  <m:sty m:val="p"/>
+                </m:rPr>
+                <m:t>(</m:t>
+              </m:r>
+              <m:r>
+                <m:rPr>
+                  <m:sty m:val="p"/>
+                </m:rPr>
+                <m:t>−</m:t>
+              </m:r>
+              <m:r>
+                <m:rPr>
+                  <m:sty m:val="p"/>
+                </m:rPr>
+                <m:t>∣</m:t>
+              </m:r>
+              <m:r>
+                <m:rPr>
+                  <m:sty m:val="p"/>
+                </m:rPr>
+                <m:t>¬</m:t>
+              </m:r>
+              <m:r>
+                <m:t>D</m:t>
+              </m:r>
+              <m:r>
+                <m:rPr>
+                  <m:sty m:val="p"/>
+                </m:rPr>
+                <m:t>)</m:t>
+              </m:r>
+              <m:r>
+                <m:t>&amp;</m:t>
+              </m:r>
+              <m:r>
+                <m:t>&amp;</m:t>
+              </m:r>
+              <m:r>
+                <m:rPr>
+                  <m:nor/>
+                  <m:sty m:val="p"/>
+                </m:rPr>
+                <m:t>(negative classification is the complement of positive)</m:t>
+              </m:r>
+            </m:e>
+            <m:e>
+              <m:r>
+                <m:t>&amp;</m:t>
+              </m:r>
+              <m:r>
+                <m:rPr>
+                  <m:sty m:val="p"/>
+                </m:rPr>
+                <m:t>=</m:t>
+              </m:r>
+              <m:r>
+                <m:t>1</m:t>
+              </m:r>
+              <m:r>
+                <m:rPr>
+                  <m:sty m:val="p"/>
+                </m:rPr>
+                <m:t>−</m:t>
+              </m:r>
+              <m:r>
                 <m:t>0.99</m:t>
               </m:r>
               <m:r>
@@ -1930,7 +4931,7 @@
             <m:t>(</m:t>
           </m:r>
           <m:r>
-            <m:t>7</m:t>
+            <m:t>12</m:t>
           </m:r>
           <m:r>
             <m:rPr>
@@ -1940,10 +4941,10 @@
           </m:r>
         </m:oMath>
       </m:oMathPara>
-      <w:bookmarkEnd w:id="27"/>
+      <w:bookmarkEnd w:id="42"/>
     </w:p>
-    <w:bookmarkEnd w:id="28"/>
-    <w:bookmarkStart w:id="30" w:name="def-prevalence"/>
+    <w:bookmarkEnd w:id="43"/>
+    <w:bookmarkStart w:id="45" w:name="def-prevalence"/>
     <w:p>
       <w:pPr>
         <w:pStyle w:val="FirstParagraph"/>
@@ -1953,7 +4954,7 @@
           <w:b/>
           <w:bCs/>
         </w:rPr>
-        <w:t xml:space="preserve">Definition 6 (Prevalence)</w:t>
+        <w:t xml:space="preserve">Definition 9 (Prevalence)</w:t>
       </w:r>
       <w:r>
         <w:t xml:space="preserve"> </w:t>
@@ -2002,7 +5003,7 @@
       <w:pPr>
         <w:pStyle w:val="BodyText"/>
       </w:pPr>
-      <w:bookmarkStart w:id="29" w:name="eq-prevalence"/>
+      <w:bookmarkStart w:id="44" w:name="eq-prevalence"/>
       <m:oMathPara>
         <m:oMathParaPr>
           <m:jc m:val="center"/>
@@ -2065,7 +5066,7 @@
             <m:t>(</m:t>
           </m:r>
           <m:r>
-            <m:t>8</m:t>
+            <m:t>13</m:t>
           </m:r>
           <m:r>
             <m:rPr>
@@ -2075,7 +5076,7 @@
           </m:r>
         </m:oMath>
       </m:oMathPara>
-      <w:bookmarkEnd w:id="29"/>
+      <w:bookmarkEnd w:id="44"/>
     </w:p>
     <w:p>
       <w:pPr>
@@ -2094,8 +5095,8 @@
         <w:t xml:space="preserve">.</w:t>
       </w:r>
     </w:p>
-    <w:bookmarkEnd w:id="30"/>
-    <w:bookmarkStart w:id="33" w:name="exm-prevalence"/>
+    <w:bookmarkEnd w:id="45"/>
+    <w:bookmarkStart w:id="48" w:name="exm-prevalence"/>
     <w:p>
       <w:pPr>
         <w:pStyle w:val="BodyText"/>
@@ -2141,7 +5142,7 @@
           <w:rPr>
             <w:rStyle w:val="Hyperlink"/>
           </w:rPr>
-          <w:t xml:space="preserve">Definition 6</w:t>
+          <w:t xml:space="preserve">Definition 9</w:t>
         </w:r>
       </w:hyperlink>
       <w:r>
@@ -2152,7 +5153,7 @@
       <w:pPr>
         <w:pStyle w:val="BodyText"/>
       </w:pPr>
-      <w:bookmarkStart w:id="31" w:name="eq-prevalence-exm"/>
+      <w:bookmarkStart w:id="46" w:name="eq-prevalence-exm"/>
       <m:oMathPara>
         <m:oMathParaPr>
           <m:jc m:val="center"/>
@@ -2198,7 +5199,7 @@
             <m:t>(</m:t>
           </m:r>
           <m:r>
-            <m:t>9</m:t>
+            <m:t>14</m:t>
           </m:r>
           <m:r>
             <m:rPr>
@@ -2208,7 +5209,7 @@
           </m:r>
         </m:oMath>
       </m:oMathPara>
-      <w:bookmarkEnd w:id="31"/>
+      <w:bookmarkEnd w:id="46"/>
     </w:p>
     <w:p>
       <w:pPr>
@@ -2220,7 +5221,7 @@
       <w:r>
         <w:t xml:space="preserve"> </w:t>
       </w:r>
-      <w:hyperlink r:id="rId26">
+      <w:hyperlink r:id="rId41">
         <w:r>
           <w:rPr>
             <w:rStyle w:val="Hyperlink"/>
@@ -2242,7 +5243,7 @@
       <w:pPr>
         <w:pStyle w:val="BodyText"/>
       </w:pPr>
-      <w:bookmarkStart w:id="32" w:name="eq-prevalence-exm-2"/>
+      <w:bookmarkStart w:id="47" w:name="eq-prevalence-exm-2"/>
       <m:oMathPara>
         <m:oMathParaPr>
           <m:jc m:val="center"/>
@@ -2404,7 +5405,7 @@
             <m:t>(</m:t>
           </m:r>
           <m:r>
-            <m:t>10</m:t>
+            <m:t>15</m:t>
           </m:r>
           <m:r>
             <m:rPr>
@@ -2414,11 +5415,11 @@
           </m:r>
         </m:oMath>
       </m:oMathPara>
-      <w:bookmarkEnd w:id="32"/>
+      <w:bookmarkEnd w:id="47"/>
     </w:p>
-    <w:bookmarkEnd w:id="33"/>
-    <w:bookmarkEnd w:id="34"/>
-    <w:bookmarkStart w:id="45" w:name="predictive-values"/>
+    <w:bookmarkEnd w:id="48"/>
+    <w:bookmarkEnd w:id="49"/>
+    <w:bookmarkStart w:id="60" w:name="predictive-values"/>
     <w:p>
       <w:pPr>
         <w:pStyle w:val="Heading2"/>
@@ -2427,7 +5428,7 @@
         <w:t xml:space="preserve">3 Predictive values</w:t>
       </w:r>
     </w:p>
-    <w:bookmarkStart w:id="36" w:name="def-ppv"/>
+    <w:bookmarkStart w:id="51" w:name="def-ppv"/>
     <w:p>
       <w:pPr>
         <w:pStyle w:val="FirstParagraph"/>
@@ -2437,7 +5438,7 @@
           <w:b/>
           <w:bCs/>
         </w:rPr>
-        <w:t xml:space="preserve">Definition 7 (Positive predictive value (PPV))</w:t>
+        <w:t xml:space="preserve">Definition 10 (Positive predictive value (PPV))</w:t>
       </w:r>
       <w:r>
         <w:t xml:space="preserve"> </w:t>
@@ -2459,8 +5460,19 @@
         <w:t xml:space="preserve"> </w:t>
       </w:r>
       <w:r>
-        <w:t xml:space="preserve">of a diagnostic test is the probability</w:t>
-      </w:r>
+        <w:t xml:space="preserve">of a diagnostic test is the</w:t>
+      </w:r>
+      <w:r>
+        <w:t xml:space="preserve"> </w:t>
+      </w:r>
+      <w:hyperlink r:id="rId33">
+        <w:r>
+          <w:rPr>
+            <w:rStyle w:val="Hyperlink"/>
+          </w:rPr>
+          <w:t xml:space="preserve">probability</w:t>
+        </w:r>
+      </w:hyperlink>
       <w:r>
         <w:t xml:space="preserve"> </w:t>
       </w:r>
@@ -2479,7 +5491,24 @@
         <w:t xml:space="preserve"> </w:t>
       </w:r>
       <w:r>
-        <w:t xml:space="preserve">given that the test is positive (</w:t>
+        <w:t xml:space="preserve">given that the test is</w:t>
+      </w:r>
+      <w:r>
+        <w:t xml:space="preserve"> </w:t>
+      </w:r>
+      <w:hyperlink w:anchor="def-positive-classification">
+        <w:r>
+          <w:rPr>
+            <w:rStyle w:val="Hyperlink"/>
+          </w:rPr>
+          <w:t xml:space="preserve">positive</w:t>
+        </w:r>
+      </w:hyperlink>
+      <w:r>
+        <w:t xml:space="preserve"> </w:t>
+      </w:r>
+      <w:r>
+        <w:t xml:space="preserve">(</w:t>
       </w:r>
       <m:oMath>
         <m:r>
@@ -2497,7 +5526,7 @@
       <w:pPr>
         <w:pStyle w:val="BodyText"/>
       </w:pPr>
-      <w:bookmarkStart w:id="35" w:name="eq-ppv"/>
+      <w:bookmarkStart w:id="50" w:name="eq-ppv"/>
       <m:oMathPara>
         <m:oMathParaPr>
           <m:jc m:val="center"/>
@@ -2572,7 +5601,7 @@
             <m:t>(</m:t>
           </m:r>
           <m:r>
-            <m:t>11</m:t>
+            <m:t>16</m:t>
           </m:r>
           <m:r>
             <m:rPr>
@@ -2582,7 +5611,7 @@
           </m:r>
         </m:oMath>
       </m:oMathPara>
-      <w:bookmarkEnd w:id="35"/>
+      <w:bookmarkEnd w:id="50"/>
     </w:p>
     <w:p>
       <w:pPr>
@@ -2601,8 +5630,8 @@
         <w:t xml:space="preserve">.</w:t>
       </w:r>
     </w:p>
-    <w:bookmarkEnd w:id="36"/>
-    <w:bookmarkStart w:id="39" w:name="exm-ppv"/>
+    <w:bookmarkEnd w:id="51"/>
+    <w:bookmarkStart w:id="54" w:name="exm-ppv"/>
     <w:p>
       <w:pPr>
         <w:pStyle w:val="BodyText"/>
@@ -2655,7 +5684,24 @@
         <w:t xml:space="preserve"> </w:t>
       </w:r>
       <w:r>
-        <w:t xml:space="preserve">used in the population of</w:t>
+        <w:t xml:space="preserve">used in the</w:t>
+      </w:r>
+      <w:r>
+        <w:t xml:space="preserve"> </w:t>
+      </w:r>
+      <w:hyperlink r:id="rId17">
+        <w:r>
+          <w:rPr>
+            <w:rStyle w:val="Hyperlink"/>
+          </w:rPr>
+          <w:t xml:space="preserve">population</w:t>
+        </w:r>
+      </w:hyperlink>
+      <w:r>
+        <w:t xml:space="preserve"> </w:t>
+      </w:r>
+      <w:r>
+        <w:t xml:space="preserve">of</w:t>
       </w:r>
       <w:r>
         <w:t xml:space="preserve"> </w:t>
@@ -2674,7 +5720,7 @@
       <w:r>
         <w:t xml:space="preserve"> </w:t>
       </w:r>
-      <w:hyperlink r:id="rId37">
+      <w:hyperlink r:id="rId52">
         <w:r>
           <w:rPr>
             <w:rStyle w:val="Hyperlink"/>
@@ -2693,7 +5739,7 @@
           <w:rPr>
             <w:rStyle w:val="Hyperlink"/>
           </w:rPr>
-          <w:t xml:space="preserve">Definition 7</w:t>
+          <w:t xml:space="preserve">Definition 10</w:t>
         </w:r>
       </w:hyperlink>
       <w:r>
@@ -2704,7 +5750,7 @@
       <w:pPr>
         <w:pStyle w:val="BodyText"/>
       </w:pPr>
-      <w:bookmarkStart w:id="38" w:name="eq-ppv-exm"/>
+      <w:bookmarkStart w:id="53" w:name="eq-ppv-exm"/>
       <m:oMathPara>
         <m:oMathParaPr>
           <m:jc m:val="center"/>
@@ -2762,7 +5808,7 @@
             <m:t>(</m:t>
           </m:r>
           <m:r>
-            <m:t>12</m:t>
+            <m:t>17</m:t>
           </m:r>
           <m:r>
             <m:rPr>
@@ -2772,7 +5818,7 @@
           </m:r>
         </m:oMath>
       </m:oMathPara>
-      <w:bookmarkEnd w:id="38"/>
+      <w:bookmarkEnd w:id="53"/>
     </w:p>
     <w:p>
       <w:pPr>
@@ -2785,13 +5831,47 @@
         <w:t xml:space="preserve"> </w:t>
       </w:r>
       <w:r>
-        <w:t xml:space="preserve">only about 88% of the people who test positive have COVID-19,</w:t>
-      </w:r>
-      <w:r>
-        <w:t xml:space="preserve"> </w:t>
-      </w:r>
-      <w:r>
-        <w:t xml:space="preserve">because the prevalence (7%) is low enough that</w:t>
+        <w:t xml:space="preserve">only about 88% of the people who test</w:t>
+      </w:r>
+      <w:r>
+        <w:t xml:space="preserve"> </w:t>
+      </w:r>
+      <w:hyperlink w:anchor="def-positive-classification">
+        <w:r>
+          <w:rPr>
+            <w:rStyle w:val="Hyperlink"/>
+          </w:rPr>
+          <w:t xml:space="preserve">positive</w:t>
+        </w:r>
+      </w:hyperlink>
+      <w:r>
+        <w:t xml:space="preserve"> </w:t>
+      </w:r>
+      <w:r>
+        <w:t xml:space="preserve">have COVID-19,</w:t>
+      </w:r>
+      <w:r>
+        <w:t xml:space="preserve"> </w:t>
+      </w:r>
+      <w:r>
+        <w:t xml:space="preserve">because the</w:t>
+      </w:r>
+      <w:r>
+        <w:t xml:space="preserve"> </w:t>
+      </w:r>
+      <w:hyperlink w:anchor="def-prevalence">
+        <w:r>
+          <w:rPr>
+            <w:rStyle w:val="Hyperlink"/>
+          </w:rPr>
+          <w:t xml:space="preserve">prevalence</w:t>
+        </w:r>
+      </w:hyperlink>
+      <w:r>
+        <w:t xml:space="preserve"> </w:t>
+      </w:r>
+      <w:r>
+        <w:t xml:space="preserve">(7%) is low enough that</w:t>
       </w:r>
       <w:r>
         <w:t xml:space="preserve"> </w:t>
@@ -2800,8 +5880,8 @@
         <w:t xml:space="preserve">false positives make up a meaningful fraction of all positive tests.</w:t>
       </w:r>
     </w:p>
-    <w:bookmarkEnd w:id="39"/>
-    <w:bookmarkStart w:id="41" w:name="def-npv"/>
+    <w:bookmarkEnd w:id="54"/>
+    <w:bookmarkStart w:id="56" w:name="def-npv"/>
     <w:p>
       <w:pPr>
         <w:pStyle w:val="BodyText"/>
@@ -2811,7 +5891,7 @@
           <w:b/>
           <w:bCs/>
         </w:rPr>
-        <w:t xml:space="preserve">Definition 8 (Negative predictive value (NPV))</w:t>
+        <w:t xml:space="preserve">Definition 11 (Negative predictive value (NPV))</w:t>
       </w:r>
       <w:r>
         <w:t xml:space="preserve"> </w:t>
@@ -2833,8 +5913,19 @@
         <w:t xml:space="preserve"> </w:t>
       </w:r>
       <w:r>
-        <w:t xml:space="preserve">of a diagnostic test is the probability</w:t>
-      </w:r>
+        <w:t xml:space="preserve">of a diagnostic test is the</w:t>
+      </w:r>
+      <w:r>
+        <w:t xml:space="preserve"> </w:t>
+      </w:r>
+      <w:hyperlink r:id="rId33">
+        <w:r>
+          <w:rPr>
+            <w:rStyle w:val="Hyperlink"/>
+          </w:rPr>
+          <w:t xml:space="preserve">probability</w:t>
+        </w:r>
+      </w:hyperlink>
       <w:r>
         <w:t xml:space="preserve"> </w:t>
       </w:r>
@@ -2859,20 +5950,31 @@
         <w:t xml:space="preserve"> </w:t>
       </w:r>
       <w:r>
-        <w:t xml:space="preserve">given that the test is negative (</w:t>
+        <w:t xml:space="preserve">given that the test is</w:t>
+      </w:r>
+      <w:r>
+        <w:t xml:space="preserve"> </w:t>
+      </w:r>
+      <w:hyperlink w:anchor="def-negative-classification">
+        <w:r>
+          <w:rPr>
+            <w:rStyle w:val="Hyperlink"/>
+          </w:rPr>
+          <w:t xml:space="preserve">negative</w:t>
+        </w:r>
+      </w:hyperlink>
+      <w:r>
+        <w:t xml:space="preserve"> </w:t>
+      </w:r>
+      <w:r>
+        <w:t xml:space="preserve">(</w:t>
       </w:r>
       <m:oMath>
         <m:r>
           <m:rPr>
             <m:sty m:val="p"/>
           </m:rPr>
-          <m:t>¬</m:t>
-        </m:r>
-        <m:r>
-          <m:rPr>
-            <m:sty m:val="p"/>
-          </m:rPr>
-          <m:t>+</m:t>
+          <m:t>−</m:t>
         </m:r>
       </m:oMath>
       <w:r>
@@ -2883,7 +5985,7 @@
       <w:pPr>
         <w:pStyle w:val="BodyText"/>
       </w:pPr>
-      <w:bookmarkStart w:id="40" w:name="eq-npv"/>
+      <w:bookmarkStart w:id="55" w:name="eq-npv"/>
       <m:oMathPara>
         <m:oMathParaPr>
           <m:jc m:val="center"/>
@@ -2946,13 +6048,7 @@
             <m:rPr>
               <m:sty m:val="p"/>
             </m:rPr>
-            <m:t>¬</m:t>
-          </m:r>
-          <m:r>
-            <m:rPr>
-              <m:sty m:val="p"/>
-            </m:rPr>
-            <m:t>+</m:t>
+            <m:t>−</m:t>
           </m:r>
           <m:r>
             <m:rPr>
@@ -2970,7 +6066,7 @@
             <m:t>(</m:t>
           </m:r>
           <m:r>
-            <m:t>13</m:t>
+            <m:t>18</m:t>
           </m:r>
           <m:r>
             <m:rPr>
@@ -2980,7 +6076,7 @@
           </m:r>
         </m:oMath>
       </m:oMathPara>
-      <w:bookmarkEnd w:id="40"/>
+      <w:bookmarkEnd w:id="55"/>
     </w:p>
     <w:p>
       <w:pPr>
@@ -2999,8 +6095,8 @@
         <w:t xml:space="preserve">.</w:t>
       </w:r>
     </w:p>
-    <w:bookmarkEnd w:id="41"/>
-    <w:bookmarkStart w:id="44" w:name="exm-npv"/>
+    <w:bookmarkEnd w:id="56"/>
+    <w:bookmarkStart w:id="59" w:name="exm-npv"/>
     <w:p>
       <w:pPr>
         <w:pStyle w:val="BodyText"/>
@@ -3053,7 +6149,24 @@
         <w:t xml:space="preserve"> </w:t>
       </w:r>
       <w:r>
-        <w:t xml:space="preserve">used in the population of</w:t>
+        <w:t xml:space="preserve">used in the</w:t>
+      </w:r>
+      <w:r>
+        <w:t xml:space="preserve"> </w:t>
+      </w:r>
+      <w:hyperlink r:id="rId17">
+        <w:r>
+          <w:rPr>
+            <w:rStyle w:val="Hyperlink"/>
+          </w:rPr>
+          <w:t xml:space="preserve">population</w:t>
+        </w:r>
+      </w:hyperlink>
+      <w:r>
+        <w:t xml:space="preserve"> </w:t>
+      </w:r>
+      <w:r>
+        <w:t xml:space="preserve">of</w:t>
       </w:r>
       <w:r>
         <w:t xml:space="preserve"> </w:t>
@@ -3073,7 +6186,41 @@
         <w:t xml:space="preserve"> </w:t>
       </w:r>
       <w:r>
-        <w:t xml:space="preserve">the probability of a negative test for a person with COVID-19 is,</w:t>
+        <w:t xml:space="preserve">the</w:t>
+      </w:r>
+      <w:r>
+        <w:t xml:space="preserve"> </w:t>
+      </w:r>
+      <w:hyperlink r:id="rId33">
+        <w:r>
+          <w:rPr>
+            <w:rStyle w:val="Hyperlink"/>
+          </w:rPr>
+          <w:t xml:space="preserve">probability</w:t>
+        </w:r>
+      </w:hyperlink>
+      <w:r>
+        <w:t xml:space="preserve"> </w:t>
+      </w:r>
+      <w:r>
+        <w:t xml:space="preserve">of a</w:t>
+      </w:r>
+      <w:r>
+        <w:t xml:space="preserve"> </w:t>
+      </w:r>
+      <w:hyperlink w:anchor="def-negative-classification">
+        <w:r>
+          <w:rPr>
+            <w:rStyle w:val="Hyperlink"/>
+          </w:rPr>
+          <w:t xml:space="preserve">negative</w:t>
+        </w:r>
+      </w:hyperlink>
+      <w:r>
+        <w:t xml:space="preserve"> </w:t>
+      </w:r>
+      <w:r>
+        <w:t xml:space="preserve">test for a person with COVID-19 is,</w:t>
       </w:r>
       <w:r>
         <w:t xml:space="preserve"> </w:t>
@@ -3084,7 +6231,7 @@
       <w:r>
         <w:t xml:space="preserve"> </w:t>
       </w:r>
-      <w:hyperlink r:id="rId26">
+      <w:hyperlink r:id="rId41">
         <w:r>
           <w:rPr>
             <w:rStyle w:val="Hyperlink"/>
@@ -3093,6 +6240,23 @@
         </w:r>
       </w:hyperlink>
       <w:r>
+        <w:t xml:space="preserve"> </w:t>
+      </w:r>
+      <w:r>
+        <w:t xml:space="preserve">and</w:t>
+      </w:r>
+      <w:r>
+        <w:t xml:space="preserve"> </w:t>
+      </w:r>
+      <w:hyperlink w:anchor="thm-negative-classification-complement">
+        <w:r>
+          <w:rPr>
+            <w:rStyle w:val="Hyperlink"/>
+          </w:rPr>
+          <w:t xml:space="preserve">Theorem 1</w:t>
+        </w:r>
+      </w:hyperlink>
+      <w:r>
         <w:t xml:space="preserve">:</w:t>
       </w:r>
     </w:p>
@@ -3100,7 +6264,7 @@
       <w:pPr>
         <w:pStyle w:val="BodyText"/>
       </w:pPr>
-      <w:bookmarkStart w:id="42" w:name="eq-npv-exm"/>
+      <w:bookmarkStart w:id="57" w:name="eq-npv-exm"/>
       <m:oMathPara>
         <m:oMathParaPr>
           <m:jc m:val="center"/>
@@ -3124,6 +6288,48 @@
                 <m:rPr>
                   <m:sty m:val="p"/>
                 </m:rPr>
+                <m:t>−</m:t>
+              </m:r>
+              <m:r>
+                <m:rPr>
+                  <m:sty m:val="p"/>
+                </m:rPr>
+                <m:t>∣</m:t>
+              </m:r>
+              <m:r>
+                <m:t>D</m:t>
+              </m:r>
+              <m:r>
+                <m:rPr>
+                  <m:sty m:val="p"/>
+                </m:rPr>
+                <m:t>)</m:t>
+              </m:r>
+              <m:r>
+                <m:t>&amp;</m:t>
+              </m:r>
+              <m:r>
+                <m:rPr>
+                  <m:sty m:val="p"/>
+                </m:rPr>
+                <m:t>=</m:t>
+              </m:r>
+              <m:r>
+                <m:rPr>
+                  <m:sty m:val="p"/>
+                </m:rPr>
+                <m:t>Pr</m:t>
+              </m:r>
+              <m:r>
+                <m:rPr>
+                  <m:sty m:val="p"/>
+                </m:rPr>
+                <m:t>(</m:t>
+              </m:r>
+              <m:r>
+                <m:rPr>
+                  <m:sty m:val="p"/>
+                </m:rPr>
                 <m:t>¬</m:t>
               </m:r>
               <m:r>
@@ -3147,6 +6353,21 @@
                 </m:rPr>
                 <m:t>)</m:t>
               </m:r>
+              <m:r>
+                <m:t>&amp;</m:t>
+              </m:r>
+              <m:r>
+                <m:t>&amp;</m:t>
+              </m:r>
+              <m:r>
+                <m:rPr>
+                  <m:nor/>
+                  <m:sty m:val="p"/>
+                </m:rPr>
+                <m:t>(negative classification is the complement of positive)</m:t>
+              </m:r>
+            </m:e>
+            <m:e>
               <m:r>
                 <m:t>&amp;</m:t>
               </m:r>
@@ -3296,7 +6517,7 @@
             <m:t>(</m:t>
           </m:r>
           <m:r>
-            <m:t>14</m:t>
+            <m:t>19</m:t>
           </m:r>
           <m:r>
             <m:rPr>
@@ -3306,7 +6527,7 @@
           </m:r>
         </m:oMath>
       </m:oMathPara>
-      <w:bookmarkEnd w:id="42"/>
+      <w:bookmarkEnd w:id="57"/>
     </w:p>
     <w:p>
       <w:pPr>
@@ -3405,7 +6626,7 @@
           <w:rPr>
             <w:rStyle w:val="Hyperlink"/>
           </w:rPr>
-          <w:t xml:space="preserve">Definition 8</w:t>
+          <w:t xml:space="preserve">Definition 11</w:t>
         </w:r>
       </w:hyperlink>
       <w:r>
@@ -3416,7 +6637,7 @@
       <w:pPr>
         <w:pStyle w:val="BodyText"/>
       </w:pPr>
-      <w:bookmarkStart w:id="43" w:name="eq-npv-exm-2"/>
+      <w:bookmarkStart w:id="58" w:name="eq-npv-exm-2"/>
       <m:oMathPara>
         <m:oMathParaPr>
           <m:jc m:val="center"/>
@@ -3455,13 +6676,7 @@
                 <m:rPr>
                   <m:sty m:val="p"/>
                 </m:rPr>
-                <m:t>¬</m:t>
-              </m:r>
-              <m:r>
-                <m:rPr>
-                  <m:sty m:val="p"/>
-                </m:rPr>
-                <m:t>+</m:t>
+                <m:t>−</m:t>
               </m:r>
               <m:r>
                 <m:rPr>
@@ -3499,13 +6714,7 @@
                     <m:rPr>
                       <m:sty m:val="p"/>
                     </m:rPr>
-                    <m:t>¬</m:t>
-                  </m:r>
-                  <m:r>
-                    <m:rPr>
-                      <m:sty m:val="p"/>
-                    </m:rPr>
-                    <m:t>+</m:t>
+                    <m:t>−</m:t>
                   </m:r>
                   <m:r>
                     <m:rPr>
@@ -3579,13 +6788,7 @@
                     <m:rPr>
                       <m:sty m:val="p"/>
                     </m:rPr>
-                    <m:t>¬</m:t>
-                  </m:r>
-                  <m:r>
-                    <m:rPr>
-                      <m:sty m:val="p"/>
-                    </m:rPr>
-                    <m:t>+</m:t>
+                    <m:t>−</m:t>
                   </m:r>
                   <m:r>
                     <m:rPr>
@@ -3640,7 +6843,135 @@
                     <m:rPr>
                       <m:sty m:val="p"/>
                     </m:rPr>
+                    <m:t>−</m:t>
+                  </m:r>
+                  <m:r>
+                    <m:rPr>
+                      <m:sty m:val="p"/>
+                    </m:rPr>
+                    <m:t>∣</m:t>
+                  </m:r>
+                  <m:r>
+                    <m:rPr>
+                      <m:sty m:val="p"/>
+                    </m:rPr>
                     <m:t>¬</m:t>
+                  </m:r>
+                  <m:r>
+                    <m:t>D</m:t>
+                  </m:r>
+                  <m:r>
+                    <m:rPr>
+                      <m:sty m:val="p"/>
+                    </m:rPr>
+                    <m:t>)</m:t>
+                  </m:r>
+                  <m:r>
+                    <m:rPr>
+                      <m:sty m:val="p"/>
+                    </m:rPr>
+                    <m:t>⋅</m:t>
+                  </m:r>
+                  <m:r>
+                    <m:rPr>
+                      <m:sty m:val="p"/>
+                    </m:rPr>
+                    <m:t>Pr</m:t>
+                  </m:r>
+                  <m:r>
+                    <m:rPr>
+                      <m:sty m:val="p"/>
+                    </m:rPr>
+                    <m:t>(</m:t>
+                  </m:r>
+                  <m:r>
+                    <m:rPr>
+                      <m:sty m:val="p"/>
+                    </m:rPr>
+                    <m:t>¬</m:t>
+                  </m:r>
+                  <m:r>
+                    <m:t>D</m:t>
+                  </m:r>
+                  <m:r>
+                    <m:rPr>
+                      <m:sty m:val="p"/>
+                    </m:rPr>
+                    <m:t>)</m:t>
+                  </m:r>
+                </m:num>
+                <m:den>
+                  <m:r>
+                    <m:rPr>
+                      <m:sty m:val="p"/>
+                    </m:rPr>
+                    <m:t>Pr</m:t>
+                  </m:r>
+                  <m:r>
+                    <m:rPr>
+                      <m:sty m:val="p"/>
+                    </m:rPr>
+                    <m:t>(</m:t>
+                  </m:r>
+                  <m:r>
+                    <m:rPr>
+                      <m:sty m:val="p"/>
+                    </m:rPr>
+                    <m:t>−</m:t>
+                  </m:r>
+                  <m:r>
+                    <m:rPr>
+                      <m:sty m:val="p"/>
+                    </m:rPr>
+                    <m:t>∣</m:t>
+                  </m:r>
+                  <m:r>
+                    <m:rPr>
+                      <m:sty m:val="p"/>
+                    </m:rPr>
+                    <m:t>¬</m:t>
+                  </m:r>
+                  <m:r>
+                    <m:t>D</m:t>
+                  </m:r>
+                  <m:r>
+                    <m:rPr>
+                      <m:sty m:val="p"/>
+                    </m:rPr>
+                    <m:t>)</m:t>
+                  </m:r>
+                  <m:r>
+                    <m:rPr>
+                      <m:sty m:val="p"/>
+                    </m:rPr>
+                    <m:t>⋅</m:t>
+                  </m:r>
+                  <m:r>
+                    <m:rPr>
+                      <m:sty m:val="p"/>
+                    </m:rPr>
+                    <m:t>Pr</m:t>
+                  </m:r>
+                  <m:r>
+                    <m:rPr>
+                      <m:sty m:val="p"/>
+                    </m:rPr>
+                    <m:t>(</m:t>
+                  </m:r>
+                  <m:r>
+                    <m:rPr>
+                      <m:sty m:val="p"/>
+                    </m:rPr>
+                    <m:t>¬</m:t>
+                  </m:r>
+                  <m:r>
+                    <m:t>D</m:t>
+                  </m:r>
+                  <m:r>
+                    <m:rPr>
+                      <m:sty m:val="p"/>
+                    </m:rPr>
+                    <m:t>)</m:t>
                   </m:r>
                   <m:r>
                     <m:rPr>
@@ -3652,33 +6983,6 @@
                     <m:rPr>
                       <m:sty m:val="p"/>
                     </m:rPr>
-                    <m:t>∣</m:t>
-                  </m:r>
-                  <m:r>
-                    <m:rPr>
-                      <m:sty m:val="p"/>
-                    </m:rPr>
-                    <m:t>¬</m:t>
-                  </m:r>
-                  <m:r>
-                    <m:t>D</m:t>
-                  </m:r>
-                  <m:r>
-                    <m:rPr>
-                      <m:sty m:val="p"/>
-                    </m:rPr>
-                    <m:t>)</m:t>
-                  </m:r>
-                  <m:r>
-                    <m:rPr>
-                      <m:sty m:val="p"/>
-                    </m:rPr>
-                    <m:t>⋅</m:t>
-                  </m:r>
-                  <m:r>
-                    <m:rPr>
-                      <m:sty m:val="p"/>
-                    </m:rPr>
                     <m:t>Pr</m:t>
                   </m:r>
                   <m:r>
@@ -3691,126 +6995,7 @@
                     <m:rPr>
                       <m:sty m:val="p"/>
                     </m:rPr>
-                    <m:t>¬</m:t>
-                  </m:r>
-                  <m:r>
-                    <m:t>D</m:t>
-                  </m:r>
-                  <m:r>
-                    <m:rPr>
-                      <m:sty m:val="p"/>
-                    </m:rPr>
-                    <m:t>)</m:t>
-                  </m:r>
-                </m:num>
-                <m:den>
-                  <m:r>
-                    <m:rPr>
-                      <m:sty m:val="p"/>
-                    </m:rPr>
-                    <m:t>Pr</m:t>
-                  </m:r>
-                  <m:r>
-                    <m:rPr>
-                      <m:sty m:val="p"/>
-                    </m:rPr>
-                    <m:t>(</m:t>
-                  </m:r>
-                  <m:r>
-                    <m:rPr>
-                      <m:sty m:val="p"/>
-                    </m:rPr>
-                    <m:t>¬</m:t>
-                  </m:r>
-                  <m:r>
-                    <m:rPr>
-                      <m:sty m:val="p"/>
-                    </m:rPr>
-                    <m:t>+</m:t>
-                  </m:r>
-                  <m:r>
-                    <m:rPr>
-                      <m:sty m:val="p"/>
-                    </m:rPr>
-                    <m:t>∣</m:t>
-                  </m:r>
-                  <m:r>
-                    <m:rPr>
-                      <m:sty m:val="p"/>
-                    </m:rPr>
-                    <m:t>¬</m:t>
-                  </m:r>
-                  <m:r>
-                    <m:t>D</m:t>
-                  </m:r>
-                  <m:r>
-                    <m:rPr>
-                      <m:sty m:val="p"/>
-                    </m:rPr>
-                    <m:t>)</m:t>
-                  </m:r>
-                  <m:r>
-                    <m:rPr>
-                      <m:sty m:val="p"/>
-                    </m:rPr>
-                    <m:t>⋅</m:t>
-                  </m:r>
-                  <m:r>
-                    <m:rPr>
-                      <m:sty m:val="p"/>
-                    </m:rPr>
-                    <m:t>Pr</m:t>
-                  </m:r>
-                  <m:r>
-                    <m:rPr>
-                      <m:sty m:val="p"/>
-                    </m:rPr>
-                    <m:t>(</m:t>
-                  </m:r>
-                  <m:r>
-                    <m:rPr>
-                      <m:sty m:val="p"/>
-                    </m:rPr>
-                    <m:t>¬</m:t>
-                  </m:r>
-                  <m:r>
-                    <m:t>D</m:t>
-                  </m:r>
-                  <m:r>
-                    <m:rPr>
-                      <m:sty m:val="p"/>
-                    </m:rPr>
-                    <m:t>)</m:t>
-                  </m:r>
-                  <m:r>
-                    <m:rPr>
-                      <m:sty m:val="p"/>
-                    </m:rPr>
-                    <m:t>+</m:t>
-                  </m:r>
-                  <m:r>
-                    <m:rPr>
-                      <m:sty m:val="p"/>
-                    </m:rPr>
-                    <m:t>Pr</m:t>
-                  </m:r>
-                  <m:r>
-                    <m:rPr>
-                      <m:sty m:val="p"/>
-                    </m:rPr>
-                    <m:t>(</m:t>
-                  </m:r>
-                  <m:r>
-                    <m:rPr>
-                      <m:sty m:val="p"/>
-                    </m:rPr>
-                    <m:t>¬</m:t>
-                  </m:r>
-                  <m:r>
-                    <m:rPr>
-                      <m:sty m:val="p"/>
-                    </m:rPr>
-                    <m:t>+</m:t>
+                    <m:t>−</m:t>
                   </m:r>
                   <m:r>
                     <m:rPr>
@@ -4070,7 +7255,7 @@
             <m:t>(</m:t>
           </m:r>
           <m:r>
-            <m:t>15</m:t>
+            <m:t>20</m:t>
           </m:r>
           <m:r>
             <m:rPr>
@@ -4080,7 +7265,7 @@
           </m:r>
         </m:oMath>
       </m:oMathPara>
-      <w:bookmarkEnd w:id="43"/>
+      <w:bookmarkEnd w:id="58"/>
     </w:p>
     <w:p>
       <w:pPr>
@@ -4096,9 +7281,9 @@
         <w:t xml:space="preserve">only about 8 in 10,000 people who test negative have COVID-19.</w:t>
       </w:r>
     </w:p>
-    <w:bookmarkEnd w:id="44"/>
-    <w:bookmarkEnd w:id="45"/>
-    <w:bookmarkStart w:id="66" w:name="X076ffac91629c23ab63ea48ae4a49dc44f38759"/>
+    <w:bookmarkEnd w:id="59"/>
+    <w:bookmarkEnd w:id="60"/>
+    <w:bookmarkStart w:id="80" w:name="X076ffac91629c23ab63ea48ae4a49dc44f38759"/>
     <w:p>
       <w:pPr>
         <w:pStyle w:val="Heading2"/>
@@ -4107,7 +7292,7 @@
         <w:t xml:space="preserve">4 PPV in terms of sensitivity, specificity, and prevalence</w:t>
       </w:r>
     </w:p>
-    <w:bookmarkStart w:id="47" w:name="exr-prob-positive"/>
+    <w:bookmarkStart w:id="61" w:name="exr-prob-positive"/>
     <w:p>
       <w:pPr>
         <w:pStyle w:val="FirstParagraph"/>
@@ -4117,7 +7302,7 @@
           <w:b/>
           <w:bCs/>
         </w:rPr>
-        <w:t xml:space="preserve">Exercise 1 (Probability of a positive test)</w:t>
+        <w:t xml:space="preserve">Exercise 2 (Probability of a positive test)</w:t>
       </w:r>
       <w:r>
         <w:t xml:space="preserve"> </w:t>
@@ -4128,7 +7313,7 @@
       <w:r>
         <w:t xml:space="preserve"> </w:t>
       </w:r>
-      <w:hyperlink r:id="rId46">
+      <w:hyperlink r:id="rId33">
         <w:r>
           <w:rPr>
             <w:rStyle w:val="Hyperlink"/>
@@ -4169,8 +7354,19 @@
         <w:t xml:space="preserve"> </w:t>
       </w:r>
       <w:r>
-        <w:t xml:space="preserve">that a diagnostic test is positive</w:t>
-      </w:r>
+        <w:t xml:space="preserve">that a diagnostic test is</w:t>
+      </w:r>
+      <w:r>
+        <w:t xml:space="preserve"> </w:t>
+      </w:r>
+      <w:hyperlink w:anchor="def-positive-classification">
+        <w:r>
+          <w:rPr>
+            <w:rStyle w:val="Hyperlink"/>
+          </w:rPr>
+          <w:t xml:space="preserve">positive</w:t>
+        </w:r>
+      </w:hyperlink>
       <w:r>
         <w:t xml:space="preserve"> </w:t>
       </w:r>
@@ -4259,8 +7455,8 @@
         <w:t xml:space="preserve">of the disease.</w:t>
       </w:r>
     </w:p>
-    <w:bookmarkEnd w:id="47"/>
-    <w:bookmarkStart w:id="49" w:name="sol-prob-positive"/>
+    <w:bookmarkEnd w:id="61"/>
+    <w:bookmarkStart w:id="63" w:name="sol-prob-positive"/>
     <w:p>
       <w:pPr>
         <w:pStyle w:val="FirstParagraph"/>
@@ -4270,7 +7466,7 @@
           <w:i/>
           <w:iCs/>
         </w:rPr>
-        <w:t xml:space="preserve">Solution 1</w:t>
+        <w:t xml:space="preserve">Solution 2</w:t>
       </w:r>
       <w:r>
         <w:t xml:space="preserve">. </w:t>
@@ -4335,6 +7531,46 @@
         </m:r>
       </m:oMath>
       <w:r>
+        <w:t xml:space="preserve">,</w:t>
+      </w:r>
+      <w:r>
+        <w:t xml:space="preserve"> </w:t>
+      </w:r>
+      <w:r>
+        <w:t xml:space="preserve">the</w:t>
+      </w:r>
+      <w:r>
+        <w:t xml:space="preserve"> </w:t>
+      </w:r>
+      <w:hyperlink r:id="rId41">
+        <w:r>
+          <w:rPr>
+            <w:rStyle w:val="Hyperlink"/>
+          </w:rPr>
+          <w:t xml:space="preserve">complement rule</w:t>
+        </w:r>
+      </w:hyperlink>
+      <w:r>
+        <w:t xml:space="preserve">,</w:t>
+      </w:r>
+      <w:r>
+        <w:t xml:space="preserve"> </w:t>
+      </w:r>
+      <w:r>
+        <w:t xml:space="preserve">and</w:t>
+      </w:r>
+      <w:r>
+        <w:t xml:space="preserve"> </w:t>
+      </w:r>
+      <w:hyperlink w:anchor="thm-negative-classification-complement">
+        <w:r>
+          <w:rPr>
+            <w:rStyle w:val="Hyperlink"/>
+          </w:rPr>
+          <w:t xml:space="preserve">Theorem 1</w:t>
+        </w:r>
+      </w:hyperlink>
+      <w:r>
         <w:t xml:space="preserve">:</w:t>
       </w:r>
     </w:p>
@@ -4342,7 +7578,7 @@
       <w:pPr>
         <w:pStyle w:val="BodyText"/>
       </w:pPr>
-      <w:bookmarkStart w:id="48" w:name="eq-prob-positive-exr"/>
+      <w:bookmarkStart w:id="62" w:name="eq-prob-positive-exr"/>
       <m:oMathPara>
         <m:oMathParaPr>
           <m:jc m:val="center"/>
@@ -5020,10 +8256,42 @@
                   </m:r>
                   <m:r>
                     <m:rPr>
-                      <m:nor/>
                       <m:sty m:val="p"/>
                     </m:rPr>
-                    <m:t>specificity</m:t>
+                    <m:t>Pr</m:t>
+                  </m:r>
+                  <m:r>
+                    <m:rPr>
+                      <m:sty m:val="p"/>
+                    </m:rPr>
+                    <m:t>(</m:t>
+                  </m:r>
+                  <m:r>
+                    <m:rPr>
+                      <m:sty m:val="p"/>
+                    </m:rPr>
+                    <m:t>−</m:t>
+                  </m:r>
+                  <m:r>
+                    <m:rPr>
+                      <m:sty m:val="p"/>
+                    </m:rPr>
+                    <m:t>∣</m:t>
+                  </m:r>
+                  <m:r>
+                    <m:rPr>
+                      <m:sty m:val="p"/>
+                    </m:rPr>
+                    <m:t>¬</m:t>
+                  </m:r>
+                  <m:r>
+                    <m:t>D</m:t>
+                  </m:r>
+                  <m:r>
+                    <m:rPr>
+                      <m:sty m:val="p"/>
+                    </m:rPr>
+                    <m:t>)</m:t>
                   </m:r>
                 </m:e>
               </m:d>
@@ -5074,7 +8342,7 @@
                   <m:nor/>
                   <m:sty m:val="p"/>
                 </m:rPr>
-                <m:t>(definition of specificity)</m:t>
+                <m:t>(negative classification is the complement of positive)</m:t>
               </m:r>
             </m:e>
             <m:e>
@@ -5152,6 +8420,83 @@
                 <m:t>⋅</m:t>
               </m:r>
               <m:r>
+                <m:rPr>
+                  <m:sty m:val="p"/>
+                </m:rPr>
+                <m:t>Pr</m:t>
+              </m:r>
+              <m:r>
+                <m:rPr>
+                  <m:sty m:val="p"/>
+                </m:rPr>
+                <m:t>(</m:t>
+              </m:r>
+              <m:r>
+                <m:rPr>
+                  <m:sty m:val="p"/>
+                </m:rPr>
+                <m:t>¬</m:t>
+              </m:r>
+              <m:r>
+                <m:t>D</m:t>
+              </m:r>
+              <m:r>
+                <m:rPr>
+                  <m:sty m:val="p"/>
+                </m:rPr>
+                <m:t>)</m:t>
+              </m:r>
+              <m:r>
+                <m:t>&amp;</m:t>
+              </m:r>
+              <m:r>
+                <m:t>&amp;</m:t>
+              </m:r>
+              <m:r>
+                <m:rPr>
+                  <m:nor/>
+                  <m:sty m:val="p"/>
+                </m:rPr>
+                <m:t>(definition of specificity)</m:t>
+              </m:r>
+            </m:e>
+            <m:e>
+              <m:r>
+                <m:t>&amp;</m:t>
+              </m:r>
+              <m:r>
+                <m:rPr>
+                  <m:sty m:val="p"/>
+                </m:rPr>
+                <m:t>=</m:t>
+              </m:r>
+              <m:r>
+                <m:rPr>
+                  <m:nor/>
+                  <m:sty m:val="p"/>
+                </m:rPr>
+                <m:t>sensitivity</m:t>
+              </m:r>
+              <m:r>
+                <m:rPr>
+                  <m:sty m:val="p"/>
+                </m:rPr>
+                <m:t>⋅</m:t>
+              </m:r>
+              <m:r>
+                <m:rPr>
+                  <m:nor/>
+                  <m:sty m:val="p"/>
+                </m:rPr>
+                <m:t>prevalence</m:t>
+              </m:r>
+              <m:r>
+                <m:rPr>
+                  <m:sty m:val="p"/>
+                </m:rPr>
+                <m:t>+</m:t>
+              </m:r>
+              <m:r>
                 <m:t>​</m:t>
               </m:r>
               <m:d>
@@ -5173,24 +8518,10 @@
                   </m:r>
                   <m:r>
                     <m:rPr>
+                      <m:nor/>
                       <m:sty m:val="p"/>
                     </m:rPr>
-                    <m:t>Pr</m:t>
-                  </m:r>
-                  <m:r>
-                    <m:rPr>
-                      <m:sty m:val="p"/>
-                    </m:rPr>
-                    <m:t>(</m:t>
-                  </m:r>
-                  <m:r>
-                    <m:t>D</m:t>
-                  </m:r>
-                  <m:r>
-                    <m:rPr>
-                      <m:sty m:val="p"/>
-                    </m:rPr>
-                    <m:t>)</m:t>
+                    <m:t>specificity</m:t>
                   </m:r>
                 </m:e>
               </m:d>
@@ -5198,54 +8529,10 @@
                 <m:t>​</m:t>
               </m:r>
               <m:r>
-                <m:t>&amp;</m:t>
-              </m:r>
-              <m:r>
-                <m:t>&amp;</m:t>
-              </m:r>
-              <m:r>
-                <m:rPr>
-                  <m:nor/>
-                  <m:sty m:val="p"/>
-                </m:rPr>
-                <m:t>(complement rule)</m:t>
-              </m:r>
-            </m:e>
-            <m:e>
-              <m:r>
-                <m:t>&amp;</m:t>
-              </m:r>
-              <m:r>
-                <m:rPr>
-                  <m:sty m:val="p"/>
-                </m:rPr>
-                <m:t>=</m:t>
-              </m:r>
-              <m:r>
-                <m:rPr>
-                  <m:nor/>
-                  <m:sty m:val="p"/>
-                </m:rPr>
-                <m:t>sensitivity</m:t>
-              </m:r>
-              <m:r>
                 <m:rPr>
                   <m:sty m:val="p"/>
                 </m:rPr>
                 <m:t>⋅</m:t>
-              </m:r>
-              <m:r>
-                <m:rPr>
-                  <m:nor/>
-                  <m:sty m:val="p"/>
-                </m:rPr>
-                <m:t>prevalence</m:t>
-              </m:r>
-              <m:r>
-                <m:rPr>
-                  <m:sty m:val="p"/>
-                </m:rPr>
-                <m:t>+</m:t>
               </m:r>
               <m:r>
                 <m:t>​</m:t>
@@ -5269,10 +8556,24 @@
                   </m:r>
                   <m:r>
                     <m:rPr>
-                      <m:nor/>
                       <m:sty m:val="p"/>
                     </m:rPr>
-                    <m:t>specificity</m:t>
+                    <m:t>Pr</m:t>
+                  </m:r>
+                  <m:r>
+                    <m:rPr>
+                      <m:sty m:val="p"/>
+                    </m:rPr>
+                    <m:t>(</m:t>
+                  </m:r>
+                  <m:r>
+                    <m:t>D</m:t>
+                  </m:r>
+                  <m:r>
+                    <m:rPr>
+                      <m:sty m:val="p"/>
+                    </m:rPr>
+                    <m:t>)</m:t>
                   </m:r>
                 </m:e>
               </m:d>
@@ -5280,10 +8581,54 @@
                 <m:t>​</m:t>
               </m:r>
               <m:r>
+                <m:t>&amp;</m:t>
+              </m:r>
+              <m:r>
+                <m:t>&amp;</m:t>
+              </m:r>
+              <m:r>
+                <m:rPr>
+                  <m:nor/>
+                  <m:sty m:val="p"/>
+                </m:rPr>
+                <m:t>(complement rule)</m:t>
+              </m:r>
+            </m:e>
+            <m:e>
+              <m:r>
+                <m:t>&amp;</m:t>
+              </m:r>
+              <m:r>
+                <m:rPr>
+                  <m:sty m:val="p"/>
+                </m:rPr>
+                <m:t>=</m:t>
+              </m:r>
+              <m:r>
+                <m:rPr>
+                  <m:nor/>
+                  <m:sty m:val="p"/>
+                </m:rPr>
+                <m:t>sensitivity</m:t>
+              </m:r>
+              <m:r>
                 <m:rPr>
                   <m:sty m:val="p"/>
                 </m:rPr>
                 <m:t>⋅</m:t>
+              </m:r>
+              <m:r>
+                <m:rPr>
+                  <m:nor/>
+                  <m:sty m:val="p"/>
+                </m:rPr>
+                <m:t>prevalence</m:t>
+              </m:r>
+              <m:r>
+                <m:rPr>
+                  <m:sty m:val="p"/>
+                </m:rPr>
+                <m:t>+</m:t>
               </m:r>
               <m:r>
                 <m:t>​</m:t>
@@ -5310,6 +8655,44 @@
                       <m:nor/>
                       <m:sty m:val="p"/>
                     </m:rPr>
+                    <m:t>specificity</m:t>
+                  </m:r>
+                </m:e>
+              </m:d>
+              <m:r>
+                <m:t>​</m:t>
+              </m:r>
+              <m:r>
+                <m:rPr>
+                  <m:sty m:val="p"/>
+                </m:rPr>
+                <m:t>⋅</m:t>
+              </m:r>
+              <m:r>
+                <m:t>​</m:t>
+              </m:r>
+              <m:d>
+                <m:dPr>
+                  <m:begChr m:val="("/>
+                  <m:sepChr m:val=""/>
+                  <m:endChr m:val=")"/>
+                  <m:grow/>
+                </m:dPr>
+                <m:e>
+                  <m:r>
+                    <m:t>1</m:t>
+                  </m:r>
+                  <m:r>
+                    <m:rPr>
+                      <m:sty m:val="p"/>
+                    </m:rPr>
+                    <m:t>−</m:t>
+                  </m:r>
+                  <m:r>
+                    <m:rPr>
+                      <m:nor/>
+                      <m:sty m:val="p"/>
+                    </m:rPr>
                     <m:t>prevalence</m:t>
                   </m:r>
                 </m:e>
@@ -5342,7 +8725,7 @@
             <m:t>(</m:t>
           </m:r>
           <m:r>
-            <m:t>16</m:t>
+            <m:t>21</m:t>
           </m:r>
           <m:r>
             <m:rPr>
@@ -5352,10 +8735,10 @@
           </m:r>
         </m:oMath>
       </m:oMathPara>
-      <w:bookmarkEnd w:id="48"/>
+      <w:bookmarkEnd w:id="62"/>
     </w:p>
-    <w:bookmarkEnd w:id="49"/>
-    <w:bookmarkStart w:id="51" w:name="thm-prob-positive"/>
+    <w:bookmarkEnd w:id="63"/>
+    <w:bookmarkStart w:id="65" w:name="thm-prob-positive"/>
     <w:p>
       <w:pPr>
         <w:pStyle w:val="FirstParagraph"/>
@@ -5365,7 +8748,7 @@
           <w:b/>
           <w:bCs/>
         </w:rPr>
-        <w:t xml:space="preserve">Theorem 1 (Probability of a positive test)</w:t>
+        <w:t xml:space="preserve">Theorem 2 (Probability of a positive test)</w:t>
       </w:r>
       <w:r>
         <w:t xml:space="preserve"> </w:t>
@@ -5481,8 +8864,19 @@
         <w:t xml:space="preserve"> </w:t>
       </w:r>
       <w:r>
-        <w:t xml:space="preserve">Then the probability</w:t>
-      </w:r>
+        <w:t xml:space="preserve">Then the</w:t>
+      </w:r>
+      <w:r>
+        <w:t xml:space="preserve"> </w:t>
+      </w:r>
+      <w:hyperlink r:id="rId33">
+        <w:r>
+          <w:rPr>
+            <w:rStyle w:val="Hyperlink"/>
+          </w:rPr>
+          <w:t xml:space="preserve">probability</w:t>
+        </w:r>
+      </w:hyperlink>
       <w:r>
         <w:t xml:space="preserve"> </w:t>
       </w:r>
@@ -5516,14 +8910,31 @@
         <w:t xml:space="preserve"> </w:t>
       </w:r>
       <w:r>
-        <w:t xml:space="preserve">that the test is positive is:</w:t>
+        <w:t xml:space="preserve">that the test is</w:t>
+      </w:r>
+      <w:r>
+        <w:t xml:space="preserve"> </w:t>
+      </w:r>
+      <w:hyperlink w:anchor="def-positive-classification">
+        <w:r>
+          <w:rPr>
+            <w:rStyle w:val="Hyperlink"/>
+          </w:rPr>
+          <w:t xml:space="preserve">positive</w:t>
+        </w:r>
+      </w:hyperlink>
+      <w:r>
+        <w:t xml:space="preserve"> </w:t>
+      </w:r>
+      <w:r>
+        <w:t xml:space="preserve">is:</w:t>
       </w:r>
     </w:p>
     <w:p>
       <w:pPr>
         <w:pStyle w:val="BodyText"/>
       </w:pPr>
-      <w:bookmarkStart w:id="50" w:name="eq-prob-positive"/>
+      <w:bookmarkStart w:id="64" w:name="eq-prob-positive"/>
       <m:oMathPara>
         <m:oMathParaPr>
           <m:jc m:val="center"/>
@@ -5657,7 +9068,7 @@
             <m:t>(</m:t>
           </m:r>
           <m:r>
-            <m:t>17</m:t>
+            <m:t>22</m:t>
           </m:r>
           <m:r>
             <m:rPr>
@@ -5667,9 +9078,9 @@
           </m:r>
         </m:oMath>
       </m:oMathPara>
-      <w:bookmarkEnd w:id="50"/>
+      <w:bookmarkEnd w:id="64"/>
     </w:p>
-    <w:bookmarkEnd w:id="51"/>
+    <w:bookmarkEnd w:id="65"/>
     <w:p>
       <w:pPr>
         <w:pStyle w:val="FirstParagraph"/>
@@ -5695,7 +9106,7 @@
           <w:rPr>
             <w:rStyle w:val="Hyperlink"/>
           </w:rPr>
-          <w:t xml:space="preserve">Exercise 1</w:t>
+          <w:t xml:space="preserve">Exercise 2</w:t>
         </w:r>
       </w:hyperlink>
       <w:r>
@@ -5709,14 +9120,14 @@
           <w:rPr>
             <w:rStyle w:val="Hyperlink"/>
           </w:rPr>
-          <w:t xml:space="preserve">Solution 1</w:t>
+          <w:t xml:space="preserve">Solution 2</w:t>
         </w:r>
       </w:hyperlink>
       <w:r>
         <w:t xml:space="preserve">.</w:t>
       </w:r>
     </w:p>
-    <w:bookmarkStart w:id="52" w:name="exr-ppv-bayes"/>
+    <w:bookmarkStart w:id="66" w:name="exr-ppv-bayes"/>
     <w:p>
       <w:pPr>
         <w:pStyle w:val="BodyText"/>
@@ -5726,7 +9137,7 @@
           <w:b/>
           <w:bCs/>
         </w:rPr>
-        <w:t xml:space="preserve">Exercise 2 (PPV from Bayes’ theorem)</w:t>
+        <w:t xml:space="preserve">Exercise 3 (PPV from Bayes’ theorem)</w:t>
       </w:r>
       <w:r>
         <w:t xml:space="preserve"> </w:t>
@@ -5839,8 +9250,8 @@
         <w:t xml:space="preserve">of the disease.</w:t>
       </w:r>
     </w:p>
-    <w:bookmarkEnd w:id="52"/>
-    <w:bookmarkStart w:id="54" w:name="sol-ppv-bayes"/>
+    <w:bookmarkEnd w:id="66"/>
+    <w:bookmarkStart w:id="68" w:name="sol-ppv-bayes"/>
     <w:p>
       <w:pPr>
         <w:pStyle w:val="FirstParagraph"/>
@@ -5850,13 +9261,30 @@
           <w:i/>
           <w:iCs/>
         </w:rPr>
-        <w:t xml:space="preserve">Solution 2</w:t>
+        <w:t xml:space="preserve">Solution 3</w:t>
       </w:r>
       <w:r>
         <w:t xml:space="preserve">. </w:t>
       </w:r>
       <w:r>
-        <w:t xml:space="preserve">Abbreviate the sensitivity as</w:t>
+        <w:t xml:space="preserve">Abbreviate the</w:t>
+      </w:r>
+      <w:r>
+        <w:t xml:space="preserve"> </w:t>
+      </w:r>
+      <w:hyperlink w:anchor="def-sensitivity">
+        <w:r>
+          <w:rPr>
+            <w:rStyle w:val="Hyperlink"/>
+          </w:rPr>
+          <w:t xml:space="preserve">sensitivity</w:t>
+        </w:r>
+      </w:hyperlink>
+      <w:r>
+        <w:t xml:space="preserve"> </w:t>
+      </w:r>
+      <w:r>
+        <w:t xml:space="preserve">as</w:t>
       </w:r>
       <w:r>
         <w:t xml:space="preserve"> </w:t>
@@ -5877,7 +9305,24 @@
         <w:t xml:space="preserve"> </w:t>
       </w:r>
       <w:r>
-        <w:t xml:space="preserve">the specificity as</w:t>
+        <w:t xml:space="preserve">the</w:t>
+      </w:r>
+      <w:r>
+        <w:t xml:space="preserve"> </w:t>
+      </w:r>
+      <w:hyperlink w:anchor="def-specificity">
+        <w:r>
+          <w:rPr>
+            <w:rStyle w:val="Hyperlink"/>
+          </w:rPr>
+          <w:t xml:space="preserve">specificity</w:t>
+        </w:r>
+      </w:hyperlink>
+      <w:r>
+        <w:t xml:space="preserve"> </w:t>
+      </w:r>
+      <w:r>
+        <w:t xml:space="preserve">as</w:t>
       </w:r>
       <w:r>
         <w:t xml:space="preserve"> </w:t>
@@ -5898,7 +9343,24 @@
         <w:t xml:space="preserve"> </w:t>
       </w:r>
       <w:r>
-        <w:t xml:space="preserve">and the prevalence as</w:t>
+        <w:t xml:space="preserve">and the</w:t>
+      </w:r>
+      <w:r>
+        <w:t xml:space="preserve"> </w:t>
+      </w:r>
+      <w:hyperlink w:anchor="def-prevalence">
+        <w:r>
+          <w:rPr>
+            <w:rStyle w:val="Hyperlink"/>
+          </w:rPr>
+          <w:t xml:space="preserve">prevalence</w:t>
+        </w:r>
+      </w:hyperlink>
+      <w:r>
+        <w:t xml:space="preserve"> </w:t>
+      </w:r>
+      <w:r>
+        <w:t xml:space="preserve">as</w:t>
       </w:r>
       <w:r>
         <w:t xml:space="preserve"> </w:t>
@@ -5935,7 +9397,41 @@
         <w:t xml:space="preserve"> </w:t>
       </w:r>
       <w:r>
-        <w:t xml:space="preserve">with the probability of a positive test from</w:t>
+        <w:t xml:space="preserve">with the</w:t>
+      </w:r>
+      <w:r>
+        <w:t xml:space="preserve"> </w:t>
+      </w:r>
+      <w:hyperlink r:id="rId33">
+        <w:r>
+          <w:rPr>
+            <w:rStyle w:val="Hyperlink"/>
+          </w:rPr>
+          <w:t xml:space="preserve">probability</w:t>
+        </w:r>
+      </w:hyperlink>
+      <w:r>
+        <w:t xml:space="preserve"> </w:t>
+      </w:r>
+      <w:r>
+        <w:t xml:space="preserve">of a</w:t>
+      </w:r>
+      <w:r>
+        <w:t xml:space="preserve"> </w:t>
+      </w:r>
+      <w:hyperlink w:anchor="def-positive-classification">
+        <w:r>
+          <w:rPr>
+            <w:rStyle w:val="Hyperlink"/>
+          </w:rPr>
+          <w:t xml:space="preserve">positive</w:t>
+        </w:r>
+      </w:hyperlink>
+      <w:r>
+        <w:t xml:space="preserve"> </w:t>
+      </w:r>
+      <w:r>
+        <w:t xml:space="preserve">test from</w:t>
       </w:r>
       <w:r>
         <w:t xml:space="preserve"> </w:t>
@@ -5945,7 +9441,7 @@
           <w:rPr>
             <w:rStyle w:val="Hyperlink"/>
           </w:rPr>
-          <w:t xml:space="preserve">Exercise 1</w:t>
+          <w:t xml:space="preserve">Exercise 2</w:t>
         </w:r>
       </w:hyperlink>
       <w:r>
@@ -5956,7 +9452,7 @@
       <w:pPr>
         <w:pStyle w:val="BodyText"/>
       </w:pPr>
-      <w:bookmarkStart w:id="53" w:name="eq-ppv-bayes-exr"/>
+      <w:bookmarkStart w:id="67" w:name="eq-ppv-bayes-exr"/>
       <m:oMathPara>
         <m:oMathParaPr>
           <m:jc m:val="center"/>
@@ -6469,7 +9965,7 @@
             <m:t>(</m:t>
           </m:r>
           <m:r>
-            <m:t>18</m:t>
+            <m:t>23</m:t>
           </m:r>
           <m:r>
             <m:rPr>
@@ -6479,10 +9975,10 @@
           </m:r>
         </m:oMath>
       </m:oMathPara>
-      <w:bookmarkEnd w:id="53"/>
+      <w:bookmarkEnd w:id="67"/>
     </w:p>
-    <w:bookmarkEnd w:id="54"/>
-    <w:bookmarkStart w:id="56" w:name="thm-ppv-bayes"/>
+    <w:bookmarkEnd w:id="68"/>
+    <w:bookmarkStart w:id="70" w:name="thm-ppv-bayes"/>
     <w:p>
       <w:pPr>
         <w:pStyle w:val="FirstParagraph"/>
@@ -6492,7 +9988,7 @@
           <w:b/>
           <w:bCs/>
         </w:rPr>
-        <w:t xml:space="preserve">Theorem 2 (PPV from Bayes’ theorem)</w:t>
+        <w:t xml:space="preserve">Theorem 3 (PPV from Bayes’ theorem)</w:t>
       </w:r>
       <w:r>
         <w:t xml:space="preserve"> </w:t>
@@ -6743,7 +10239,7 @@
       <w:pPr>
         <w:pStyle w:val="BodyText"/>
       </w:pPr>
-      <w:bookmarkStart w:id="55" w:name="eq-ppv-bayes"/>
+      <w:bookmarkStart w:id="69" w:name="eq-ppv-bayes"/>
       <m:oMathPara>
         <m:oMathParaPr>
           <m:jc m:val="center"/>
@@ -6885,7 +10381,7 @@
             <m:t>(</m:t>
           </m:r>
           <m:r>
-            <m:t>19</m:t>
+            <m:t>24</m:t>
           </m:r>
           <m:r>
             <m:rPr>
@@ -6895,7 +10391,7 @@
           </m:r>
         </m:oMath>
       </m:oMathPara>
-      <w:bookmarkEnd w:id="55"/>
+      <w:bookmarkEnd w:id="69"/>
     </w:p>
     <w:p>
       <w:pPr>
@@ -6914,7 +10410,7 @@
         <w:t xml:space="preserve">.</w:t>
       </w:r>
     </w:p>
-    <w:bookmarkEnd w:id="56"/>
+    <w:bookmarkEnd w:id="70"/>
     <w:p>
       <w:pPr>
         <w:pStyle w:val="BodyText"/>
@@ -6940,7 +10436,7 @@
           <w:rPr>
             <w:rStyle w:val="Hyperlink"/>
           </w:rPr>
-          <w:t xml:space="preserve">Exercise 2</w:t>
+          <w:t xml:space="preserve">Exercise 3</w:t>
         </w:r>
       </w:hyperlink>
       <w:r>
@@ -6954,7 +10450,7 @@
           <w:rPr>
             <w:rStyle w:val="Hyperlink"/>
           </w:rPr>
-          <w:t xml:space="preserve">Solution 2</w:t>
+          <w:t xml:space="preserve">Solution 3</w:t>
         </w:r>
       </w:hyperlink>
       <w:r>
@@ -6974,14 +10470,14 @@
           <w:rPr>
             <w:rStyle w:val="Hyperlink"/>
           </w:rPr>
-          <w:t xml:space="preserve">Theorem 1</w:t>
+          <w:t xml:space="preserve">Theorem 2</w:t>
         </w:r>
       </w:hyperlink>
       <w:r>
         <w:t xml:space="preserve">.</w:t>
       </w:r>
     </w:p>
-    <w:bookmarkStart w:id="57" w:name="exr-ppv-ratio-form"/>
+    <w:bookmarkStart w:id="71" w:name="exr-ppv-ratio-form"/>
     <w:p>
       <w:pPr>
         <w:pStyle w:val="BodyText"/>
@@ -6991,7 +10487,7 @@
           <w:b/>
           <w:bCs/>
         </w:rPr>
-        <w:t xml:space="preserve">Exercise 3 (PPV in terms of two ratios)</w:t>
+        <w:t xml:space="preserve">Exercise 4 (PPV in terms of two ratios)</w:t>
       </w:r>
       <w:r>
         <w:t xml:space="preserve"> </w:t>
@@ -7007,7 +10503,7 @@
           <w:rPr>
             <w:rStyle w:val="Hyperlink"/>
           </w:rPr>
-          <w:t xml:space="preserve">Theorem 2</w:t>
+          <w:t xml:space="preserve">Theorem 3</w:t>
         </w:r>
       </w:hyperlink>
       <w:r>
@@ -7107,8 +10603,8 @@
         <w:t xml:space="preserve">of non-diseased to diseased people in the population.</w:t>
       </w:r>
     </w:p>
-    <w:bookmarkEnd w:id="57"/>
-    <w:bookmarkStart w:id="59" w:name="sol-ppv-ratio-form"/>
+    <w:bookmarkEnd w:id="71"/>
+    <w:bookmarkStart w:id="73" w:name="sol-ppv-ratio-form"/>
     <w:p>
       <w:pPr>
         <w:pStyle w:val="BodyText"/>
@@ -7118,7 +10614,7 @@
           <w:i/>
           <w:iCs/>
         </w:rPr>
-        <w:t xml:space="preserve">Solution 3</w:t>
+        <w:t xml:space="preserve">Solution 4</w:t>
       </w:r>
       <w:r>
         <w:t xml:space="preserve">. </w:t>
@@ -7285,7 +10781,7 @@
           <w:rPr>
             <w:rStyle w:val="Hyperlink"/>
           </w:rPr>
-          <w:t xml:space="preserve">Theorem 2</w:t>
+          <w:t xml:space="preserve">Theorem 3</w:t>
         </w:r>
       </w:hyperlink>
       <w:r>
@@ -7379,7 +10875,7 @@
       <w:pPr>
         <w:pStyle w:val="BodyText"/>
       </w:pPr>
-      <w:bookmarkStart w:id="58" w:name="eq-ppv-ratio-form-exr"/>
+      <w:bookmarkStart w:id="72" w:name="eq-ppv-ratio-form-exr"/>
       <m:oMathPara>
         <m:oMathParaPr>
           <m:jc m:val="center"/>
@@ -7973,7 +11469,7 @@
             <m:t>(</m:t>
           </m:r>
           <m:r>
-            <m:t>20</m:t>
+            <m:t>25</m:t>
           </m:r>
           <m:r>
             <m:rPr>
@@ -7983,10 +11479,10 @@
           </m:r>
         </m:oMath>
       </m:oMathPara>
-      <w:bookmarkEnd w:id="58"/>
+      <w:bookmarkEnd w:id="72"/>
     </w:p>
-    <w:bookmarkEnd w:id="59"/>
-    <w:bookmarkStart w:id="61" w:name="thm-ppv-sens-spec-prev"/>
+    <w:bookmarkEnd w:id="73"/>
+    <w:bookmarkStart w:id="75" w:name="thm-ppv-sens-spec-prev"/>
     <w:p>
       <w:pPr>
         <w:pStyle w:val="FirstParagraph"/>
@@ -7996,7 +11492,7 @@
           <w:b/>
           <w:bCs/>
         </w:rPr>
-        <w:t xml:space="preserve">Theorem 3 (PPV in terms of sensitivity, specificity, and prevalence)</w:t>
+        <w:t xml:space="preserve">Theorem 4 (PPV in terms of sensitivity, specificity, and prevalence)</w:t>
       </w:r>
       <w:r>
         <w:t xml:space="preserve"> </w:t>
@@ -8059,7 +11555,7 @@
       <w:pPr>
         <w:pStyle w:val="BodyText"/>
       </w:pPr>
-      <w:bookmarkStart w:id="60" w:name="eq-ppv-sens-spec-prev"/>
+      <w:bookmarkStart w:id="74" w:name="eq-ppv-sens-spec-prev"/>
       <m:oMathPara>
         <m:oMathParaPr>
           <m:jc m:val="center"/>
@@ -8171,7 +11667,7 @@
             <m:t>(</m:t>
           </m:r>
           <m:r>
-            <m:t>21</m:t>
+            <m:t>26</m:t>
           </m:r>
           <m:r>
             <m:rPr>
@@ -8181,9 +11677,9 @@
           </m:r>
         </m:oMath>
       </m:oMathPara>
-      <w:bookmarkEnd w:id="60"/>
+      <w:bookmarkEnd w:id="74"/>
     </w:p>
-    <w:bookmarkEnd w:id="61"/>
+    <w:bookmarkEnd w:id="75"/>
     <w:p>
       <w:pPr>
         <w:pStyle w:val="FirstParagraph"/>
@@ -8209,7 +11705,7 @@
           <w:rPr>
             <w:rStyle w:val="Hyperlink"/>
           </w:rPr>
-          <w:t xml:space="preserve">Exercise 3</w:t>
+          <w:t xml:space="preserve">Exercise 4</w:t>
         </w:r>
       </w:hyperlink>
       <w:r>
@@ -8223,7 +11719,7 @@
           <w:rPr>
             <w:rStyle w:val="Hyperlink"/>
           </w:rPr>
-          <w:t xml:space="preserve">Solution 3</w:t>
+          <w:t xml:space="preserve">Solution 4</w:t>
         </w:r>
       </w:hyperlink>
       <w:r>
@@ -8239,6 +11735,23 @@
         <w:t xml:space="preserve"> </w:t>
       </w:r>
       <w:hyperlink w:anchor="thm-ppv-bayes">
+        <w:r>
+          <w:rPr>
+            <w:rStyle w:val="Hyperlink"/>
+          </w:rPr>
+          <w:t xml:space="preserve">Theorem 3</w:t>
+        </w:r>
+      </w:hyperlink>
+      <w:r>
+        <w:t xml:space="preserve"> </w:t>
+      </w:r>
+      <w:r>
+        <w:t xml:space="preserve">and</w:t>
+      </w:r>
+      <w:r>
+        <w:t xml:space="preserve"> </w:t>
+      </w:r>
+      <w:hyperlink w:anchor="thm-prob-positive">
         <w:r>
           <w:rPr>
             <w:rStyle w:val="Hyperlink"/>
@@ -8247,27 +11760,10 @@
         </w:r>
       </w:hyperlink>
       <w:r>
-        <w:t xml:space="preserve"> </w:t>
-      </w:r>
-      <w:r>
-        <w:t xml:space="preserve">and</w:t>
-      </w:r>
-      <w:r>
-        <w:t xml:space="preserve"> </w:t>
-      </w:r>
-      <w:hyperlink w:anchor="thm-prob-positive">
-        <w:r>
-          <w:rPr>
-            <w:rStyle w:val="Hyperlink"/>
-          </w:rPr>
-          <w:t xml:space="preserve">Theorem 1</w:t>
-        </w:r>
-      </w:hyperlink>
-      <w:r>
         <w:t xml:space="preserve">.</w:t>
       </w:r>
     </w:p>
-    <w:bookmarkStart w:id="64" w:name="exm-ppv-sens-spec-prev"/>
+    <w:bookmarkStart w:id="78" w:name="exm-ppv-sens-spec-prev"/>
     <w:p>
       <w:pPr>
         <w:pStyle w:val="BodyText"/>
@@ -8344,7 +11840,7 @@
           <w:rPr>
             <w:rStyle w:val="Hyperlink"/>
           </w:rPr>
-          <w:t xml:space="preserve">Theorem 3</w:t>
+          <w:t xml:space="preserve">Theorem 4</w:t>
         </w:r>
       </w:hyperlink>
       <w:r>
@@ -8358,7 +11854,7 @@
       <w:pPr>
         <w:pStyle w:val="BodyText"/>
       </w:pPr>
-      <w:bookmarkStart w:id="62" w:name="eq-ppv-sens-spec-prev-exm"/>
+      <w:bookmarkStart w:id="76" w:name="eq-ppv-sens-spec-prev-exm"/>
       <m:oMathPara>
         <m:oMathParaPr>
           <m:jc m:val="center"/>
@@ -8841,7 +12337,7 @@
             <m:t>(</m:t>
           </m:r>
           <m:r>
-            <m:t>22</m:t>
+            <m:t>27</m:t>
           </m:r>
           <m:r>
             <m:rPr>
@@ -8851,7 +12347,7 @@
           </m:r>
         </m:oMath>
       </m:oMathPara>
-      <w:bookmarkEnd w:id="62"/>
+      <w:bookmarkEnd w:id="76"/>
     </w:p>
     <w:p>
       <w:pPr>
@@ -8934,7 +12430,7 @@
       <w:pPr>
         <w:pStyle w:val="BodyText"/>
       </w:pPr>
-      <w:bookmarkStart w:id="63" w:name="eq-ppv-sens-spec-prev-exm-2"/>
+      <w:bookmarkStart w:id="77" w:name="eq-ppv-sens-spec-prev-exm-2"/>
       <m:oMathPara>
         <m:oMathParaPr>
           <m:jc m:val="center"/>
@@ -9199,7 +12695,7 @@
             <m:t>(</m:t>
           </m:r>
           <m:r>
-            <m:t>23</m:t>
+            <m:t>28</m:t>
           </m:r>
           <m:r>
             <m:rPr>
@@ -9209,7 +12705,7 @@
           </m:r>
         </m:oMath>
       </m:oMathPara>
-      <w:bookmarkEnd w:id="63"/>
+      <w:bookmarkEnd w:id="77"/>
     </w:p>
     <w:p>
       <w:pPr>
@@ -9219,8 +12715,8 @@
         <w:t xml:space="preserve">so about 9 in 10 positive results would be false positives.</w:t>
       </w:r>
     </w:p>
-    <w:bookmarkEnd w:id="64"/>
-    <w:bookmarkStart w:id="65" w:name="rem-ppv-prevalence"/>
+    <w:bookmarkEnd w:id="78"/>
+    <w:bookmarkStart w:id="79" w:name="rem-ppv-prevalence"/>
     <w:p>
       <w:pPr>
         <w:pStyle w:val="BodyText"/>
@@ -9299,7 +12795,7 @@
           <w:rPr>
             <w:rStyle w:val="Hyperlink"/>
           </w:rPr>
-          <w:t xml:space="preserve">Theorem 3</w:t>
+          <w:t xml:space="preserve">Theorem 4</w:t>
         </w:r>
       </w:hyperlink>
       <w:r>
@@ -9344,9 +12840,9 @@
         <w:t xml:space="preserve">shows.</w:t>
       </w:r>
     </w:p>
-    <w:bookmarkEnd w:id="65"/>
-    <w:bookmarkEnd w:id="66"/>
-    <w:bookmarkStart w:id="70" w:name="agreement-between-two-classifiers"/>
+    <w:bookmarkEnd w:id="79"/>
+    <w:bookmarkEnd w:id="80"/>
+    <w:bookmarkStart w:id="84" w:name="agreement-between-two-classifiers"/>
     <w:p>
       <w:pPr>
         <w:pStyle w:val="Heading2"/>
@@ -9431,7 +12927,7 @@
         <w:t xml:space="preserve">.</w:t>
       </w:r>
     </w:p>
-    <w:bookmarkStart w:id="68" w:name="def-agreement-table"/>
+    <w:bookmarkStart w:id="82" w:name="def-agreement-table"/>
     <w:p>
       <w:pPr>
         <w:pStyle w:val="BodyText"/>
@@ -9441,7 +12937,7 @@
           <w:b/>
           <w:bCs/>
         </w:rPr>
-        <w:t xml:space="preserve">Definition 9 (Agreement table)</w:t>
+        <w:t xml:space="preserve">Definition 12 (Agreement table)</w:t>
       </w:r>
       <w:r>
         <w:t xml:space="preserve"> </w:t>
@@ -9467,7 +12963,38 @@
         <w:t xml:space="preserve"> </w:t>
       </w:r>
       <w:r>
-        <w:t xml:space="preserve">each classify as positive or negative,</w:t>
+        <w:t xml:space="preserve">each classify as</w:t>
+      </w:r>
+      <w:r>
+        <w:t xml:space="preserve"> </w:t>
+      </w:r>
+      <w:hyperlink w:anchor="def-positive-classification">
+        <w:r>
+          <w:rPr>
+            <w:rStyle w:val="Hyperlink"/>
+          </w:rPr>
+          <w:t xml:space="preserve">positive</w:t>
+        </w:r>
+      </w:hyperlink>
+      <w:r>
+        <w:t xml:space="preserve"> </w:t>
+      </w:r>
+      <w:r>
+        <w:t xml:space="preserve">or</w:t>
+      </w:r>
+      <w:r>
+        <w:t xml:space="preserve"> </w:t>
+      </w:r>
+      <w:hyperlink w:anchor="def-negative-classification">
+        <w:r>
+          <w:rPr>
+            <w:rStyle w:val="Hyperlink"/>
+          </w:rPr>
+          <w:t xml:space="preserve">negative</w:t>
+        </w:r>
+      </w:hyperlink>
+      <w:r>
+        <w:t xml:space="preserve">,</w:t>
       </w:r>
       <w:r>
         <w:t xml:space="preserve"> </w:t>
@@ -9874,7 +13401,7 @@
       <w:pPr>
         <w:pStyle w:val="BodyText"/>
       </w:pPr>
-      <w:bookmarkStart w:id="67" w:name="eq-agreement-table-n"/>
+      <w:bookmarkStart w:id="81" w:name="eq-agreement-table-n"/>
       <m:oMathPara>
         <m:oMathParaPr>
           <m:jc m:val="center"/>
@@ -9942,7 +13469,7 @@
             <m:t>(</m:t>
           </m:r>
           <m:r>
-            <m:t>24</m:t>
+            <m:t>29</m:t>
           </m:r>
           <m:r>
             <m:rPr>
@@ -9952,7 +13479,7 @@
           </m:r>
         </m:oMath>
       </m:oMathPara>
-      <w:bookmarkEnd w:id="67"/>
+      <w:bookmarkEnd w:id="81"/>
     </w:p>
     <w:p>
       <w:pPr>
@@ -9971,8 +13498,8 @@
         <w:t xml:space="preserve">.</w:t>
       </w:r>
     </w:p>
-    <w:bookmarkEnd w:id="68"/>
-    <w:bookmarkStart w:id="69" w:name="exm-agreement-table-covid"/>
+    <w:bookmarkEnd w:id="82"/>
+    <w:bookmarkStart w:id="83" w:name="exm-agreement-table-covid"/>
     <w:p>
       <w:pPr>
         <w:pStyle w:val="BodyText"/>
@@ -10390,7 +13917,7 @@
           <w:rPr>
             <w:rStyle w:val="Hyperlink"/>
           </w:rPr>
-          <w:t xml:space="preserve">Definition 9</w:t>
+          <w:t xml:space="preserve">Definition 12</w:t>
         </w:r>
       </w:hyperlink>
       <w:r>
@@ -10893,9 +14420,9 @@
         <w:t xml:space="preserve">#&gt;  693   93    7 9207</w:t>
       </w:r>
     </w:p>
-    <w:bookmarkEnd w:id="69"/>
-    <w:bookmarkEnd w:id="70"/>
-    <w:bookmarkStart w:id="102" w:name="agreement-proportions"/>
+    <w:bookmarkEnd w:id="83"/>
+    <w:bookmarkEnd w:id="84"/>
+    <w:bookmarkStart w:id="113" w:name="agreement-proportions"/>
     <w:p>
       <w:pPr>
         <w:pStyle w:val="Heading2"/>
@@ -10904,7 +14431,7 @@
         <w:t xml:space="preserve">6 Agreement proportions</w:t>
       </w:r>
     </w:p>
-    <w:bookmarkStart w:id="75" w:name="def-overall-agreement"/>
+    <w:bookmarkStart w:id="86" w:name="def-overall-agreement"/>
     <w:p>
       <w:pPr>
         <w:pStyle w:val="FirstParagraph"/>
@@ -10914,7 +14441,7 @@
           <w:b/>
           <w:bCs/>
         </w:rPr>
-        <w:t xml:space="preserve">Definition 10 (Overall agreement)</w:t>
+        <w:t xml:space="preserve">Definition 13 (Overall agreement)</w:t>
       </w:r>
       <w:r>
         <w:t xml:space="preserve"> </w:t>
@@ -10945,7 +14472,7 @@
       <w:r>
         <w:t xml:space="preserve"> </w:t>
       </w:r>
-      <w:hyperlink r:id="rId71">
+      <w:hyperlink r:id="rId18">
         <w:r>
           <w:rPr>
             <w:rStyle w:val="Hyperlink"/>
@@ -10957,29 +14484,29 @@
         <w:t xml:space="preserve"> </w:t>
       </w:r>
       <w:r>
-        <w:t xml:space="preserve">that the agent assigns the positive</w:t>
-      </w:r>
-      <w:r>
-        <w:t xml:space="preserve"> </w:t>
-      </w:r>
-      <w:hyperlink w:anchor="def-class">
+        <w:t xml:space="preserve">that the agent makes a</w:t>
+      </w:r>
+      <w:r>
+        <w:t xml:space="preserve"> </w:t>
+      </w:r>
+      <w:hyperlink w:anchor="def-positive-classification">
         <w:r>
           <w:rPr>
             <w:rStyle w:val="Hyperlink"/>
           </w:rPr>
-          <w:t xml:space="preserve">class</w:t>
+          <w:t xml:space="preserve">positive classification</w:t>
         </w:r>
       </w:hyperlink>
       <w:r>
         <w:t xml:space="preserve"> </w:t>
       </w:r>
       <w:r>
-        <w:t xml:space="preserve">to an observation drawn from a</w:t>
-      </w:r>
-      <w:r>
-        <w:t xml:space="preserve"> </w:t>
-      </w:r>
-      <w:hyperlink r:id="rId72">
+        <w:t xml:space="preserve">for an observation drawn from a</w:t>
+      </w:r>
+      <w:r>
+        <w:t xml:space="preserve"> </w:t>
+      </w:r>
+      <w:hyperlink r:id="rId17">
         <w:r>
           <w:rPr>
             <w:rStyle w:val="Hyperlink"/>
@@ -10988,12 +14515,18 @@
         </w:r>
       </w:hyperlink>
       <w:r>
-        <w:t xml:space="preserve">, with</w:t>
-      </w:r>
-      <w:r>
-        <w:t xml:space="preserve"> </w:t>
-      </w:r>
-      <w:hyperlink r:id="rId73">
+        <w:t xml:space="preserve">,</w:t>
+      </w:r>
+      <w:r>
+        <w:t xml:space="preserve"> </w:t>
+      </w:r>
+      <w:r>
+        <w:t xml:space="preserve">with</w:t>
+      </w:r>
+      <w:r>
+        <w:t xml:space="preserve"> </w:t>
+      </w:r>
+      <w:hyperlink r:id="rId23">
         <w:r>
           <w:rPr>
             <w:rStyle w:val="Hyperlink"/>
@@ -11036,7 +14569,7 @@
         <w:t xml:space="preserve"> </w:t>
       </w:r>
       <w:r>
-        <w:t xml:space="preserve">be the event that the reference assigns the positive class to the same observation, with complement</w:t>
+        <w:t xml:space="preserve">be the event that the reference makes a positive classification for the same observation, with complement</w:t>
       </w:r>
       <w:r>
         <w:t xml:space="preserve"> </w:t>
@@ -11088,7 +14621,7 @@
       <w:r>
         <w:t xml:space="preserve"> </w:t>
       </w:r>
-      <w:hyperlink r:id="rId46">
+      <w:hyperlink r:id="rId33">
         <w:r>
           <w:rPr>
             <w:rStyle w:val="Hyperlink"/>
@@ -11107,7 +14640,7 @@
       <w:pPr>
         <w:pStyle w:val="BodyText"/>
       </w:pPr>
-      <w:bookmarkStart w:id="74" w:name="eq-overall-agreement"/>
+      <w:bookmarkStart w:id="85" w:name="eq-overall-agreement"/>
       <m:oMathPara>
         <m:oMathParaPr>
           <m:jc m:val="center"/>
@@ -11240,7 +14773,7 @@
             <m:t>(</m:t>
           </m:r>
           <m:r>
-            <m:t>25</m:t>
+            <m:t>30</m:t>
           </m:r>
           <m:r>
             <m:rPr>
@@ -11250,7 +14783,7 @@
           </m:r>
         </m:oMath>
       </m:oMathPara>
-      <w:bookmarkEnd w:id="74"/>
+      <w:bookmarkEnd w:id="85"/>
     </w:p>
     <w:p>
       <w:pPr>
@@ -11269,8 +14802,8 @@
         <w:t xml:space="preserve">.</w:t>
       </w:r>
     </w:p>
-    <w:bookmarkEnd w:id="75"/>
-    <w:bookmarkStart w:id="80" w:name="exm-overall-agreement"/>
+    <w:bookmarkEnd w:id="86"/>
+    <w:bookmarkStart w:id="91" w:name="exm-overall-agreement"/>
     <w:p>
       <w:pPr>
         <w:pStyle w:val="BodyText"/>
@@ -11325,7 +14858,7 @@
       <w:r>
         <w:t xml:space="preserve"> </w:t>
       </w:r>
-      <w:hyperlink r:id="rId72">
+      <w:hyperlink r:id="rId17">
         <w:r>
           <w:rPr>
             <w:rStyle w:val="Hyperlink"/>
@@ -11405,7 +14938,7 @@
       <w:r>
         <w:t xml:space="preserve"> </w:t>
       </w:r>
-      <w:hyperlink r:id="rId76">
+      <w:hyperlink r:id="rId87">
         <w:r>
           <w:rPr>
             <w:rStyle w:val="Hyperlink"/>
@@ -11523,13 +15056,7 @@
               <m:rPr>
                 <m:sty m:val="p"/>
               </m:rPr>
-              <m:t>¬</m:t>
-            </m:r>
-            <m:r>
-              <m:rPr>
-                <m:sty m:val="p"/>
-              </m:rPr>
-              <m:t>+</m:t>
+              <m:t>−</m:t>
             </m:r>
             <m:r>
               <m:rPr>
@@ -11694,7 +15221,7 @@
       <w:r>
         <w:t xml:space="preserve"> </w:t>
       </w:r>
-      <w:hyperlink r:id="rId46">
+      <w:hyperlink r:id="rId33">
         <w:r>
           <w:rPr>
             <w:rStyle w:val="Hyperlink"/>
@@ -11706,14 +15233,31 @@
         <w:t xml:space="preserve"> </w:t>
       </w:r>
       <w:r>
-        <w:t xml:space="preserve">that a person has COVID-19 and tests positive is:</w:t>
+        <w:t xml:space="preserve">that a person has COVID-19 and tests</w:t>
+      </w:r>
+      <w:r>
+        <w:t xml:space="preserve"> </w:t>
+      </w:r>
+      <w:hyperlink w:anchor="def-positive-classification">
+        <w:r>
+          <w:rPr>
+            <w:rStyle w:val="Hyperlink"/>
+          </w:rPr>
+          <w:t xml:space="preserve">positive</w:t>
+        </w:r>
+      </w:hyperlink>
+      <w:r>
+        <w:t xml:space="preserve"> </w:t>
+      </w:r>
+      <w:r>
+        <w:t xml:space="preserve">is:</w:t>
       </w:r>
     </w:p>
     <w:p>
       <w:pPr>
         <w:pStyle w:val="BodyText"/>
       </w:pPr>
-      <w:bookmarkStart w:id="77" w:name="eq-exm-overall-agreement-pos"/>
+      <w:bookmarkStart w:id="88" w:name="eq-exm-overall-agreement-pos"/>
       <m:oMathPara>
         <m:oMathParaPr>
           <m:jc m:val="center"/>
@@ -11923,7 +15467,7 @@
             <m:t>(</m:t>
           </m:r>
           <m:r>
-            <m:t>26</m:t>
+            <m:t>31</m:t>
           </m:r>
           <m:r>
             <m:rPr>
@@ -11933,21 +15477,38 @@
           </m:r>
         </m:oMath>
       </m:oMathPara>
-      <w:bookmarkEnd w:id="77"/>
+      <w:bookmarkEnd w:id="88"/>
     </w:p>
     <w:p>
       <w:pPr>
         <w:pStyle w:val="FirstParagraph"/>
       </w:pPr>
       <w:r>
-        <w:t xml:space="preserve">and the probability that a person does not have COVID-19 and tests negative is:</w:t>
+        <w:t xml:space="preserve">and the probability that a person does not have COVID-19 and tests</w:t>
+      </w:r>
+      <w:r>
+        <w:t xml:space="preserve"> </w:t>
+      </w:r>
+      <w:hyperlink w:anchor="def-negative-classification">
+        <w:r>
+          <w:rPr>
+            <w:rStyle w:val="Hyperlink"/>
+          </w:rPr>
+          <w:t xml:space="preserve">negative</w:t>
+        </w:r>
+      </w:hyperlink>
+      <w:r>
+        <w:t xml:space="preserve"> </w:t>
+      </w:r>
+      <w:r>
+        <w:t xml:space="preserve">is:</w:t>
       </w:r>
     </w:p>
     <w:p>
       <w:pPr>
         <w:pStyle w:val="BodyText"/>
       </w:pPr>
-      <w:bookmarkStart w:id="78" w:name="eq-exm-overall-agreement-neg"/>
+      <w:bookmarkStart w:id="89" w:name="eq-exm-overall-agreement-neg"/>
       <m:oMathPara>
         <m:oMathParaPr>
           <m:jc m:val="center"/>
@@ -11976,13 +15537,7 @@
                     <m:rPr>
                       <m:sty m:val="p"/>
                     </m:rPr>
-                    <m:t>¬</m:t>
-                  </m:r>
-                  <m:r>
-                    <m:rPr>
-                      <m:sty m:val="p"/>
-                    </m:rPr>
-                    <m:t>+</m:t>
+                    <m:t>−</m:t>
                   </m:r>
                   <m:r>
                     <m:rPr>
@@ -12034,13 +15589,7 @@
                     <m:rPr>
                       <m:sty m:val="p"/>
                     </m:rPr>
-                    <m:t>¬</m:t>
-                  </m:r>
-                  <m:r>
-                    <m:rPr>
-                      <m:sty m:val="p"/>
-                    </m:rPr>
-                    <m:t>+</m:t>
+                    <m:t>−</m:t>
                   </m:r>
                   <m:r>
                     <m:rPr>
@@ -12225,7 +15774,7 @@
             <m:t>(</m:t>
           </m:r>
           <m:r>
-            <m:t>27</m:t>
+            <m:t>32</m:t>
           </m:r>
           <m:r>
             <m:rPr>
@@ -12235,7 +15784,7 @@
           </m:r>
         </m:oMath>
       </m:oMathPara>
-      <w:bookmarkEnd w:id="78"/>
+      <w:bookmarkEnd w:id="89"/>
     </w:p>
     <w:p>
       <w:pPr>
@@ -12266,7 +15815,7 @@
       <w:pPr>
         <w:pStyle w:val="BodyText"/>
       </w:pPr>
-      <w:bookmarkStart w:id="79" w:name="eq-exm-overall-agreement"/>
+      <w:bookmarkStart w:id="90" w:name="eq-exm-overall-agreement"/>
       <m:oMathPara>
         <m:oMathParaPr>
           <m:jc m:val="center"/>
@@ -12359,13 +15908,7 @@
                     <m:rPr>
                       <m:sty m:val="p"/>
                     </m:rPr>
-                    <m:t>¬</m:t>
-                  </m:r>
-                  <m:r>
-                    <m:rPr>
-                      <m:sty m:val="p"/>
-                    </m:rPr>
-                    <m:t>+</m:t>
+                    <m:t>−</m:t>
                   </m:r>
                   <m:r>
                     <m:rPr>
@@ -12494,7 +16037,7 @@
             <m:t>(</m:t>
           </m:r>
           <m:r>
-            <m:t>28</m:t>
+            <m:t>33</m:t>
           </m:r>
           <m:r>
             <m:rPr>
@@ -12504,10 +16047,10 @@
           </m:r>
         </m:oMath>
       </m:oMathPara>
-      <w:bookmarkEnd w:id="79"/>
+      <w:bookmarkEnd w:id="90"/>
     </w:p>
-    <w:bookmarkEnd w:id="80"/>
-    <w:bookmarkStart w:id="84" w:name="def-estimated-overall-agreement"/>
+    <w:bookmarkEnd w:id="91"/>
+    <w:bookmarkStart w:id="95" w:name="def-estimated-overall-agreement"/>
     <w:p>
       <w:pPr>
         <w:pStyle w:val="FirstParagraph"/>
@@ -12517,7 +16060,7 @@
           <w:b/>
           <w:bCs/>
         </w:rPr>
-        <w:t xml:space="preserve">Definition 11 (Estimated overall agreement)</w:t>
+        <w:t xml:space="preserve">Definition 14 (Estimated overall agreement)</w:t>
       </w:r>
       <w:r>
         <w:t xml:space="preserve"> </w:t>
@@ -12561,7 +16104,7 @@
       <w:r>
         <w:t xml:space="preserve"> </w:t>
       </w:r>
-      <w:hyperlink r:id="rId81">
+      <w:hyperlink r:id="rId92">
         <w:r>
           <w:rPr>
             <w:rStyle w:val="Hyperlink"/>
@@ -12604,7 +16147,7 @@
       <w:r>
         <w:t xml:space="preserve"> </w:t>
       </w:r>
-      <w:hyperlink r:id="rId82">
+      <w:hyperlink r:id="rId93">
         <w:r>
           <w:rPr>
             <w:rStyle w:val="Hyperlink"/>
@@ -12654,7 +16197,7 @@
       <w:pPr>
         <w:pStyle w:val="BodyText"/>
       </w:pPr>
-      <w:bookmarkStart w:id="83" w:name="eq-estimated-overall-agreement"/>
+      <w:bookmarkStart w:id="94" w:name="eq-estimated-overall-agreement"/>
       <m:oMathPara>
         <m:oMathParaPr>
           <m:jc m:val="center"/>
@@ -12732,7 +16275,7 @@
             <m:t>(</m:t>
           </m:r>
           <m:r>
-            <m:t>29</m:t>
+            <m:t>34</m:t>
           </m:r>
           <m:r>
             <m:rPr>
@@ -12742,7 +16285,7 @@
           </m:r>
         </m:oMath>
       </m:oMathPara>
-      <w:bookmarkEnd w:id="83"/>
+      <w:bookmarkEnd w:id="94"/>
     </w:p>
     <w:p>
       <w:pPr>
@@ -12761,8 +16304,8 @@
         <w:t xml:space="preserve">.</w:t>
       </w:r>
     </w:p>
-    <w:bookmarkEnd w:id="84"/>
-    <w:bookmarkStart w:id="86" w:name="exm-estimated-overall-agreement"/>
+    <w:bookmarkEnd w:id="95"/>
+    <w:bookmarkStart w:id="97" w:name="exm-estimated-overall-agreement"/>
     <w:p>
       <w:pPr>
         <w:pStyle w:val="BodyText"/>
@@ -12839,7 +16382,7 @@
       <w:pPr>
         <w:pStyle w:val="BodyText"/>
       </w:pPr>
-      <w:bookmarkStart w:id="85" w:name="eq-exm-estimated-overall-agreement"/>
+      <w:bookmarkStart w:id="96" w:name="eq-exm-estimated-overall-agreement"/>
       <m:oMathPara>
         <m:oMathParaPr>
           <m:jc m:val="center"/>
@@ -13052,7 +16595,7 @@
             <m:t>(</m:t>
           </m:r>
           <m:r>
-            <m:t>30</m:t>
+            <m:t>35</m:t>
           </m:r>
           <m:r>
             <m:rPr>
@@ -13062,7 +16605,7 @@
           </m:r>
         </m:oMath>
       </m:oMathPara>
-      <w:bookmarkEnd w:id="85"/>
+      <w:bookmarkEnd w:id="96"/>
     </w:p>
     <w:p>
       <w:pPr>
@@ -13074,7 +16617,7 @@
       <w:r>
         <w:t xml:space="preserve"> </w:t>
       </w:r>
-      <w:hyperlink r:id="rId82">
+      <w:hyperlink r:id="rId93">
         <w:r>
           <w:rPr>
             <w:rStyle w:val="Hyperlink"/>
@@ -13154,7 +16697,7 @@
       <w:r>
         <w:t xml:space="preserve"> </w:t>
       </w:r>
-      <w:hyperlink r:id="rId81">
+      <w:hyperlink r:id="rId92">
         <w:r>
           <w:rPr>
             <w:rStyle w:val="Hyperlink"/>
@@ -13229,7 +16772,7 @@
       <w:r>
         <w:t xml:space="preserve"> </w:t>
       </w:r>
-      <w:hyperlink r:id="rId46">
+      <w:hyperlink r:id="rId33">
         <w:r>
           <w:rPr>
             <w:rStyle w:val="Hyperlink"/>
@@ -13310,13 +16853,7 @@
               <m:rPr>
                 <m:sty m:val="p"/>
               </m:rPr>
-              <m:t>¬</m:t>
-            </m:r>
-            <m:r>
-              <m:rPr>
-                <m:sty m:val="p"/>
-              </m:rPr>
-              <m:t>+</m:t>
+              <m:t>−</m:t>
             </m:r>
             <m:r>
               <m:rPr>
@@ -13343,8 +16880,8 @@
         <w:t xml:space="preserve">.</w:t>
       </w:r>
     </w:p>
-    <w:bookmarkEnd w:id="86"/>
-    <w:bookmarkStart w:id="88" w:name="def-positive-agreement"/>
+    <w:bookmarkEnd w:id="97"/>
+    <w:bookmarkStart w:id="99" w:name="def-positive-agreement"/>
     <w:p>
       <w:pPr>
         <w:pStyle w:val="BodyText"/>
@@ -13354,7 +16891,7 @@
           <w:b/>
           <w:bCs/>
         </w:rPr>
-        <w:t xml:space="preserve">Definition 12 (Positive agreement)</w:t>
+        <w:t xml:space="preserve">Definition 15 (Positive agreement)</w:t>
       </w:r>
       <w:r>
         <w:t xml:space="preserve"> </w:t>
@@ -13402,7 +16939,7 @@
           <w:rPr>
             <w:rStyle w:val="Hyperlink"/>
           </w:rPr>
-          <w:t xml:space="preserve">Definition 9</w:t>
+          <w:t xml:space="preserve">Definition 12</w:t>
         </w:r>
       </w:hyperlink>
       <w:r>
@@ -13456,7 +16993,24 @@
         <w:t xml:space="preserve"> </w:t>
       </w:r>
       <w:r>
-        <w:t xml:space="preserve">is the number of positive calls the agent and the reference share,</w:t>
+        <w:t xml:space="preserve">is the number of</w:t>
+      </w:r>
+      <w:r>
+        <w:t xml:space="preserve"> </w:t>
+      </w:r>
+      <w:hyperlink w:anchor="def-positive-classification">
+        <w:r>
+          <w:rPr>
+            <w:rStyle w:val="Hyperlink"/>
+          </w:rPr>
+          <w:t xml:space="preserve">positive classifications</w:t>
+        </w:r>
+      </w:hyperlink>
+      <w:r>
+        <w:t xml:space="preserve"> </w:t>
+      </w:r>
+      <w:r>
+        <w:t xml:space="preserve">the agent and the reference share,</w:t>
       </w:r>
       <w:r>
         <w:t xml:space="preserve"> </w:t>
@@ -13468,14 +17022,14 @@
         <w:t xml:space="preserve"> </w:t>
       </w:r>
       <w:r>
-        <w:t xml:space="preserve">as a proportion of all their positive calls:</w:t>
+        <w:t xml:space="preserve">as a proportion of all their positive classifications:</w:t>
       </w:r>
     </w:p>
     <w:p>
       <w:pPr>
         <w:pStyle w:val="BodyText"/>
       </w:pPr>
-      <w:bookmarkStart w:id="87" w:name="eq-positive-agreement"/>
+      <w:bookmarkStart w:id="98" w:name="eq-positive-agreement"/>
       <m:oMathPara>
         <m:oMathParaPr>
           <m:jc m:val="center"/>
@@ -13565,7 +17119,7 @@
             <m:t>(</m:t>
           </m:r>
           <m:r>
-            <m:t>31</m:t>
+            <m:t>36</m:t>
           </m:r>
           <m:r>
             <m:rPr>
@@ -13575,7 +17129,7 @@
           </m:r>
         </m:oMath>
       </m:oMathPara>
-      <w:bookmarkEnd w:id="87"/>
+      <w:bookmarkEnd w:id="98"/>
     </w:p>
     <w:p>
       <w:pPr>
@@ -13594,8 +17148,8 @@
         <w:t xml:space="preserve">.</w:t>
       </w:r>
     </w:p>
-    <w:bookmarkEnd w:id="88"/>
-    <w:bookmarkStart w:id="90" w:name="exm-positive-agreement"/>
+    <w:bookmarkEnd w:id="99"/>
+    <w:bookmarkStart w:id="101" w:name="exm-positive-agreement"/>
     <w:p>
       <w:pPr>
         <w:pStyle w:val="BodyText"/>
@@ -13638,7 +17192,7 @@
           <w:rPr>
             <w:rStyle w:val="Hyperlink"/>
           </w:rPr>
-          <w:t xml:space="preserve">Definition 12</w:t>
+          <w:t xml:space="preserve">Definition 15</w:t>
         </w:r>
       </w:hyperlink>
       <w:r>
@@ -13649,7 +17203,7 @@
       <w:pPr>
         <w:pStyle w:val="BodyText"/>
       </w:pPr>
-      <w:bookmarkStart w:id="89" w:name="eq-exm-positive-agreement"/>
+      <w:bookmarkStart w:id="100" w:name="eq-exm-positive-agreement"/>
       <m:oMathPara>
         <m:oMathParaPr>
           <m:jc m:val="center"/>
@@ -13940,7 +17494,7 @@
             <m:t>(</m:t>
           </m:r>
           <m:r>
-            <m:t>32</m:t>
+            <m:t>37</m:t>
           </m:r>
           <m:r>
             <m:rPr>
@@ -13950,7 +17504,7 @@
           </m:r>
         </m:oMath>
       </m:oMathPara>
-      <w:bookmarkEnd w:id="89"/>
+      <w:bookmarkEnd w:id="100"/>
     </w:p>
     <w:p>
       <w:pPr>
@@ -13983,8 +17537,8 @@
         <w:t xml:space="preserve">relative to the 693 true positives.</w:t>
       </w:r>
     </w:p>
-    <w:bookmarkEnd w:id="90"/>
-    <w:bookmarkStart w:id="92" w:name="def-negative-agreement"/>
+    <w:bookmarkEnd w:id="101"/>
+    <w:bookmarkStart w:id="103" w:name="def-negative-agreement"/>
     <w:p>
       <w:pPr>
         <w:pStyle w:val="BodyText"/>
@@ -13994,7 +17548,7 @@
           <w:b/>
           <w:bCs/>
         </w:rPr>
-        <w:t xml:space="preserve">Definition 13 (Negative agreement)</w:t>
+        <w:t xml:space="preserve">Definition 16 (Negative agreement)</w:t>
       </w:r>
       <w:r>
         <w:t xml:space="preserve"> </w:t>
@@ -14042,7 +17596,7 @@
           <w:rPr>
             <w:rStyle w:val="Hyperlink"/>
           </w:rPr>
-          <w:t xml:space="preserve">Definition 9</w:t>
+          <w:t xml:space="preserve">Definition 12</w:t>
         </w:r>
       </w:hyperlink>
       <w:r>
@@ -14096,7 +17650,24 @@
         <w:t xml:space="preserve"> </w:t>
       </w:r>
       <w:r>
-        <w:t xml:space="preserve">is the number of negative calls the agent and the reference share,</w:t>
+        <w:t xml:space="preserve">is the number of</w:t>
+      </w:r>
+      <w:r>
+        <w:t xml:space="preserve"> </w:t>
+      </w:r>
+      <w:hyperlink w:anchor="def-negative-classification">
+        <w:r>
+          <w:rPr>
+            <w:rStyle w:val="Hyperlink"/>
+          </w:rPr>
+          <w:t xml:space="preserve">negative classifications</w:t>
+        </w:r>
+      </w:hyperlink>
+      <w:r>
+        <w:t xml:space="preserve"> </w:t>
+      </w:r>
+      <w:r>
+        <w:t xml:space="preserve">the agent and the reference share,</w:t>
       </w:r>
       <w:r>
         <w:t xml:space="preserve"> </w:t>
@@ -14108,14 +17679,14 @@
         <w:t xml:space="preserve"> </w:t>
       </w:r>
       <w:r>
-        <w:t xml:space="preserve">as a proportion of all their negative calls:</w:t>
+        <w:t xml:space="preserve">as a proportion of all their negative classifications:</w:t>
       </w:r>
     </w:p>
     <w:p>
       <w:pPr>
         <w:pStyle w:val="BodyText"/>
       </w:pPr>
-      <w:bookmarkStart w:id="91" w:name="eq-negative-agreement"/>
+      <w:bookmarkStart w:id="102" w:name="eq-negative-agreement"/>
       <m:oMathPara>
         <m:oMathParaPr>
           <m:jc m:val="center"/>
@@ -14205,7 +17776,7 @@
             <m:t>(</m:t>
           </m:r>
           <m:r>
-            <m:t>33</m:t>
+            <m:t>38</m:t>
           </m:r>
           <m:r>
             <m:rPr>
@@ -14215,7 +17786,7 @@
           </m:r>
         </m:oMath>
       </m:oMathPara>
-      <w:bookmarkEnd w:id="91"/>
+      <w:bookmarkEnd w:id="102"/>
     </w:p>
     <w:p>
       <w:pPr>
@@ -14234,8 +17805,8 @@
         <w:t xml:space="preserve">.</w:t>
       </w:r>
     </w:p>
-    <w:bookmarkEnd w:id="92"/>
-    <w:bookmarkStart w:id="94" w:name="exm-negative-agreement"/>
+    <w:bookmarkEnd w:id="103"/>
+    <w:bookmarkStart w:id="105" w:name="exm-negative-agreement"/>
     <w:p>
       <w:pPr>
         <w:pStyle w:val="BodyText"/>
@@ -14278,7 +17849,7 @@
           <w:rPr>
             <w:rStyle w:val="Hyperlink"/>
           </w:rPr>
-          <w:t xml:space="preserve">Definition 13</w:t>
+          <w:t xml:space="preserve">Definition 16</w:t>
         </w:r>
       </w:hyperlink>
       <w:r>
@@ -14289,7 +17860,7 @@
       <w:pPr>
         <w:pStyle w:val="BodyText"/>
       </w:pPr>
-      <w:bookmarkStart w:id="93" w:name="eq-exm-negative-agreement"/>
+      <w:bookmarkStart w:id="104" w:name="eq-exm-negative-agreement"/>
       <m:oMathPara>
         <m:oMathParaPr>
           <m:jc m:val="center"/>
@@ -14598,7 +18169,7 @@
             <m:t>(</m:t>
           </m:r>
           <m:r>
-            <m:t>34</m:t>
+            <m:t>39</m:t>
           </m:r>
           <m:r>
             <m:rPr>
@@ -14608,7 +18179,7 @@
           </m:r>
         </m:oMath>
       </m:oMathPara>
-      <w:bookmarkEnd w:id="93"/>
+      <w:bookmarkEnd w:id="104"/>
     </w:p>
     <w:p>
       <w:pPr>
@@ -14641,8 +18212,8 @@
         <w:t xml:space="preserve">relative to the 9,207 shared negative calls.</w:t>
       </w:r>
     </w:p>
-    <w:bookmarkEnd w:id="94"/>
-    <w:bookmarkStart w:id="96" w:name="def-agent-only-rate"/>
+    <w:bookmarkEnd w:id="105"/>
+    <w:bookmarkStart w:id="107" w:name="def-agent-only-rate"/>
     <w:p>
       <w:pPr>
         <w:pStyle w:val="BodyText"/>
@@ -14652,7 +18223,7 @@
           <w:b/>
           <w:bCs/>
         </w:rPr>
-        <w:t xml:space="preserve">Definition 14 (Agent-only rate)</w:t>
+        <w:t xml:space="preserve">Definition 17 (Agent-only rate)</w:t>
       </w:r>
       <w:r>
         <w:t xml:space="preserve"> </w:t>
@@ -14681,7 +18252,7 @@
           <w:rPr>
             <w:rStyle w:val="Hyperlink"/>
           </w:rPr>
-          <w:t xml:space="preserve">Definition 9</w:t>
+          <w:t xml:space="preserve">Definition 12</w:t>
         </w:r>
       </w:hyperlink>
       <w:r>
@@ -14704,7 +18275,7 @@
       <w:pPr>
         <w:pStyle w:val="BodyText"/>
       </w:pPr>
-      <w:bookmarkStart w:id="95" w:name="eq-agent-only-rate"/>
+      <w:bookmarkStart w:id="106" w:name="eq-agent-only-rate"/>
       <m:oMathPara>
         <m:oMathParaPr>
           <m:jc m:val="center"/>
@@ -14770,7 +18341,7 @@
             <m:t>(</m:t>
           </m:r>
           <m:r>
-            <m:t>35</m:t>
+            <m:t>40</m:t>
           </m:r>
           <m:r>
             <m:rPr>
@@ -14780,10 +18351,10 @@
           </m:r>
         </m:oMath>
       </m:oMathPara>
-      <w:bookmarkEnd w:id="95"/>
+      <w:bookmarkEnd w:id="106"/>
     </w:p>
-    <w:bookmarkEnd w:id="96"/>
-    <w:bookmarkStart w:id="98" w:name="exm-agent-only-rate"/>
+    <w:bookmarkEnd w:id="107"/>
+    <w:bookmarkStart w:id="109" w:name="exm-agent-only-rate"/>
     <w:p>
       <w:pPr>
         <w:pStyle w:val="FirstParagraph"/>
@@ -14826,7 +18397,7 @@
           <w:rPr>
             <w:rStyle w:val="Hyperlink"/>
           </w:rPr>
-          <w:t xml:space="preserve">Definition 14</w:t>
+          <w:t xml:space="preserve">Definition 17</w:t>
         </w:r>
       </w:hyperlink>
       <w:r>
@@ -14837,7 +18408,7 @@
       <w:pPr>
         <w:pStyle w:val="BodyText"/>
       </w:pPr>
-      <w:bookmarkStart w:id="97" w:name="eq-exm-agent-only-rate"/>
+      <w:bookmarkStart w:id="108" w:name="eq-exm-agent-only-rate"/>
       <m:oMathPara>
         <m:oMathParaPr>
           <m:jc m:val="center"/>
@@ -14969,7 +18540,7 @@
             <m:t>(</m:t>
           </m:r>
           <m:r>
-            <m:t>36</m:t>
+            <m:t>41</m:t>
           </m:r>
           <m:r>
             <m:rPr>
@@ -14979,7 +18550,7 @@
           </m:r>
         </m:oMath>
       </m:oMathPara>
-      <w:bookmarkEnd w:id="97"/>
+      <w:bookmarkEnd w:id="108"/>
     </w:p>
     <w:p>
       <w:pPr>
@@ -14995,8 +18566,8 @@
         <w:t xml:space="preserve">are called positive by the test and negative by the reference.</w:t>
       </w:r>
     </w:p>
-    <w:bookmarkEnd w:id="98"/>
-    <w:bookmarkStart w:id="100" w:name="def-agreement-test-measures"/>
+    <w:bookmarkEnd w:id="109"/>
+    <w:bookmarkStart w:id="111" w:name="def-agreement-test-measures"/>
     <w:p>
       <w:pPr>
         <w:pStyle w:val="BodyText"/>
@@ -15006,7 +18577,7 @@
           <w:b/>
           <w:bCs/>
         </w:rPr>
-        <w:t xml:space="preserve">Definition 15 (Test measures estimated from an agreement table)</w:t>
+        <w:t xml:space="preserve">Definition 18 (Test measures estimated from an agreement table)</w:t>
       </w:r>
       <w:r>
         <w:t xml:space="preserve"> </w:t>
@@ -15025,7 +18596,7 @@
           <w:rPr>
             <w:rStyle w:val="Hyperlink"/>
           </w:rPr>
-          <w:t xml:space="preserve">Definition 9</w:t>
+          <w:t xml:space="preserve">Definition 12</w:t>
         </w:r>
       </w:hyperlink>
       <w:r>
@@ -15160,7 +18731,7 @@
       <w:pPr>
         <w:pStyle w:val="BodyText"/>
       </w:pPr>
-      <w:bookmarkStart w:id="99" w:name="eq-agreement-test-measures"/>
+      <w:bookmarkStart w:id="110" w:name="eq-agreement-test-measures"/>
       <m:oMathPara>
         <m:oMathParaPr>
           <m:jc m:val="center"/>
@@ -15450,7 +19021,7 @@
             <m:t>(</m:t>
           </m:r>
           <m:r>
-            <m:t>37</m:t>
+            <m:t>42</m:t>
           </m:r>
           <m:r>
             <m:rPr>
@@ -15460,10 +19031,10 @@
           </m:r>
         </m:oMath>
       </m:oMathPara>
-      <w:bookmarkEnd w:id="99"/>
+      <w:bookmarkEnd w:id="110"/>
     </w:p>
-    <w:bookmarkEnd w:id="100"/>
-    <w:bookmarkStart w:id="101" w:name="exm-agreement-test-measures"/>
+    <w:bookmarkEnd w:id="111"/>
+    <w:bookmarkStart w:id="112" w:name="exm-agreement-test-measures"/>
     <w:p>
       <w:pPr>
         <w:pStyle w:val="FirstParagraph"/>
@@ -15503,7 +19074,7 @@
           <w:rPr>
             <w:rStyle w:val="Hyperlink"/>
           </w:rPr>
-          <w:t xml:space="preserve">Definition 15</w:t>
+          <w:t xml:space="preserve">Definition 18</w:t>
         </w:r>
       </w:hyperlink>
       <w:r>
@@ -15884,9 +19455,9 @@
         <w:t xml:space="preserve">because the table’s counts are the expected counts for those values.</w:t>
       </w:r>
     </w:p>
-    <w:bookmarkEnd w:id="101"/>
-    <w:bookmarkEnd w:id="102"/>
-    <w:bookmarkStart w:id="121" w:name="Xfdf20c93d4007a65a2a3ab2eb6d3410cd188162"/>
+    <w:bookmarkEnd w:id="112"/>
+    <w:bookmarkEnd w:id="113"/>
+    <w:bookmarkStart w:id="132" w:name="Xfdf20c93d4007a65a2a3ab2eb6d3410cd188162"/>
     <w:p>
       <w:pPr>
         <w:pStyle w:val="Heading2"/>
@@ -15895,7 +19466,7 @@
         <w:t xml:space="preserve">7 Positive and negative agreement as harmonic means</w:t>
       </w:r>
     </w:p>
-    <w:bookmarkStart w:id="104" w:name="def-harmonic-mean"/>
+    <w:bookmarkStart w:id="115" w:name="def-harmonic-mean"/>
     <w:p>
       <w:pPr>
         <w:pStyle w:val="FirstParagraph"/>
@@ -15905,7 +19476,7 @@
           <w:b/>
           <w:bCs/>
         </w:rPr>
-        <w:t xml:space="preserve">Definition 16 (Harmonic mean)</w:t>
+        <w:t xml:space="preserve">Definition 19 (Harmonic mean)</w:t>
       </w:r>
       <w:r>
         <w:t xml:space="preserve"> </w:t>
@@ -15962,7 +19533,7 @@
       <w:pPr>
         <w:pStyle w:val="BodyText"/>
       </w:pPr>
-      <w:bookmarkStart w:id="103" w:name="eq-harmonic-mean"/>
+      <w:bookmarkStart w:id="114" w:name="eq-harmonic-mean"/>
       <m:oMathPara>
         <m:oMathParaPr>
           <m:jc m:val="center"/>
@@ -16072,7 +19643,7 @@
             <m:t>(</m:t>
           </m:r>
           <m:r>
-            <m:t>38</m:t>
+            <m:t>43</m:t>
           </m:r>
           <m:r>
             <m:rPr>
@@ -16082,7 +19653,7 @@
           </m:r>
         </m:oMath>
       </m:oMathPara>
-      <w:bookmarkEnd w:id="103"/>
+      <w:bookmarkEnd w:id="114"/>
     </w:p>
     <w:p>
       <w:pPr>
@@ -16101,8 +19672,8 @@
         <w:t xml:space="preserve">.</w:t>
       </w:r>
     </w:p>
-    <w:bookmarkEnd w:id="104"/>
-    <w:bookmarkStart w:id="106" w:name="exm-harmonic-mean"/>
+    <w:bookmarkEnd w:id="115"/>
+    <w:bookmarkStart w:id="117" w:name="exm-harmonic-mean"/>
     <w:p>
       <w:pPr>
         <w:pStyle w:val="BodyText"/>
@@ -16128,7 +19699,7 @@
           <w:rPr>
             <w:rStyle w:val="Hyperlink"/>
           </w:rPr>
-          <w:t xml:space="preserve">Definition 16</w:t>
+          <w:t xml:space="preserve">Definition 19</w:t>
         </w:r>
       </w:hyperlink>
       <w:r>
@@ -16139,7 +19710,7 @@
       <w:pPr>
         <w:pStyle w:val="BodyText"/>
       </w:pPr>
-      <w:bookmarkStart w:id="105" w:name="eq-exm-harmonic-mean"/>
+      <w:bookmarkStart w:id="116" w:name="eq-exm-harmonic-mean"/>
       <m:oMathPara>
         <m:oMathParaPr>
           <m:jc m:val="center"/>
@@ -16380,7 +19951,7 @@
             <m:t>(</m:t>
           </m:r>
           <m:r>
-            <m:t>39</m:t>
+            <m:t>44</m:t>
           </m:r>
           <m:r>
             <m:rPr>
@@ -16390,7 +19961,7 @@
           </m:r>
         </m:oMath>
       </m:oMathPara>
-      <w:bookmarkEnd w:id="105"/>
+      <w:bookmarkEnd w:id="116"/>
     </w:p>
     <w:p>
       <w:pPr>
@@ -16406,8 +19977,8 @@
         <w:t xml:space="preserve">the harmonic mean sits closer to the smaller number.</w:t>
       </w:r>
     </w:p>
-    <w:bookmarkEnd w:id="106"/>
-    <w:bookmarkStart w:id="107" w:name="exr-pos-agreement-harmonic"/>
+    <w:bookmarkEnd w:id="117"/>
+    <w:bookmarkStart w:id="118" w:name="exr-pos-agreement-harmonic"/>
     <w:p>
       <w:pPr>
         <w:pStyle w:val="BodyText"/>
@@ -16417,7 +19988,7 @@
           <w:b/>
           <w:bCs/>
         </w:rPr>
-        <w:t xml:space="preserve">Exercise 4 (Positive agreement from PPV and sensitivity)</w:t>
+        <w:t xml:space="preserve">Exercise 5 (Positive agreement from PPV and sensitivity)</w:t>
       </w:r>
       <w:r>
         <w:t xml:space="preserve"> </w:t>
@@ -16430,7 +20001,7 @@
           <w:rPr>
             <w:rStyle w:val="Hyperlink"/>
           </w:rPr>
-          <w:t xml:space="preserve">Definition 9</w:t>
+          <w:t xml:space="preserve">Definition 12</w:t>
         </w:r>
       </w:hyperlink>
       <w:r>
@@ -16490,7 +20061,7 @@
           <w:rPr>
             <w:rStyle w:val="Hyperlink"/>
           </w:rPr>
-          <w:t xml:space="preserve">Definition 15</w:t>
+          <w:t xml:space="preserve">Definition 18</w:t>
         </w:r>
       </w:hyperlink>
       <w:r>
@@ -16503,8 +20074,8 @@
         <w:t xml:space="preserve">in terms of the table’s cells.</w:t>
       </w:r>
     </w:p>
-    <w:bookmarkEnd w:id="107"/>
-    <w:bookmarkStart w:id="109" w:name="sol-pos-agreement-harmonic"/>
+    <w:bookmarkEnd w:id="118"/>
+    <w:bookmarkStart w:id="120" w:name="sol-pos-agreement-harmonic"/>
     <w:p>
       <w:pPr>
         <w:pStyle w:val="BodyText"/>
@@ -16514,7 +20085,7 @@
           <w:i/>
           <w:iCs/>
         </w:rPr>
-        <w:t xml:space="preserve">Solution 4</w:t>
+        <w:t xml:space="preserve">Solution 5</w:t>
       </w:r>
       <w:r>
         <w:t xml:space="preserve">. </w:t>
@@ -16605,7 +20176,7 @@
       <w:pPr>
         <w:pStyle w:val="BodyText"/>
       </w:pPr>
-      <w:bookmarkStart w:id="108" w:name="eq-exr-pos-agreement-harmonic"/>
+      <w:bookmarkStart w:id="119" w:name="eq-exr-pos-agreement-harmonic"/>
       <m:oMathPara>
         <m:oMathParaPr>
           <m:jc m:val="center"/>
@@ -17761,7 +21332,7 @@
             <m:t>(</m:t>
           </m:r>
           <m:r>
-            <m:t>40</m:t>
+            <m:t>45</m:t>
           </m:r>
           <m:r>
             <m:rPr>
@@ -17771,10 +21342,10 @@
           </m:r>
         </m:oMath>
       </m:oMathPara>
-      <w:bookmarkEnd w:id="108"/>
+      <w:bookmarkEnd w:id="119"/>
     </w:p>
-    <w:bookmarkEnd w:id="109"/>
-    <w:bookmarkStart w:id="111" w:name="thm-pos-agreement-harmonic"/>
+    <w:bookmarkEnd w:id="120"/>
+    <w:bookmarkStart w:id="122" w:name="thm-pos-agreement-harmonic"/>
     <w:p>
       <w:pPr>
         <w:pStyle w:val="FirstParagraph"/>
@@ -17784,7 +21355,7 @@
           <w:b/>
           <w:bCs/>
         </w:rPr>
-        <w:t xml:space="preserve">Theorem 4 (Positive agreement is a harmonic mean)</w:t>
+        <w:t xml:space="preserve">Theorem 5 (Positive agreement is a harmonic mean)</w:t>
       </w:r>
       <w:r>
         <w:t xml:space="preserve"> </w:t>
@@ -17819,46 +21390,6 @@
         <w:t xml:space="preserve">the positive agreement (</w:t>
       </w:r>
       <w:hyperlink w:anchor="def-positive-agreement">
-        <w:r>
-          <w:rPr>
-            <w:rStyle w:val="Hyperlink"/>
-          </w:rPr>
-          <w:t xml:space="preserve">Definition 12</w:t>
-        </w:r>
-      </w:hyperlink>
-      <w:r>
-        <w:t xml:space="preserve">)</w:t>
-      </w:r>
-      <w:r>
-        <w:t xml:space="preserve"> </w:t>
-      </w:r>
-      <w:r>
-        <w:t xml:space="preserve">is the harmonic mean (</w:t>
-      </w:r>
-      <w:hyperlink w:anchor="def-harmonic-mean">
-        <w:r>
-          <w:rPr>
-            <w:rStyle w:val="Hyperlink"/>
-          </w:rPr>
-          <w:t xml:space="preserve">Definition 16</w:t>
-        </w:r>
-      </w:hyperlink>
-      <w:r>
-        <w:t xml:space="preserve">)</w:t>
-      </w:r>
-      <w:r>
-        <w:t xml:space="preserve"> </w:t>
-      </w:r>
-      <w:r>
-        <w:t xml:space="preserve">of the estimated positive predictive value and sensitivity</w:t>
-      </w:r>
-      <w:r>
-        <w:t xml:space="preserve"> </w:t>
-      </w:r>
-      <w:r>
-        <w:t xml:space="preserve">(</w:t>
-      </w:r>
-      <w:hyperlink w:anchor="def-agreement-test-measures">
         <w:r>
           <w:rPr>
             <w:rStyle w:val="Hyperlink"/>
@@ -17867,6 +21398,46 @@
         </w:r>
       </w:hyperlink>
       <w:r>
+        <w:t xml:space="preserve">)</w:t>
+      </w:r>
+      <w:r>
+        <w:t xml:space="preserve"> </w:t>
+      </w:r>
+      <w:r>
+        <w:t xml:space="preserve">is the harmonic mean (</w:t>
+      </w:r>
+      <w:hyperlink w:anchor="def-harmonic-mean">
+        <w:r>
+          <w:rPr>
+            <w:rStyle w:val="Hyperlink"/>
+          </w:rPr>
+          <w:t xml:space="preserve">Definition 19</w:t>
+        </w:r>
+      </w:hyperlink>
+      <w:r>
+        <w:t xml:space="preserve">)</w:t>
+      </w:r>
+      <w:r>
+        <w:t xml:space="preserve"> </w:t>
+      </w:r>
+      <w:r>
+        <w:t xml:space="preserve">of the estimated positive predictive value and sensitivity</w:t>
+      </w:r>
+      <w:r>
+        <w:t xml:space="preserve"> </w:t>
+      </w:r>
+      <w:r>
+        <w:t xml:space="preserve">(</w:t>
+      </w:r>
+      <w:hyperlink w:anchor="def-agreement-test-measures">
+        <w:r>
+          <w:rPr>
+            <w:rStyle w:val="Hyperlink"/>
+          </w:rPr>
+          <w:t xml:space="preserve">Definition 18</w:t>
+        </w:r>
+      </w:hyperlink>
+      <w:r>
         <w:t xml:space="preserve">):</w:t>
       </w:r>
     </w:p>
@@ -17874,7 +21445,7 @@
       <w:pPr>
         <w:pStyle w:val="BodyText"/>
       </w:pPr>
-      <w:bookmarkStart w:id="110" w:name="eq-pos-agreement-harmonic"/>
+      <w:bookmarkStart w:id="121" w:name="eq-pos-agreement-harmonic"/>
       <m:oMathPara>
         <m:oMathParaPr>
           <m:jc m:val="center"/>
@@ -17965,7 +21536,7 @@
             <m:t>(</m:t>
           </m:r>
           <m:r>
-            <m:t>41</m:t>
+            <m:t>46</m:t>
           </m:r>
           <m:r>
             <m:rPr>
@@ -17975,9 +21546,9 @@
           </m:r>
         </m:oMath>
       </m:oMathPara>
-      <w:bookmarkEnd w:id="110"/>
+      <w:bookmarkEnd w:id="121"/>
     </w:p>
-    <w:bookmarkEnd w:id="111"/>
+    <w:bookmarkEnd w:id="122"/>
     <w:p>
       <w:pPr>
         <w:pStyle w:val="FirstParagraph"/>
@@ -18003,7 +21574,7 @@
           <w:rPr>
             <w:rStyle w:val="Hyperlink"/>
           </w:rPr>
-          <w:t xml:space="preserve">Exercise 4</w:t>
+          <w:t xml:space="preserve">Exercise 5</w:t>
         </w:r>
       </w:hyperlink>
       <w:r>
@@ -18112,14 +21683,14 @@
           <w:rPr>
             <w:rStyle w:val="Hyperlink"/>
           </w:rPr>
-          <w:t xml:space="preserve">Definition 12</w:t>
+          <w:t xml:space="preserve">Definition 15</w:t>
         </w:r>
       </w:hyperlink>
       <w:r>
         <w:t xml:space="preserve">.</w:t>
       </w:r>
     </w:p>
-    <w:bookmarkStart w:id="113" w:name="exm-pos-agreement-harmonic"/>
+    <w:bookmarkStart w:id="124" w:name="exm-pos-agreement-harmonic"/>
     <w:p>
       <w:pPr>
         <w:pStyle w:val="BodyText"/>
@@ -18222,7 +21793,7 @@
           <w:rPr>
             <w:rStyle w:val="Hyperlink"/>
           </w:rPr>
-          <w:t xml:space="preserve">Theorem 4</w:t>
+          <w:t xml:space="preserve">Theorem 5</w:t>
         </w:r>
       </w:hyperlink>
       <w:r>
@@ -18236,7 +21807,7 @@
       <w:pPr>
         <w:pStyle w:val="BodyText"/>
       </w:pPr>
-      <w:bookmarkStart w:id="112" w:name="eq-exm-pos-agreement-harmonic"/>
+      <w:bookmarkStart w:id="123" w:name="eq-exm-pos-agreement-harmonic"/>
       <m:oMathPara>
         <m:oMathParaPr>
           <m:jc m:val="center"/>
@@ -18714,7 +22285,7 @@
             <m:t>(</m:t>
           </m:r>
           <m:r>
-            <m:t>42</m:t>
+            <m:t>47</m:t>
           </m:r>
           <m:r>
             <m:rPr>
@@ -18724,7 +22295,7 @@
           </m:r>
         </m:oMath>
       </m:oMathPara>
-      <w:bookmarkEnd w:id="112"/>
+      <w:bookmarkEnd w:id="123"/>
     </w:p>
     <w:p>
       <w:pPr>
@@ -18780,8 +22351,8 @@
         <w:t xml:space="preserve">.</w:t>
       </w:r>
     </w:p>
-    <w:bookmarkEnd w:id="113"/>
-    <w:bookmarkStart w:id="114" w:name="exr-neg-agreement-harmonic"/>
+    <w:bookmarkEnd w:id="124"/>
+    <w:bookmarkStart w:id="125" w:name="exr-neg-agreement-harmonic"/>
     <w:p>
       <w:pPr>
         <w:pStyle w:val="BodyText"/>
@@ -18791,7 +22362,7 @@
           <w:b/>
           <w:bCs/>
         </w:rPr>
-        <w:t xml:space="preserve">Exercise 5 (Negative agreement from NPV and specificity)</w:t>
+        <w:t xml:space="preserve">Exercise 6 (Negative agreement from NPV and specificity)</w:t>
       </w:r>
       <w:r>
         <w:t xml:space="preserve"> </w:t>
@@ -18804,7 +22375,7 @@
           <w:rPr>
             <w:rStyle w:val="Hyperlink"/>
           </w:rPr>
-          <w:t xml:space="preserve">Definition 9</w:t>
+          <w:t xml:space="preserve">Definition 12</w:t>
         </w:r>
       </w:hyperlink>
       <w:r>
@@ -18864,7 +22435,7 @@
           <w:rPr>
             <w:rStyle w:val="Hyperlink"/>
           </w:rPr>
-          <w:t xml:space="preserve">Definition 15</w:t>
+          <w:t xml:space="preserve">Definition 18</w:t>
         </w:r>
       </w:hyperlink>
       <w:r>
@@ -18877,8 +22448,8 @@
         <w:t xml:space="preserve">in terms of the table’s cells.</w:t>
       </w:r>
     </w:p>
-    <w:bookmarkEnd w:id="114"/>
-    <w:bookmarkStart w:id="116" w:name="sol-neg-agreement-harmonic"/>
+    <w:bookmarkEnd w:id="125"/>
+    <w:bookmarkStart w:id="127" w:name="sol-neg-agreement-harmonic"/>
     <w:p>
       <w:pPr>
         <w:pStyle w:val="BodyText"/>
@@ -18888,7 +22459,7 @@
           <w:i/>
           <w:iCs/>
         </w:rPr>
-        <w:t xml:space="preserve">Solution 5</w:t>
+        <w:t xml:space="preserve">Solution 6</w:t>
       </w:r>
       <w:r>
         <w:t xml:space="preserve">. </w:t>
@@ -18979,7 +22550,7 @@
       <w:pPr>
         <w:pStyle w:val="BodyText"/>
       </w:pPr>
-      <w:bookmarkStart w:id="115" w:name="eq-exr-neg-agreement-harmonic"/>
+      <w:bookmarkStart w:id="126" w:name="eq-exr-neg-agreement-harmonic"/>
       <m:oMathPara>
         <m:oMathParaPr>
           <m:jc m:val="center"/>
@@ -20135,7 +23706,7 @@
             <m:t>(</m:t>
           </m:r>
           <m:r>
-            <m:t>43</m:t>
+            <m:t>48</m:t>
           </m:r>
           <m:r>
             <m:rPr>
@@ -20145,10 +23716,10 @@
           </m:r>
         </m:oMath>
       </m:oMathPara>
-      <w:bookmarkEnd w:id="115"/>
+      <w:bookmarkEnd w:id="126"/>
     </w:p>
-    <w:bookmarkEnd w:id="116"/>
-    <w:bookmarkStart w:id="118" w:name="thm-neg-agreement-harmonic"/>
+    <w:bookmarkEnd w:id="127"/>
+    <w:bookmarkStart w:id="129" w:name="thm-neg-agreement-harmonic"/>
     <w:p>
       <w:pPr>
         <w:pStyle w:val="FirstParagraph"/>
@@ -20158,7 +23729,7 @@
           <w:b/>
           <w:bCs/>
         </w:rPr>
-        <w:t xml:space="preserve">Theorem 5 (Negative agreement is a harmonic mean)</w:t>
+        <w:t xml:space="preserve">Theorem 6 (Negative agreement is a harmonic mean)</w:t>
       </w:r>
       <w:r>
         <w:t xml:space="preserve"> </w:t>
@@ -20193,23 +23764,6 @@
         <w:t xml:space="preserve">the negative agreement (</w:t>
       </w:r>
       <w:hyperlink w:anchor="def-negative-agreement">
-        <w:r>
-          <w:rPr>
-            <w:rStyle w:val="Hyperlink"/>
-          </w:rPr>
-          <w:t xml:space="preserve">Definition 13</w:t>
-        </w:r>
-      </w:hyperlink>
-      <w:r>
-        <w:t xml:space="preserve">)</w:t>
-      </w:r>
-      <w:r>
-        <w:t xml:space="preserve"> </w:t>
-      </w:r>
-      <w:r>
-        <w:t xml:space="preserve">is the harmonic mean (</w:t>
-      </w:r>
-      <w:hyperlink w:anchor="def-harmonic-mean">
         <w:r>
           <w:rPr>
             <w:rStyle w:val="Hyperlink"/>
@@ -20224,6 +23778,23 @@
         <w:t xml:space="preserve"> </w:t>
       </w:r>
       <w:r>
+        <w:t xml:space="preserve">is the harmonic mean (</w:t>
+      </w:r>
+      <w:hyperlink w:anchor="def-harmonic-mean">
+        <w:r>
+          <w:rPr>
+            <w:rStyle w:val="Hyperlink"/>
+          </w:rPr>
+          <w:t xml:space="preserve">Definition 19</w:t>
+        </w:r>
+      </w:hyperlink>
+      <w:r>
+        <w:t xml:space="preserve">)</w:t>
+      </w:r>
+      <w:r>
+        <w:t xml:space="preserve"> </w:t>
+      </w:r>
+      <w:r>
         <w:t xml:space="preserve">of the estimated negative predictive value and specificity</w:t>
       </w:r>
       <w:r>
@@ -20237,7 +23808,7 @@
           <w:rPr>
             <w:rStyle w:val="Hyperlink"/>
           </w:rPr>
-          <w:t xml:space="preserve">Definition 15</w:t>
+          <w:t xml:space="preserve">Definition 18</w:t>
         </w:r>
       </w:hyperlink>
       <w:r>
@@ -20248,7 +23819,7 @@
       <w:pPr>
         <w:pStyle w:val="BodyText"/>
       </w:pPr>
-      <w:bookmarkStart w:id="117" w:name="eq-neg-agreement-harmonic"/>
+      <w:bookmarkStart w:id="128" w:name="eq-neg-agreement-harmonic"/>
       <m:oMathPara>
         <m:oMathParaPr>
           <m:jc m:val="center"/>
@@ -20339,7 +23910,7 @@
             <m:t>(</m:t>
           </m:r>
           <m:r>
-            <m:t>44</m:t>
+            <m:t>49</m:t>
           </m:r>
           <m:r>
             <m:rPr>
@@ -20349,9 +23920,9 @@
           </m:r>
         </m:oMath>
       </m:oMathPara>
-      <w:bookmarkEnd w:id="117"/>
+      <w:bookmarkEnd w:id="128"/>
     </w:p>
-    <w:bookmarkEnd w:id="118"/>
+    <w:bookmarkEnd w:id="129"/>
     <w:p>
       <w:pPr>
         <w:pStyle w:val="FirstParagraph"/>
@@ -20377,7 +23948,7 @@
           <w:rPr>
             <w:rStyle w:val="Hyperlink"/>
           </w:rPr>
-          <w:t xml:space="preserve">Exercise 5</w:t>
+          <w:t xml:space="preserve">Exercise 6</w:t>
         </w:r>
       </w:hyperlink>
       <w:r>
@@ -20486,14 +24057,14 @@
           <w:rPr>
             <w:rStyle w:val="Hyperlink"/>
           </w:rPr>
-          <w:t xml:space="preserve">Definition 13</w:t>
+          <w:t xml:space="preserve">Definition 16</w:t>
         </w:r>
       </w:hyperlink>
       <w:r>
         <w:t xml:space="preserve">.</w:t>
       </w:r>
     </w:p>
-    <w:bookmarkStart w:id="120" w:name="exm-neg-agreement-harmonic"/>
+    <w:bookmarkStart w:id="131" w:name="exm-neg-agreement-harmonic"/>
     <w:p>
       <w:pPr>
         <w:pStyle w:val="BodyText"/>
@@ -20632,7 +24203,7 @@
           <w:rPr>
             <w:rStyle w:val="Hyperlink"/>
           </w:rPr>
-          <w:t xml:space="preserve">Theorem 5</w:t>
+          <w:t xml:space="preserve">Theorem 6</w:t>
         </w:r>
       </w:hyperlink>
       <w:r>
@@ -20646,7 +24217,7 @@
       <w:pPr>
         <w:pStyle w:val="BodyText"/>
       </w:pPr>
-      <w:bookmarkStart w:id="119" w:name="eq-exm-neg-agreement-harmonic"/>
+      <w:bookmarkStart w:id="130" w:name="eq-exm-neg-agreement-harmonic"/>
       <m:oMathPara>
         <m:oMathParaPr>
           <m:jc m:val="center"/>
@@ -21250,7 +24821,7 @@
             <m:t>(</m:t>
           </m:r>
           <m:r>
-            <m:t>45</m:t>
+            <m:t>50</m:t>
           </m:r>
           <m:r>
             <m:rPr>
@@ -21260,7 +24831,7 @@
           </m:r>
         </m:oMath>
       </m:oMathPara>
-      <w:bookmarkEnd w:id="119"/>
+      <w:bookmarkEnd w:id="130"/>
     </w:p>
     <w:p>
       <w:pPr>
@@ -21284,9 +24855,9 @@
         <w:t xml:space="preserve">.</w:t>
       </w:r>
     </w:p>
-    <w:bookmarkEnd w:id="120"/>
-    <w:bookmarkEnd w:id="121"/>
-    <w:bookmarkStart w:id="143" w:name="cohens-kappa"/>
+    <w:bookmarkEnd w:id="131"/>
+    <w:bookmarkEnd w:id="132"/>
+    <w:bookmarkStart w:id="154" w:name="cohens-kappa"/>
     <w:p>
       <w:pPr>
         <w:pStyle w:val="Heading2"/>
@@ -21295,7 +24866,7 @@
         <w:t xml:space="preserve">8 Cohen’s kappa</w:t>
       </w:r>
     </w:p>
-    <w:bookmarkStart w:id="124" w:name="def-chance-agreement"/>
+    <w:bookmarkStart w:id="135" w:name="def-chance-agreement"/>
     <w:p>
       <w:pPr>
         <w:pStyle w:val="FirstParagraph"/>
@@ -21305,7 +24876,7 @@
           <w:b/>
           <w:bCs/>
         </w:rPr>
-        <w:t xml:space="preserve">Definition 17 (Chance agreement)</w:t>
+        <w:t xml:space="preserve">Definition 20 (Chance agreement)</w:t>
       </w:r>
       <w:r>
         <w:t xml:space="preserve"> </w:t>
@@ -21336,7 +24907,7 @@
       <w:r>
         <w:t xml:space="preserve"> </w:t>
       </w:r>
-      <w:hyperlink r:id="rId71">
+      <w:hyperlink r:id="rId18">
         <w:r>
           <w:rPr>
             <w:rStyle w:val="Hyperlink"/>
@@ -21348,29 +24919,29 @@
         <w:t xml:space="preserve"> </w:t>
       </w:r>
       <w:r>
-        <w:t xml:space="preserve">that the agent assigns the positive</w:t>
-      </w:r>
-      <w:r>
-        <w:t xml:space="preserve"> </w:t>
-      </w:r>
-      <w:hyperlink w:anchor="def-class">
+        <w:t xml:space="preserve">that the agent makes a</w:t>
+      </w:r>
+      <w:r>
+        <w:t xml:space="preserve"> </w:t>
+      </w:r>
+      <w:hyperlink w:anchor="def-positive-classification">
         <w:r>
           <w:rPr>
             <w:rStyle w:val="Hyperlink"/>
           </w:rPr>
-          <w:t xml:space="preserve">class</w:t>
+          <w:t xml:space="preserve">positive classification</w:t>
         </w:r>
       </w:hyperlink>
       <w:r>
         <w:t xml:space="preserve"> </w:t>
       </w:r>
       <w:r>
-        <w:t xml:space="preserve">to an observation drawn from a</w:t>
-      </w:r>
-      <w:r>
-        <w:t xml:space="preserve"> </w:t>
-      </w:r>
-      <w:hyperlink r:id="rId72">
+        <w:t xml:space="preserve">for an observation drawn from a</w:t>
+      </w:r>
+      <w:r>
+        <w:t xml:space="preserve"> </w:t>
+      </w:r>
+      <w:hyperlink r:id="rId17">
         <w:r>
           <w:rPr>
             <w:rStyle w:val="Hyperlink"/>
@@ -21379,12 +24950,18 @@
         </w:r>
       </w:hyperlink>
       <w:r>
-        <w:t xml:space="preserve">, with</w:t>
-      </w:r>
-      <w:r>
-        <w:t xml:space="preserve"> </w:t>
-      </w:r>
-      <w:hyperlink r:id="rId73">
+        <w:t xml:space="preserve">,</w:t>
+      </w:r>
+      <w:r>
+        <w:t xml:space="preserve"> </w:t>
+      </w:r>
+      <w:r>
+        <w:t xml:space="preserve">with</w:t>
+      </w:r>
+      <w:r>
+        <w:t xml:space="preserve"> </w:t>
+      </w:r>
+      <w:hyperlink r:id="rId23">
         <w:r>
           <w:rPr>
             <w:rStyle w:val="Hyperlink"/>
@@ -21427,7 +25004,7 @@
         <w:t xml:space="preserve"> </w:t>
       </w:r>
       <w:r>
-        <w:t xml:space="preserve">be the event that the reference assigns the positive class to the same observation, with complement</w:t>
+        <w:t xml:space="preserve">be the event that the reference makes a positive classification for the same observation, with complement</w:t>
       </w:r>
       <w:r>
         <w:t xml:space="preserve"> </w:t>
@@ -21530,7 +25107,7 @@
       <w:r>
         <w:t xml:space="preserve"> </w:t>
       </w:r>
-      <w:hyperlink r:id="rId122">
+      <w:hyperlink r:id="rId133">
         <w:r>
           <w:rPr>
             <w:rStyle w:val="Hyperlink"/>
@@ -21547,7 +25124,7 @@
       <w:r>
         <w:t xml:space="preserve"> </w:t>
       </w:r>
-      <w:hyperlink r:id="rId46">
+      <w:hyperlink r:id="rId33">
         <w:r>
           <w:rPr>
             <w:rStyle w:val="Hyperlink"/>
@@ -21629,7 +25206,7 @@
       <w:pPr>
         <w:pStyle w:val="BodyText"/>
       </w:pPr>
-      <w:bookmarkStart w:id="123" w:name="eq-chance-agreement"/>
+      <w:bookmarkStart w:id="134" w:name="eq-chance-agreement"/>
       <m:oMathPara>
         <m:oMathParaPr>
           <m:jc m:val="center"/>
@@ -21806,7 +25383,7 @@
             <m:t>(</m:t>
           </m:r>
           <m:r>
-            <m:t>46</m:t>
+            <m:t>51</m:t>
           </m:r>
           <m:r>
             <m:rPr>
@@ -21816,7 +25393,7 @@
           </m:r>
         </m:oMath>
       </m:oMathPara>
-      <w:bookmarkEnd w:id="123"/>
+      <w:bookmarkEnd w:id="134"/>
     </w:p>
     <w:p>
       <w:pPr>
@@ -21835,8 +25412,8 @@
         <w:t xml:space="preserve">.</w:t>
       </w:r>
     </w:p>
-    <w:bookmarkEnd w:id="124"/>
-    <w:bookmarkStart w:id="128" w:name="exm-chance-agreement"/>
+    <w:bookmarkEnd w:id="135"/>
+    <w:bookmarkStart w:id="139" w:name="exm-chance-agreement"/>
     <w:p>
       <w:pPr>
         <w:pStyle w:val="BodyText"/>
@@ -21891,7 +25468,7 @@
       <w:r>
         <w:t xml:space="preserve"> </w:t>
       </w:r>
-      <w:hyperlink r:id="rId72">
+      <w:hyperlink r:id="rId17">
         <w:r>
           <w:rPr>
             <w:rStyle w:val="Hyperlink"/>
@@ -21976,7 +25553,7 @@
           <w:rPr>
             <w:rStyle w:val="Hyperlink"/>
           </w:rPr>
-          <w:t xml:space="preserve">Theorem 1</w:t>
+          <w:t xml:space="preserve">Theorem 2</w:t>
         </w:r>
       </w:hyperlink>
       <w:r>
@@ -22135,7 +25712,7 @@
       <w:r>
         <w:t xml:space="preserve"> </w:t>
       </w:r>
-      <w:hyperlink r:id="rId46">
+      <w:hyperlink r:id="rId33">
         <w:r>
           <w:rPr>
             <w:rStyle w:val="Hyperlink"/>
@@ -22147,14 +25724,31 @@
         <w:t xml:space="preserve"> </w:t>
       </w:r>
       <w:r>
-        <w:t xml:space="preserve">of a positive test is:</w:t>
+        <w:t xml:space="preserve">of a</w:t>
+      </w:r>
+      <w:r>
+        <w:t xml:space="preserve"> </w:t>
+      </w:r>
+      <w:hyperlink w:anchor="def-positive-classification">
+        <w:r>
+          <w:rPr>
+            <w:rStyle w:val="Hyperlink"/>
+          </w:rPr>
+          <w:t xml:space="preserve">positive</w:t>
+        </w:r>
+      </w:hyperlink>
+      <w:r>
+        <w:t xml:space="preserve"> </w:t>
+      </w:r>
+      <w:r>
+        <w:t xml:space="preserve">test is:</w:t>
       </w:r>
     </w:p>
     <w:p>
       <w:pPr>
         <w:pStyle w:val="BodyText"/>
       </w:pPr>
-      <w:bookmarkStart w:id="125" w:name="eq-exm-chance-agreement-prob-pos"/>
+      <w:bookmarkStart w:id="136" w:name="eq-exm-chance-agreement-prob-pos"/>
       <m:oMathPara>
         <m:oMathParaPr>
           <m:jc m:val="center"/>
@@ -22533,7 +26127,7 @@
             <m:t>(</m:t>
           </m:r>
           <m:r>
-            <m:t>47</m:t>
+            <m:t>52</m:t>
           </m:r>
           <m:r>
             <m:rPr>
@@ -22543,7 +26137,7 @@
           </m:r>
         </m:oMath>
       </m:oMathPara>
-      <w:bookmarkEnd w:id="125"/>
+      <w:bookmarkEnd w:id="136"/>
     </w:p>
     <w:p>
       <w:pPr>
@@ -22555,7 +26149,7 @@
       <w:r>
         <w:t xml:space="preserve"> </w:t>
       </w:r>
-      <w:hyperlink r:id="rId26">
+      <w:hyperlink r:id="rId41">
         <w:r>
           <w:rPr>
             <w:rStyle w:val="Hyperlink"/>
@@ -22564,20 +26158,54 @@
         </w:r>
       </w:hyperlink>
       <w:r>
+        <w:t xml:space="preserve"> </w:t>
+      </w:r>
+      <w:r>
+        <w:t xml:space="preserve">and</w:t>
+      </w:r>
+      <w:r>
+        <w:t xml:space="preserve"> </w:t>
+      </w:r>
+      <w:hyperlink w:anchor="thm-negative-classification-complement">
+        <w:r>
+          <w:rPr>
+            <w:rStyle w:val="Hyperlink"/>
+          </w:rPr>
+          <w:t xml:space="preserve">Theorem 1</w:t>
+        </w:r>
+      </w:hyperlink>
+      <w:r>
         <w:t xml:space="preserve">,</w:t>
       </w:r>
       <w:r>
         <w:t xml:space="preserve"> </w:t>
       </w:r>
       <w:r>
-        <w:t xml:space="preserve">the probability of a negative test is:</w:t>
+        <w:t xml:space="preserve">the probability of a</w:t>
+      </w:r>
+      <w:r>
+        <w:t xml:space="preserve"> </w:t>
+      </w:r>
+      <w:hyperlink w:anchor="def-negative-classification">
+        <w:r>
+          <w:rPr>
+            <w:rStyle w:val="Hyperlink"/>
+          </w:rPr>
+          <w:t xml:space="preserve">negative</w:t>
+        </w:r>
+      </w:hyperlink>
+      <w:r>
+        <w:t xml:space="preserve"> </w:t>
+      </w:r>
+      <w:r>
+        <w:t xml:space="preserve">test is:</w:t>
       </w:r>
     </w:p>
     <w:p>
       <w:pPr>
         <w:pStyle w:val="BodyText"/>
       </w:pPr>
-      <w:bookmarkStart w:id="126" w:name="eq-exm-chance-agreement-prob-neg"/>
+      <w:bookmarkStart w:id="137" w:name="eq-exm-chance-agreement-prob-neg"/>
       <m:oMathPara>
         <m:oMathParaPr>
           <m:jc m:val="center"/>
@@ -22606,13 +26234,7 @@
                     <m:rPr>
                       <m:sty m:val="p"/>
                     </m:rPr>
-                    <m:t>¬</m:t>
-                  </m:r>
-                  <m:r>
-                    <m:rPr>
-                      <m:sty m:val="p"/>
-                    </m:rPr>
-                    <m:t>+</m:t>
+                    <m:t>−</m:t>
                   </m:r>
                 </m:e>
               </m:d>
@@ -22627,15 +26249,6 @@
                   <m:sty m:val="p"/>
                 </m:rPr>
                 <m:t>=</m:t>
-              </m:r>
-              <m:r>
-                <m:t>1</m:t>
-              </m:r>
-              <m:r>
-                <m:rPr>
-                  <m:sty m:val="p"/>
-                </m:rPr>
-                <m:t>−</m:t>
               </m:r>
               <m:r>
                 <m:rPr>
@@ -22658,6 +26271,12 @@
                     <m:rPr>
                       <m:sty m:val="p"/>
                     </m:rPr>
+                    <m:t>¬</m:t>
+                  </m:r>
+                  <m:r>
+                    <m:rPr>
+                      <m:sty m:val="p"/>
+                    </m:rPr>
                     <m:t>+</m:t>
                   </m:r>
                 </m:e>
@@ -22676,7 +26295,7 @@
                   <m:nor/>
                   <m:sty m:val="p"/>
                 </m:rPr>
-                <m:t>(complement rule)</m:t>
+                <m:t>(negative classification is the complement of positive)</m:t>
               </m:r>
             </m:e>
             <m:e>
@@ -22697,22 +26316,6 @@
                   <m:sty m:val="p"/>
                 </m:rPr>
                 <m:t>−</m:t>
-              </m:r>
-              <m:r>
-                <m:t>0.0786</m:t>
-              </m:r>
-              <m:r>
-                <m:t>&amp;</m:t>
-              </m:r>
-              <m:r>
-                <m:t>&amp;</m:t>
-              </m:r>
-              <m:r>
-                <m:rPr>
-                  <m:nor/>
-                  <m:sty m:val="p"/>
-                </m:rPr>
-                <m:t>(substitute </m:t>
               </m:r>
               <m:r>
                 <m:rPr>
@@ -22743,6 +26346,83 @@
                 <m:t>​</m:t>
               </m:r>
               <m:r>
+                <m:t>&amp;</m:t>
+              </m:r>
+              <m:r>
+                <m:t>&amp;</m:t>
+              </m:r>
+              <m:r>
+                <m:rPr>
+                  <m:nor/>
+                  <m:sty m:val="p"/>
+                </m:rPr>
+                <m:t>(complement rule)</m:t>
+              </m:r>
+            </m:e>
+            <m:e>
+              <m:r>
+                <m:t>&amp;</m:t>
+              </m:r>
+              <m:r>
+                <m:rPr>
+                  <m:sty m:val="p"/>
+                </m:rPr>
+                <m:t>=</m:t>
+              </m:r>
+              <m:r>
+                <m:t>1</m:t>
+              </m:r>
+              <m:r>
+                <m:rPr>
+                  <m:sty m:val="p"/>
+                </m:rPr>
+                <m:t>−</m:t>
+              </m:r>
+              <m:r>
+                <m:t>0.0786</m:t>
+              </m:r>
+              <m:r>
+                <m:t>&amp;</m:t>
+              </m:r>
+              <m:r>
+                <m:t>&amp;</m:t>
+              </m:r>
+              <m:r>
+                <m:rPr>
+                  <m:nor/>
+                  <m:sty m:val="p"/>
+                </m:rPr>
+                <m:t>(substitute </m:t>
+              </m:r>
+              <m:r>
+                <m:rPr>
+                  <m:sty m:val="p"/>
+                </m:rPr>
+                <m:t>Pr</m:t>
+              </m:r>
+              <m:r>
+                <m:t>​</m:t>
+              </m:r>
+              <m:d>
+                <m:dPr>
+                  <m:begChr m:val="("/>
+                  <m:sepChr m:val=""/>
+                  <m:endChr m:val=")"/>
+                  <m:grow/>
+                </m:dPr>
+                <m:e>
+                  <m:r>
+                    <m:rPr>
+                      <m:sty m:val="p"/>
+                    </m:rPr>
+                    <m:t>+</m:t>
+                  </m:r>
+                </m:e>
+              </m:d>
+              <m:r>
+                <m:t>​</m:t>
+              </m:r>
+              <m:r>
                 <m:rPr>
                   <m:nor/>
                   <m:sty m:val="p"/>
@@ -22788,7 +26468,7 @@
             <m:t>(</m:t>
           </m:r>
           <m:r>
-            <m:t>48</m:t>
+            <m:t>53</m:t>
           </m:r>
           <m:r>
             <m:rPr>
@@ -22798,7 +26478,7 @@
           </m:r>
         </m:oMath>
       </m:oMathPara>
-      <w:bookmarkEnd w:id="126"/>
+      <w:bookmarkEnd w:id="137"/>
     </w:p>
     <w:p>
       <w:pPr>
@@ -22942,7 +26622,7 @@
       <w:pPr>
         <w:pStyle w:val="BodyText"/>
       </w:pPr>
-      <w:bookmarkStart w:id="127" w:name="eq-exm-chance-agreement"/>
+      <w:bookmarkStart w:id="138" w:name="eq-exm-chance-agreement"/>
       <m:oMathPara>
         <m:oMathParaPr>
           <m:jc m:val="center"/>
@@ -23057,13 +26737,7 @@
                     <m:rPr>
                       <m:sty m:val="p"/>
                     </m:rPr>
-                    <m:t>¬</m:t>
-                  </m:r>
-                  <m:r>
-                    <m:rPr>
-                      <m:sty m:val="p"/>
-                    </m:rPr>
-                    <m:t>+</m:t>
+                    <m:t>−</m:t>
                   </m:r>
                 </m:e>
               </m:d>
@@ -23268,7 +26942,7 @@
             <m:t>(</m:t>
           </m:r>
           <m:r>
-            <m:t>49</m:t>
+            <m:t>54</m:t>
           </m:r>
           <m:r>
             <m:rPr>
@@ -23278,7 +26952,7 @@
           </m:r>
         </m:oMath>
       </m:oMathPara>
-      <w:bookmarkEnd w:id="127"/>
+      <w:bookmarkEnd w:id="138"/>
     </w:p>
     <w:p>
       <w:pPr>
@@ -23296,7 +26970,7 @@
       <w:r>
         <w:t xml:space="preserve"> </w:t>
       </w:r>
-      <w:hyperlink r:id="rId122">
+      <w:hyperlink r:id="rId133">
         <w:r>
           <w:rPr>
             <w:rStyle w:val="Hyperlink"/>
@@ -23404,8 +27078,8 @@
         <w:t xml:space="preserve">would agree on about 86% of people by chance alone.</w:t>
       </w:r>
     </w:p>
-    <w:bookmarkEnd w:id="128"/>
-    <w:bookmarkStart w:id="130" w:name="def-estimated-chance-agreement"/>
+    <w:bookmarkEnd w:id="139"/>
+    <w:bookmarkStart w:id="141" w:name="def-estimated-chance-agreement"/>
     <w:p>
       <w:pPr>
         <w:pStyle w:val="BodyText"/>
@@ -23415,7 +27089,7 @@
           <w:b/>
           <w:bCs/>
         </w:rPr>
-        <w:t xml:space="preserve">Definition 18 (Estimated chance agreement)</w:t>
+        <w:t xml:space="preserve">Definition 21 (Estimated chance agreement)</w:t>
       </w:r>
       <w:r>
         <w:t xml:space="preserve"> </w:t>
@@ -23453,7 +27127,7 @@
       <w:r>
         <w:t xml:space="preserve"> </w:t>
       </w:r>
-      <w:hyperlink r:id="rId82">
+      <w:hyperlink r:id="rId93">
         <w:r>
           <w:rPr>
             <w:rStyle w:val="Hyperlink"/>
@@ -23504,7 +27178,7 @@
       <w:r>
         <w:t xml:space="preserve"> </w:t>
       </w:r>
-      <w:hyperlink r:id="rId46">
+      <w:hyperlink r:id="rId33">
         <w:r>
           <w:rPr>
             <w:rStyle w:val="Hyperlink"/>
@@ -23662,7 +27336,7 @@
       <w:r>
         <w:t xml:space="preserve"> </w:t>
       </w:r>
-      <w:hyperlink r:id="rId81">
+      <w:hyperlink r:id="rId92">
         <w:r>
           <w:rPr>
             <w:rStyle w:val="Hyperlink"/>
@@ -23839,7 +27513,7 @@
       <w:pPr>
         <w:pStyle w:val="BodyText"/>
       </w:pPr>
-      <w:bookmarkStart w:id="129" w:name="eq-estimated-chance-agreement"/>
+      <w:bookmarkStart w:id="140" w:name="eq-estimated-chance-agreement"/>
       <m:oMathPara>
         <m:oMathParaPr>
           <m:jc m:val="center"/>
@@ -24016,7 +27690,7 @@
             <m:t>(</m:t>
           </m:r>
           <m:r>
-            <m:t>50</m:t>
+            <m:t>55</m:t>
           </m:r>
           <m:r>
             <m:rPr>
@@ -24026,7 +27700,7 @@
           </m:r>
         </m:oMath>
       </m:oMathPara>
-      <w:bookmarkEnd w:id="129"/>
+      <w:bookmarkEnd w:id="140"/>
     </w:p>
     <w:p>
       <w:pPr>
@@ -24045,8 +27719,8 @@
         <w:t xml:space="preserve">.</w:t>
       </w:r>
     </w:p>
-    <w:bookmarkEnd w:id="130"/>
-    <w:bookmarkStart w:id="132" w:name="exm-estimated-chance-agreement"/>
+    <w:bookmarkEnd w:id="141"/>
+    <w:bookmarkStart w:id="143" w:name="exm-estimated-chance-agreement"/>
     <w:p>
       <w:pPr>
         <w:pStyle w:val="BodyText"/>
@@ -24123,7 +27797,7 @@
       <w:pPr>
         <w:pStyle w:val="BodyText"/>
       </w:pPr>
-      <w:bookmarkStart w:id="131" w:name="eq-exm-estimated-chance-agreement"/>
+      <w:bookmarkStart w:id="142" w:name="eq-exm-estimated-chance-agreement"/>
       <m:oMathPara>
         <m:oMathParaPr>
           <m:jc m:val="center"/>
@@ -24558,7 +28232,7 @@
             <m:t>(</m:t>
           </m:r>
           <m:r>
-            <m:t>51</m:t>
+            <m:t>56</m:t>
           </m:r>
           <m:r>
             <m:rPr>
@@ -24568,7 +28242,7 @@
           </m:r>
         </m:oMath>
       </m:oMathPara>
-      <w:bookmarkEnd w:id="131"/>
+      <w:bookmarkEnd w:id="142"/>
     </w:p>
     <w:p>
       <w:pPr>
@@ -24580,7 +28254,7 @@
       <w:r>
         <w:t xml:space="preserve"> </w:t>
       </w:r>
-      <w:hyperlink r:id="rId82">
+      <w:hyperlink r:id="rId93">
         <w:r>
           <w:rPr>
             <w:rStyle w:val="Hyperlink"/>
@@ -24660,7 +28334,7 @@
       <w:r>
         <w:t xml:space="preserve"> </w:t>
       </w:r>
-      <w:hyperlink r:id="rId81">
+      <w:hyperlink r:id="rId92">
         <w:r>
           <w:rPr>
             <w:rStyle w:val="Hyperlink"/>
@@ -24677,7 +28351,7 @@
       <w:r>
         <w:t xml:space="preserve"> </w:t>
       </w:r>
-      <w:hyperlink r:id="rId46">
+      <w:hyperlink r:id="rId33">
         <w:r>
           <w:rPr>
             <w:rStyle w:val="Hyperlink"/>
@@ -24779,13 +28453,7 @@
               <m:rPr>
                 <m:sty m:val="p"/>
               </m:rPr>
-              <m:t>¬</m:t>
-            </m:r>
-            <m:r>
-              <m:rPr>
-                <m:sty m:val="p"/>
-              </m:rPr>
-              <m:t>+</m:t>
+              <m:t>−</m:t>
             </m:r>
           </m:e>
         </m:d>
@@ -24836,8 +28504,8 @@
         <w:t xml:space="preserve">.</w:t>
       </w:r>
     </w:p>
-    <w:bookmarkEnd w:id="132"/>
-    <w:bookmarkStart w:id="134" w:name="def-cohen-kappa"/>
+    <w:bookmarkEnd w:id="143"/>
+    <w:bookmarkStart w:id="145" w:name="def-cohen-kappa"/>
     <w:p>
       <w:pPr>
         <w:pStyle w:val="BodyText"/>
@@ -24847,7 +28515,7 @@
           <w:b/>
           <w:bCs/>
         </w:rPr>
-        <w:t xml:space="preserve">Definition 19 (Cohen’s kappa)</w:t>
+        <w:t xml:space="preserve">Definition 22 (Cohen’s kappa)</w:t>
       </w:r>
       <w:r>
         <w:t xml:space="preserve"> </w:t>
@@ -24982,7 +28650,7 @@
       <w:pPr>
         <w:pStyle w:val="BodyText"/>
       </w:pPr>
-      <w:bookmarkStart w:id="133" w:name="eq-cohen-kappa"/>
+      <w:bookmarkStart w:id="144" w:name="eq-cohen-kappa"/>
       <m:oMathPara>
         <m:oMathParaPr>
           <m:jc m:val="center"/>
@@ -25080,7 +28748,7 @@
             <m:t>(</m:t>
           </m:r>
           <m:r>
-            <m:t>52</m:t>
+            <m:t>57</m:t>
           </m:r>
           <m:r>
             <m:rPr>
@@ -25090,7 +28758,7 @@
           </m:r>
         </m:oMath>
       </m:oMathPara>
-      <w:bookmarkEnd w:id="133"/>
+      <w:bookmarkEnd w:id="144"/>
     </w:p>
     <w:p>
       <w:pPr>
@@ -25118,8 +28786,8 @@
         <w:t xml:space="preserve">.</w:t>
       </w:r>
     </w:p>
-    <w:bookmarkEnd w:id="134"/>
-    <w:bookmarkStart w:id="136" w:name="exm-cohen-kappa-covid"/>
+    <w:bookmarkEnd w:id="145"/>
+    <w:bookmarkStart w:id="147" w:name="exm-cohen-kappa-covid"/>
     <w:p>
       <w:pPr>
         <w:pStyle w:val="BodyText"/>
@@ -25174,7 +28842,7 @@
       <w:r>
         <w:t xml:space="preserve"> </w:t>
       </w:r>
-      <w:hyperlink r:id="rId72">
+      <w:hyperlink r:id="rId17">
         <w:r>
           <w:rPr>
             <w:rStyle w:val="Hyperlink"/>
@@ -25362,7 +29030,7 @@
       <w:pPr>
         <w:pStyle w:val="BodyText"/>
       </w:pPr>
-      <w:bookmarkStart w:id="135" w:name="eq-exm-cohen-kappa"/>
+      <w:bookmarkStart w:id="146" w:name="eq-exm-cohen-kappa"/>
       <m:oMathPara>
         <m:oMathParaPr>
           <m:jc m:val="center"/>
@@ -25564,7 +29232,7 @@
             <m:t>(</m:t>
           </m:r>
           <m:r>
-            <m:t>53</m:t>
+            <m:t>58</m:t>
           </m:r>
           <m:r>
             <m:rPr>
@@ -25574,10 +29242,10 @@
           </m:r>
         </m:oMath>
       </m:oMathPara>
-      <w:bookmarkEnd w:id="135"/>
+      <w:bookmarkEnd w:id="146"/>
     </w:p>
-    <w:bookmarkEnd w:id="136"/>
-    <w:bookmarkStart w:id="138" w:name="def-estimated-cohen-kappa"/>
+    <w:bookmarkEnd w:id="147"/>
+    <w:bookmarkStart w:id="149" w:name="def-estimated-cohen-kappa"/>
     <w:p>
       <w:pPr>
         <w:pStyle w:val="FirstParagraph"/>
@@ -25587,7 +29255,7 @@
           <w:b/>
           <w:bCs/>
         </w:rPr>
-        <w:t xml:space="preserve">Definition 20 (Estimated Cohen’s kappa)</w:t>
+        <w:t xml:space="preserve">Definition 23 (Estimated Cohen’s kappa)</w:t>
       </w:r>
       <w:r>
         <w:t xml:space="preserve"> </w:t>
@@ -25678,7 +29346,7 @@
       <w:r>
         <w:t xml:space="preserve"> </w:t>
       </w:r>
-      <w:hyperlink r:id="rId82">
+      <w:hyperlink r:id="rId93">
         <w:r>
           <w:rPr>
             <w:rStyle w:val="Hyperlink"/>
@@ -25784,7 +29452,7 @@
       <w:pPr>
         <w:pStyle w:val="BodyText"/>
       </w:pPr>
-      <w:bookmarkStart w:id="137" w:name="eq-estimated-cohen-kappa"/>
+      <w:bookmarkStart w:id="148" w:name="eq-estimated-cohen-kappa"/>
       <m:oMathPara>
         <m:oMathParaPr>
           <m:jc m:val="center"/>
@@ -25910,7 +29578,7 @@
             <m:t>(</m:t>
           </m:r>
           <m:r>
-            <m:t>54</m:t>
+            <m:t>59</m:t>
           </m:r>
           <m:r>
             <m:rPr>
@@ -25920,7 +29588,7 @@
           </m:r>
         </m:oMath>
       </m:oMathPara>
-      <w:bookmarkEnd w:id="137"/>
+      <w:bookmarkEnd w:id="148"/>
     </w:p>
     <w:p>
       <w:pPr>
@@ -25948,8 +29616,8 @@
         <w:t xml:space="preserve">.</w:t>
       </w:r>
     </w:p>
-    <w:bookmarkEnd w:id="138"/>
-    <w:bookmarkStart w:id="140" w:name="exm-estimated-cohen-kappa"/>
+    <w:bookmarkEnd w:id="149"/>
+    <w:bookmarkStart w:id="151" w:name="exm-estimated-cohen-kappa"/>
     <w:p>
       <w:pPr>
         <w:pStyle w:val="BodyText"/>
@@ -26172,7 +29840,7 @@
       <w:pPr>
         <w:pStyle w:val="BodyText"/>
       </w:pPr>
-      <w:bookmarkStart w:id="139" w:name="eq-exm-estimated-cohen-kappa"/>
+      <w:bookmarkStart w:id="150" w:name="eq-exm-estimated-cohen-kappa"/>
       <m:oMathPara>
         <m:oMathParaPr>
           <m:jc m:val="center"/>
@@ -26388,7 +30056,7 @@
             <m:t>(</m:t>
           </m:r>
           <m:r>
-            <m:t>55</m:t>
+            <m:t>60</m:t>
           </m:r>
           <m:r>
             <m:rPr>
@@ -26398,7 +30066,7 @@
           </m:r>
         </m:oMath>
       </m:oMathPara>
-      <w:bookmarkEnd w:id="139"/>
+      <w:bookmarkEnd w:id="150"/>
     </w:p>
     <w:p>
       <w:pPr>
@@ -26778,7 +30446,7 @@
       <w:r>
         <w:t xml:space="preserve"> </w:t>
       </w:r>
-      <w:hyperlink r:id="rId82">
+      <w:hyperlink r:id="rId93">
         <w:r>
           <w:rPr>
             <w:rStyle w:val="Hyperlink"/>
@@ -26940,8 +30608,8 @@
         <w:t xml:space="preserve">.</w:t>
       </w:r>
     </w:p>
-    <w:bookmarkEnd w:id="140"/>
-    <w:bookmarkStart w:id="141" w:name="exm-kappa-paradox"/>
+    <w:bookmarkEnd w:id="151"/>
+    <w:bookmarkStart w:id="152" w:name="exm-kappa-paradox"/>
     <w:p>
       <w:pPr>
         <w:pStyle w:val="BodyText"/>
@@ -27000,7 +30668,7 @@
       <w:r>
         <w:t xml:space="preserve"> </w:t>
       </w:r>
-      <w:hyperlink r:id="rId72">
+      <w:hyperlink r:id="rId17">
         <w:r>
           <w:rPr>
             <w:rStyle w:val="Hyperlink"/>
@@ -28147,8 +31815,8 @@
         <w:t xml:space="preserve">(the first paradox).</w:t>
       </w:r>
     </w:p>
-    <w:bookmarkEnd w:id="141"/>
-    <w:bookmarkStart w:id="142" w:name="rem-kappa-prevalence"/>
+    <w:bookmarkEnd w:id="152"/>
+    <w:bookmarkStart w:id="153" w:name="rem-kappa-prevalence"/>
     <w:p>
       <w:pPr>
         <w:pStyle w:val="BodyText"/>
@@ -28377,9 +32045,9 @@
         <w:t xml:space="preserve">.</w:t>
       </w:r>
     </w:p>
-    <w:bookmarkEnd w:id="142"/>
-    <w:bookmarkEnd w:id="143"/>
-    <w:bookmarkStart w:id="167" w:name="references"/>
+    <w:bookmarkEnd w:id="153"/>
+    <w:bookmarkEnd w:id="154"/>
+    <w:bookmarkStart w:id="178" w:name="references"/>
     <w:p>
       <w:pPr>
         <w:pStyle w:val="Heading2"/>
@@ -28388,8 +32056,8 @@
         <w:t xml:space="preserve">References</w:t>
       </w:r>
     </w:p>
-    <w:bookmarkStart w:id="166" w:name="refs"/>
-    <w:bookmarkStart w:id="145" w:name="ref-wikipedia_bayes_theorem"/>
+    <w:bookmarkStart w:id="177" w:name="refs"/>
+    <w:bookmarkStart w:id="156" w:name="ref-wikipedia_bayes_theorem"/>
     <w:p>
       <w:pPr>
         <w:pStyle w:val="Bibliography"/>
@@ -28436,7 +32104,7 @@
       <w:r>
         <w:t xml:space="preserve"> </w:t>
       </w:r>
-      <w:hyperlink r:id="rId144">
+      <w:hyperlink r:id="rId155">
         <w:r>
           <w:rPr>
             <w:rStyle w:val="Hyperlink"/>
@@ -28445,8 +32113,8 @@
         </w:r>
       </w:hyperlink>
     </w:p>
-    <w:bookmarkEnd w:id="145"/>
-    <w:bookmarkStart w:id="147" w:name="ref-wikipedia_statistical_classification"/>
+    <w:bookmarkEnd w:id="156"/>
+    <w:bookmarkStart w:id="158" w:name="ref-wikipedia_statistical_classification"/>
     <w:p>
       <w:pPr>
         <w:pStyle w:val="Bibliography"/>
@@ -28493,7 +32161,7 @@
       <w:r>
         <w:t xml:space="preserve"> </w:t>
       </w:r>
-      <w:hyperlink r:id="rId146">
+      <w:hyperlink r:id="rId157">
         <w:r>
           <w:rPr>
             <w:rStyle w:val="Hyperlink"/>
@@ -28502,8 +32170,8 @@
         </w:r>
       </w:hyperlink>
     </w:p>
-    <w:bookmarkEnd w:id="147"/>
-    <w:bookmarkStart w:id="149" w:name="Xbceaa659ebcdaa6beedc7b326ccf5dd7dd38991"/>
+    <w:bookmarkEnd w:id="158"/>
+    <w:bookmarkStart w:id="160" w:name="Xbceaa659ebcdaa6beedc7b326ccf5dd7dd38991"/>
     <w:p>
       <w:pPr>
         <w:pStyle w:val="Bibliography"/>
@@ -28550,7 +32218,7 @@
       <w:r>
         <w:t xml:space="preserve"> </w:t>
       </w:r>
-      <w:hyperlink r:id="rId148">
+      <w:hyperlink r:id="rId159">
         <w:r>
           <w:rPr>
             <w:rStyle w:val="Hyperlink"/>
@@ -28559,8 +32227,8 @@
         </w:r>
       </w:hyperlink>
     </w:p>
-    <w:bookmarkEnd w:id="149"/>
-    <w:bookmarkStart w:id="151" w:name="ref-wikipedia_prevalence"/>
+    <w:bookmarkEnd w:id="160"/>
+    <w:bookmarkStart w:id="162" w:name="ref-wikipedia_prevalence"/>
     <w:p>
       <w:pPr>
         <w:pStyle w:val="Bibliography"/>
@@ -28607,7 +32275,7 @@
       <w:r>
         <w:t xml:space="preserve"> </w:t>
       </w:r>
-      <w:hyperlink r:id="rId150">
+      <w:hyperlink r:id="rId161">
         <w:r>
           <w:rPr>
             <w:rStyle w:val="Hyperlink"/>
@@ -28616,8 +32284,8 @@
         </w:r>
       </w:hyperlink>
     </w:p>
-    <w:bookmarkEnd w:id="151"/>
-    <w:bookmarkStart w:id="153" w:name="X75cf9b9a05792cf5ef16b86615766f184108c69"/>
+    <w:bookmarkEnd w:id="162"/>
+    <w:bookmarkStart w:id="164" w:name="X75cf9b9a05792cf5ef16b86615766f184108c69"/>
     <w:p>
       <w:pPr>
         <w:pStyle w:val="Bibliography"/>
@@ -28664,7 +32332,7 @@
       <w:r>
         <w:t xml:space="preserve"> </w:t>
       </w:r>
-      <w:hyperlink r:id="rId152">
+      <w:hyperlink r:id="rId163">
         <w:r>
           <w:rPr>
             <w:rStyle w:val="Hyperlink"/>
@@ -28673,8 +32341,8 @@
         </w:r>
       </w:hyperlink>
     </w:p>
-    <w:bookmarkEnd w:id="153"/>
-    <w:bookmarkStart w:id="155" w:name="ref-wikipedia_confusion_matrix"/>
+    <w:bookmarkEnd w:id="164"/>
+    <w:bookmarkStart w:id="166" w:name="ref-wikipedia_confusion_matrix"/>
     <w:p>
       <w:pPr>
         <w:pStyle w:val="Bibliography"/>
@@ -28721,7 +32389,7 @@
       <w:r>
         <w:t xml:space="preserve"> </w:t>
       </w:r>
-      <w:hyperlink r:id="rId154">
+      <w:hyperlink r:id="rId165">
         <w:r>
           <w:rPr>
             <w:rStyle w:val="Hyperlink"/>
@@ -28730,8 +32398,8 @@
         </w:r>
       </w:hyperlink>
     </w:p>
-    <w:bookmarkEnd w:id="155"/>
-    <w:bookmarkStart w:id="157" w:name="ref-cohen1960coefficient"/>
+    <w:bookmarkEnd w:id="166"/>
+    <w:bookmarkStart w:id="168" w:name="ref-cohen1960coefficient"/>
     <w:p>
       <w:pPr>
         <w:pStyle w:val="Bibliography"/>
@@ -28770,7 +32438,7 @@
       <w:r>
         <w:t xml:space="preserve"> </w:t>
       </w:r>
-      <w:hyperlink r:id="rId156">
+      <w:hyperlink r:id="rId167">
         <w:r>
           <w:rPr>
             <w:rStyle w:val="Hyperlink"/>
@@ -28782,8 +32450,8 @@
         <w:t xml:space="preserve">.</w:t>
       </w:r>
     </w:p>
-    <w:bookmarkEnd w:id="157"/>
-    <w:bookmarkStart w:id="159" w:name="ref-cicchetti1990high"/>
+    <w:bookmarkEnd w:id="168"/>
+    <w:bookmarkStart w:id="170" w:name="ref-cicchetti1990high"/>
     <w:p>
       <w:pPr>
         <w:pStyle w:val="Bibliography"/>
@@ -28843,7 +32511,7 @@
       <w:r>
         <w:t xml:space="preserve"> </w:t>
       </w:r>
-      <w:hyperlink r:id="rId158">
+      <w:hyperlink r:id="rId169">
         <w:r>
           <w:rPr>
             <w:rStyle w:val="Hyperlink"/>
@@ -28855,8 +32523,8 @@
         <w:t xml:space="preserve">.</w:t>
       </w:r>
     </w:p>
-    <w:bookmarkEnd w:id="159"/>
-    <w:bookmarkStart w:id="161" w:name="ref-wikipedia_harmonic_mean"/>
+    <w:bookmarkEnd w:id="170"/>
+    <w:bookmarkStart w:id="172" w:name="ref-wikipedia_harmonic_mean"/>
     <w:p>
       <w:pPr>
         <w:pStyle w:val="Bibliography"/>
@@ -28903,7 +32571,7 @@
       <w:r>
         <w:t xml:space="preserve"> </w:t>
       </w:r>
-      <w:hyperlink r:id="rId160">
+      <w:hyperlink r:id="rId171">
         <w:r>
           <w:rPr>
             <w:rStyle w:val="Hyperlink"/>
@@ -28912,8 +32580,8 @@
         </w:r>
       </w:hyperlink>
     </w:p>
-    <w:bookmarkEnd w:id="161"/>
-    <w:bookmarkStart w:id="163" w:name="ref-wikipedia_cohens_kappa"/>
+    <w:bookmarkEnd w:id="172"/>
+    <w:bookmarkStart w:id="174" w:name="ref-wikipedia_cohens_kappa"/>
     <w:p>
       <w:pPr>
         <w:pStyle w:val="Bibliography"/>
@@ -28960,7 +32628,7 @@
       <w:r>
         <w:t xml:space="preserve"> </w:t>
       </w:r>
-      <w:hyperlink r:id="rId162">
+      <w:hyperlink r:id="rId173">
         <w:r>
           <w:rPr>
             <w:rStyle w:val="Hyperlink"/>
@@ -28969,8 +32637,8 @@
         </w:r>
       </w:hyperlink>
     </w:p>
-    <w:bookmarkEnd w:id="163"/>
-    <w:bookmarkStart w:id="165" w:name="ref-feinstein1990high"/>
+    <w:bookmarkEnd w:id="174"/>
+    <w:bookmarkStart w:id="176" w:name="ref-feinstein1990high"/>
     <w:p>
       <w:pPr>
         <w:pStyle w:val="Bibliography"/>
@@ -29030,7 +32698,7 @@
       <w:r>
         <w:t xml:space="preserve"> </w:t>
       </w:r>
-      <w:hyperlink r:id="rId164">
+      <w:hyperlink r:id="rId175">
         <w:r>
           <w:rPr>
             <w:rStyle w:val="Hyperlink"/>
@@ -29042,9 +32710,9 @@
         <w:t xml:space="preserve">.</w:t>
       </w:r>
     </w:p>
-    <w:bookmarkEnd w:id="165"/>
-    <w:bookmarkEnd w:id="166"/>
-    <w:bookmarkEnd w:id="167"/>
+    <w:bookmarkEnd w:id="176"/>
+    <w:bookmarkEnd w:id="177"/>
+    <w:bookmarkEnd w:id="178"/>
     <w:sectPr>
       <w:footnotePr>
         <w:numRestart w:val="eachSect"/>
